--- a/fuentes/CFA_01_12350006_DU.docx
+++ b/fuentes/CFA_01_12350006_DU.docx
@@ -552,7 +552,7 @@
     </w:p>
     <w:p>
       <w:r>
-        <w:t>Este componente formativo aborda la información financiera y las políticas contables como base de la gestión organizacional. Desarrolla el estudio de las cuentas, la partida doble, la cuenta T y el Plan Único de Cuentas (PUC). Además, incluye documentos comerciales, comprobantes y registros contables, integrando normativa, revisión cruzada y conciliación para asegurar información clara y confiable.</w:t>
+        <w:t>Este componente formativo aborda la información financiera y las políticas contables como base de la gestión organizacional. Desarrolla el estudio de las cuentas y el Plan Único de Cuentas (PUC). Además, incluye documentos comerciales, comprobantes y registros contables, integrando normativa, revisión cruzada y conciliación para asegurar información clara y confiable.</w:t>
       </w:r>
     </w:p>
     <w:p>
@@ -683,7 +683,7 @@
             </w:rPr>
             <w:fldChar w:fldCharType="separate"/>
           </w:r>
-          <w:hyperlink w:anchor="_Toc209603624" w:history="1">
+          <w:hyperlink w:anchor="_Toc210264361" w:history="1">
             <w:r>
               <w:rPr>
                 <w:rStyle w:val="Hipervnculo"/>
@@ -710,7 +710,7 @@
                 <w:noProof/>
                 <w:webHidden/>
               </w:rPr>
-              <w:instrText xml:space="preserve"> PAGEREF _Toc209603624 \h </w:instrText>
+              <w:instrText xml:space="preserve"> PAGEREF _Toc210264361 \h </w:instrText>
             </w:r>
             <w:r>
               <w:rPr>
@@ -756,7 +756,7 @@
               <w14:ligatures w14:val="none"/>
             </w:rPr>
           </w:pPr>
-          <w:hyperlink w:anchor="_Toc209603625" w:history="1">
+          <w:hyperlink w:anchor="_Toc210264362" w:history="1">
             <w:r>
               <w:rPr>
                 <w:rStyle w:val="Hipervnculo"/>
@@ -801,7 +801,7 @@
                 <w:noProof/>
                 <w:webHidden/>
               </w:rPr>
-              <w:instrText xml:space="preserve"> PAGEREF _Toc209603625 \h </w:instrText>
+              <w:instrText xml:space="preserve"> PAGEREF _Toc210264362 \h </w:instrText>
             </w:r>
             <w:r>
               <w:rPr>
@@ -847,7 +847,7 @@
               <w14:ligatures w14:val="none"/>
             </w:rPr>
           </w:pPr>
-          <w:hyperlink w:anchor="_Toc209603626" w:history="1">
+          <w:hyperlink w:anchor="_Toc210264363" w:history="1">
             <w:r>
               <w:rPr>
                 <w:rStyle w:val="Hipervnculo"/>
@@ -874,7 +874,7 @@
                 <w:noProof/>
                 <w:webHidden/>
               </w:rPr>
-              <w:instrText xml:space="preserve"> PAGEREF _Toc209603626 \h </w:instrText>
+              <w:instrText xml:space="preserve"> PAGEREF _Toc210264363 \h </w:instrText>
             </w:r>
             <w:r>
               <w:rPr>
@@ -920,7 +920,7 @@
               <w14:ligatures w14:val="none"/>
             </w:rPr>
           </w:pPr>
-          <w:hyperlink w:anchor="_Toc209603627" w:history="1">
+          <w:hyperlink w:anchor="_Toc210264364" w:history="1">
             <w:r>
               <w:rPr>
                 <w:rStyle w:val="Hipervnculo"/>
@@ -948,7 +948,7 @@
                 <w:noProof/>
                 <w:webHidden/>
               </w:rPr>
-              <w:instrText xml:space="preserve"> PAGEREF _Toc209603627 \h </w:instrText>
+              <w:instrText xml:space="preserve"> PAGEREF _Toc210264364 \h </w:instrText>
             </w:r>
             <w:r>
               <w:rPr>
@@ -994,7 +994,7 @@
               <w14:ligatures w14:val="none"/>
             </w:rPr>
           </w:pPr>
-          <w:hyperlink w:anchor="_Toc209603628" w:history="1">
+          <w:hyperlink w:anchor="_Toc210264365" w:history="1">
             <w:r>
               <w:rPr>
                 <w:rStyle w:val="Hipervnculo"/>
@@ -1021,7 +1021,7 @@
                 <w:noProof/>
                 <w:webHidden/>
               </w:rPr>
-              <w:instrText xml:space="preserve"> PAGEREF _Toc209603628 \h </w:instrText>
+              <w:instrText xml:space="preserve"> PAGEREF _Toc210264365 \h </w:instrText>
             </w:r>
             <w:r>
               <w:rPr>
@@ -1067,7 +1067,7 @@
               <w14:ligatures w14:val="none"/>
             </w:rPr>
           </w:pPr>
-          <w:hyperlink w:anchor="_Toc209603629" w:history="1">
+          <w:hyperlink w:anchor="_Toc210264366" w:history="1">
             <w:r>
               <w:rPr>
                 <w:rStyle w:val="Hipervnculo"/>
@@ -1112,7 +1112,7 @@
                 <w:noProof/>
                 <w:webHidden/>
               </w:rPr>
-              <w:instrText xml:space="preserve"> PAGEREF _Toc209603629 \h </w:instrText>
+              <w:instrText xml:space="preserve"> PAGEREF _Toc210264366 \h </w:instrText>
             </w:r>
             <w:r>
               <w:rPr>
@@ -1159,7 +1159,7 @@
               <w14:ligatures w14:val="none"/>
             </w:rPr>
           </w:pPr>
-          <w:hyperlink w:anchor="_Toc209603630" w:history="1">
+          <w:hyperlink w:anchor="_Toc210264367" w:history="1">
             <w:r>
               <w:rPr>
                 <w:rStyle w:val="Hipervnculo"/>
@@ -1169,20 +1169,16 @@
             </w:r>
             <w:r>
               <w:rPr>
-                <w:rFonts w:eastAsiaTheme="minorEastAsia"/>
-                <w:noProof/>
-                <w:kern w:val="0"/>
-                <w:sz w:val="22"/>
-                <w:lang w:eastAsia="es-CO"/>
-                <w14:ligatures w14:val="none"/>
-              </w:rPr>
-              <w:tab/>
-            </w:r>
-            <w:r>
-              <w:rPr>
                 <w:rStyle w:val="Hipervnculo"/>
                 <w:noProof/>
               </w:rPr>
+              <w:t xml:space="preserve"> </w:t>
+            </w:r>
+            <w:r>
+              <w:rPr>
+                <w:rStyle w:val="Hipervnculo"/>
+                <w:noProof/>
+              </w:rPr>
               <w:t>Definición de política contable</w:t>
             </w:r>
             <w:r>
@@ -1204,7 +1200,7 @@
                 <w:noProof/>
                 <w:webHidden/>
               </w:rPr>
-              <w:instrText xml:space="preserve"> PAGEREF _Toc209603630 \h </w:instrText>
+              <w:instrText xml:space="preserve"> PAGEREF _Toc210264367 \h </w:instrText>
             </w:r>
             <w:r>
               <w:rPr>
@@ -1250,7 +1246,7 @@
               <w14:ligatures w14:val="none"/>
             </w:rPr>
           </w:pPr>
-          <w:hyperlink w:anchor="_Toc209603631" w:history="1">
+          <w:hyperlink w:anchor="_Toc210264368" w:history="1">
             <w:r>
               <w:rPr>
                 <w:rStyle w:val="Hipervnculo"/>
@@ -1278,7 +1274,7 @@
                 <w:noProof/>
                 <w:webHidden/>
               </w:rPr>
-              <w:instrText xml:space="preserve"> PAGEREF _Toc209603631 \h </w:instrText>
+              <w:instrText xml:space="preserve"> PAGEREF _Toc210264368 \h </w:instrText>
             </w:r>
             <w:r>
               <w:rPr>
@@ -1324,7 +1320,7 @@
               <w14:ligatures w14:val="none"/>
             </w:rPr>
           </w:pPr>
-          <w:hyperlink w:anchor="_Toc209603632" w:history="1">
+          <w:hyperlink w:anchor="_Toc210264369" w:history="1">
             <w:r>
               <w:rPr>
                 <w:rStyle w:val="Hipervnculo"/>
@@ -1351,7 +1347,7 @@
                 <w:noProof/>
                 <w:webHidden/>
               </w:rPr>
-              <w:instrText xml:space="preserve"> PAGEREF _Toc209603632 \h </w:instrText>
+              <w:instrText xml:space="preserve"> PAGEREF _Toc210264369 \h </w:instrText>
             </w:r>
             <w:r>
               <w:rPr>
@@ -1397,7 +1393,7 @@
               <w14:ligatures w14:val="none"/>
             </w:rPr>
           </w:pPr>
-          <w:hyperlink w:anchor="_Toc209603633" w:history="1">
+          <w:hyperlink w:anchor="_Toc210264370" w:history="1">
             <w:r>
               <w:rPr>
                 <w:rStyle w:val="Hipervnculo"/>
@@ -1424,7 +1420,7 @@
                 <w:noProof/>
                 <w:webHidden/>
               </w:rPr>
-              <w:instrText xml:space="preserve"> PAGEREF _Toc209603633 \h </w:instrText>
+              <w:instrText xml:space="preserve"> PAGEREF _Toc210264370 \h </w:instrText>
             </w:r>
             <w:r>
               <w:rPr>
@@ -1470,7 +1466,7 @@
               <w14:ligatures w14:val="none"/>
             </w:rPr>
           </w:pPr>
-          <w:hyperlink w:anchor="_Toc209603634" w:history="1">
+          <w:hyperlink w:anchor="_Toc210264371" w:history="1">
             <w:r>
               <w:rPr>
                 <w:rStyle w:val="Hipervnculo"/>
@@ -1515,7 +1511,7 @@
                 <w:noProof/>
                 <w:webHidden/>
               </w:rPr>
-              <w:instrText xml:space="preserve"> PAGEREF _Toc209603634 \h </w:instrText>
+              <w:instrText xml:space="preserve"> PAGEREF _Toc210264371 \h </w:instrText>
             </w:r>
             <w:r>
               <w:rPr>
@@ -1535,7 +1531,7 @@
                 <w:noProof/>
                 <w:webHidden/>
               </w:rPr>
-              <w:t>29</w:t>
+              <w:t>28</w:t>
             </w:r>
             <w:r>
               <w:rPr>
@@ -1561,7 +1557,7 @@
               <w14:ligatures w14:val="none"/>
             </w:rPr>
           </w:pPr>
-          <w:hyperlink w:anchor="_Toc209603635" w:history="1">
+          <w:hyperlink w:anchor="_Toc210264372" w:history="1">
             <w:r>
               <w:rPr>
                 <w:rStyle w:val="Hipervnculo"/>
@@ -1588,7 +1584,7 @@
                 <w:noProof/>
                 <w:webHidden/>
               </w:rPr>
-              <w:instrText xml:space="preserve"> PAGEREF _Toc209603635 \h </w:instrText>
+              <w:instrText xml:space="preserve"> PAGEREF _Toc210264372 \h </w:instrText>
             </w:r>
             <w:r>
               <w:rPr>
@@ -1608,7 +1604,7 @@
                 <w:noProof/>
                 <w:webHidden/>
               </w:rPr>
-              <w:t>29</w:t>
+              <w:t>28</w:t>
             </w:r>
             <w:r>
               <w:rPr>
@@ -1634,7 +1630,7 @@
               <w14:ligatures w14:val="none"/>
             </w:rPr>
           </w:pPr>
-          <w:hyperlink w:anchor="_Toc209603636" w:history="1">
+          <w:hyperlink w:anchor="_Toc210264373" w:history="1">
             <w:r>
               <w:rPr>
                 <w:rStyle w:val="Hipervnculo"/>
@@ -1661,7 +1657,7 @@
                 <w:noProof/>
                 <w:webHidden/>
               </w:rPr>
-              <w:instrText xml:space="preserve"> PAGEREF _Toc209603636 \h </w:instrText>
+              <w:instrText xml:space="preserve"> PAGEREF _Toc210264373 \h </w:instrText>
             </w:r>
             <w:r>
               <w:rPr>
@@ -1681,7 +1677,7 @@
                 <w:noProof/>
                 <w:webHidden/>
               </w:rPr>
-              <w:t>31</w:t>
+              <w:t>30</w:t>
             </w:r>
             <w:r>
               <w:rPr>
@@ -1707,13 +1703,13 @@
               <w14:ligatures w14:val="none"/>
             </w:rPr>
           </w:pPr>
-          <w:hyperlink w:anchor="_Toc209603637" w:history="1">
+          <w:hyperlink w:anchor="_Toc210264374" w:history="1">
             <w:r>
               <w:rPr>
                 <w:rStyle w:val="Hipervnculo"/>
                 <w:noProof/>
               </w:rPr>
-              <w:t>3.3 Método de la partida doble</w:t>
+              <w:t>3.3 Objetivo y estructura del Plan Único de Cuentas (PUC)</w:t>
             </w:r>
             <w:r>
               <w:rPr>
@@ -1734,7 +1730,7 @@
                 <w:noProof/>
                 <w:webHidden/>
               </w:rPr>
-              <w:instrText xml:space="preserve"> PAGEREF _Toc209603637 \h </w:instrText>
+              <w:instrText xml:space="preserve"> PAGEREF _Toc210264374 \h </w:instrText>
             </w:r>
             <w:r>
               <w:rPr>
@@ -1754,7 +1750,98 @@
                 <w:noProof/>
                 <w:webHidden/>
               </w:rPr>
-              <w:t>33</w:t>
+              <w:t>32</w:t>
+            </w:r>
+            <w:r>
+              <w:rPr>
+                <w:noProof/>
+                <w:webHidden/>
+              </w:rPr>
+              <w:fldChar w:fldCharType="end"/>
+            </w:r>
+          </w:hyperlink>
+        </w:p>
+        <w:p>
+          <w:pPr>
+            <w:pStyle w:val="TDC1"/>
+            <w:tabs>
+              <w:tab w:val="left" w:pos="1320"/>
+            </w:tabs>
+            <w:rPr>
+              <w:rFonts w:eastAsiaTheme="minorEastAsia"/>
+              <w:noProof/>
+              <w:kern w:val="0"/>
+              <w:sz w:val="22"/>
+              <w:lang w:eastAsia="es-CO"/>
+              <w14:ligatures w14:val="none"/>
+            </w:rPr>
+          </w:pPr>
+          <w:hyperlink w:anchor="_Toc210264375" w:history="1">
+            <w:r>
+              <w:rPr>
+                <w:rStyle w:val="Hipervnculo"/>
+                <w:noProof/>
+              </w:rPr>
+              <w:t>4.</w:t>
+            </w:r>
+            <w:r>
+              <w:rPr>
+                <w:rFonts w:eastAsiaTheme="minorEastAsia"/>
+                <w:noProof/>
+                <w:kern w:val="0"/>
+                <w:sz w:val="22"/>
+                <w:lang w:eastAsia="es-CO"/>
+                <w14:ligatures w14:val="none"/>
+              </w:rPr>
+              <w:tab/>
+            </w:r>
+            <w:r>
+              <w:rPr>
+                <w:rStyle w:val="Hipervnculo"/>
+                <w:noProof/>
+              </w:rPr>
+              <w:t>Documentos comerciales y comprobantes contables: definición, tipos, características, normativa</w:t>
+            </w:r>
+            <w:r>
+              <w:rPr>
+                <w:noProof/>
+                <w:webHidden/>
+              </w:rPr>
+              <w:tab/>
+            </w:r>
+            <w:r>
+              <w:rPr>
+                <w:noProof/>
+                <w:webHidden/>
+              </w:rPr>
+              <w:fldChar w:fldCharType="begin"/>
+            </w:r>
+            <w:r>
+              <w:rPr>
+                <w:noProof/>
+                <w:webHidden/>
+              </w:rPr>
+              <w:instrText xml:space="preserve"> PAGEREF _Toc210264375 \h </w:instrText>
+            </w:r>
+            <w:r>
+              <w:rPr>
+                <w:noProof/>
+                <w:webHidden/>
+              </w:rPr>
+            </w:r>
+            <w:r>
+              <w:rPr>
+                <w:noProof/>
+                <w:webHidden/>
+              </w:rPr>
+              <w:fldChar w:fldCharType="separate"/>
+            </w:r>
+            <w:r>
+              <w:rPr>
+                <w:noProof/>
+                <w:webHidden/>
+              </w:rPr>
+              <w:t>46</w:t>
             </w:r>
             <w:r>
               <w:rPr>
@@ -1780,13 +1867,13 @@
               <w14:ligatures w14:val="none"/>
             </w:rPr>
           </w:pPr>
-          <w:hyperlink w:anchor="_Toc209603638" w:history="1">
+          <w:hyperlink w:anchor="_Toc210264376" w:history="1">
             <w:r>
               <w:rPr>
                 <w:rStyle w:val="Hipervnculo"/>
                 <w:noProof/>
               </w:rPr>
-              <w:t>3.4 Método de la cuenta T</w:t>
+              <w:t>4.1 Documentos comerciales</w:t>
             </w:r>
             <w:r>
               <w:rPr>
@@ -1807,7 +1894,7 @@
                 <w:noProof/>
                 <w:webHidden/>
               </w:rPr>
-              <w:instrText xml:space="preserve"> PAGEREF _Toc209603638 \h </w:instrText>
+              <w:instrText xml:space="preserve"> PAGEREF _Toc210264376 \h </w:instrText>
             </w:r>
             <w:r>
               <w:rPr>
@@ -1827,7 +1914,7 @@
                 <w:noProof/>
                 <w:webHidden/>
               </w:rPr>
-              <w:t>35</w:t>
+              <w:t>49</w:t>
             </w:r>
             <w:r>
               <w:rPr>
@@ -1853,13 +1940,21 @@
               <w14:ligatures w14:val="none"/>
             </w:rPr>
           </w:pPr>
-          <w:hyperlink w:anchor="_Toc209603639" w:history="1">
+          <w:hyperlink w:anchor="_Toc210264377" w:history="1">
             <w:r>
               <w:rPr>
                 <w:rStyle w:val="Hipervnculo"/>
                 <w:noProof/>
               </w:rPr>
-              <w:t>3.5 Objetivo y estructura del Plan Único de Cuentas (PUC)</w:t>
+              <w:t xml:space="preserve">4.2 </w:t>
+            </w:r>
+            <w:r>
+              <w:rPr>
+                <w:rStyle w:val="Hipervnculo"/>
+                <w:rFonts w:eastAsia="Times New Roman"/>
+                <w:noProof/>
+              </w:rPr>
+              <w:t>Comprobantes contables internos</w:t>
             </w:r>
             <w:r>
               <w:rPr>
@@ -1880,7 +1975,7 @@
                 <w:noProof/>
                 <w:webHidden/>
               </w:rPr>
-              <w:instrText xml:space="preserve"> PAGEREF _Toc209603639 \h </w:instrText>
+              <w:instrText xml:space="preserve"> PAGEREF _Toc210264377 \h </w:instrText>
             </w:r>
             <w:r>
               <w:rPr>
@@ -1900,113 +1995,7 @@
                 <w:noProof/>
                 <w:webHidden/>
               </w:rPr>
-              <w:t>38</w:t>
-            </w:r>
-            <w:r>
-              <w:rPr>
-                <w:noProof/>
-                <w:webHidden/>
-              </w:rPr>
-              <w:fldChar w:fldCharType="end"/>
-            </w:r>
-          </w:hyperlink>
-        </w:p>
-        <w:p>
-          <w:pPr>
-            <w:pStyle w:val="TDC1"/>
-            <w:tabs>
-              <w:tab w:val="left" w:pos="1320"/>
-            </w:tabs>
-            <w:ind w:left="989" w:hanging="280"/>
-            <w:rPr>
-              <w:rFonts w:eastAsiaTheme="minorEastAsia"/>
-              <w:noProof/>
-              <w:kern w:val="0"/>
-              <w:sz w:val="22"/>
-              <w:lang w:eastAsia="es-CO"/>
-              <w14:ligatures w14:val="none"/>
-            </w:rPr>
-          </w:pPr>
-          <w:hyperlink w:anchor="_Toc209603640" w:history="1">
-            <w:r>
-              <w:rPr>
-                <w:rStyle w:val="Hipervnculo"/>
-                <w:noProof/>
-              </w:rPr>
-              <w:t>4.</w:t>
-            </w:r>
-            <w:r>
-              <w:rPr>
-                <w:rFonts w:eastAsiaTheme="minorEastAsia"/>
-                <w:noProof/>
-                <w:kern w:val="0"/>
-                <w:sz w:val="22"/>
-                <w:lang w:eastAsia="es-CO"/>
-                <w14:ligatures w14:val="none"/>
-              </w:rPr>
-              <w:tab/>
-            </w:r>
-            <w:r>
-              <w:rPr>
-                <w:rStyle w:val="Hipervnculo"/>
-                <w:noProof/>
-              </w:rPr>
-              <w:t xml:space="preserve">Documentos comerciales y comprobantes contables: definición, tipos, </w:t>
-            </w:r>
-            <w:r>
-              <w:rPr>
-                <w:rStyle w:val="Hipervnculo"/>
-                <w:noProof/>
-              </w:rPr>
-              <w:t xml:space="preserve">     </w:t>
-            </w:r>
-            <w:r>
-              <w:rPr>
-                <w:rStyle w:val="Hipervnculo"/>
-                <w:noProof/>
-              </w:rPr>
-              <w:t>características, normativa</w:t>
-            </w:r>
-            <w:r>
-              <w:rPr>
-                <w:noProof/>
-                <w:webHidden/>
-              </w:rPr>
-              <w:tab/>
-            </w:r>
-            <w:r>
-              <w:rPr>
-                <w:noProof/>
-                <w:webHidden/>
-              </w:rPr>
-              <w:fldChar w:fldCharType="begin"/>
-            </w:r>
-            <w:r>
-              <w:rPr>
-                <w:noProof/>
-                <w:webHidden/>
-              </w:rPr>
-              <w:instrText xml:space="preserve"> PAGEREF _Toc209603640 \h </w:instrText>
-            </w:r>
-            <w:r>
-              <w:rPr>
-                <w:noProof/>
-                <w:webHidden/>
-              </w:rPr>
-            </w:r>
-            <w:r>
-              <w:rPr>
-                <w:noProof/>
-                <w:webHidden/>
-              </w:rPr>
-              <w:fldChar w:fldCharType="separate"/>
-            </w:r>
-            <w:r>
-              <w:rPr>
-                <w:noProof/>
-                <w:webHidden/>
-              </w:rPr>
-              <w:t>52</w:t>
+              <w:t>51</w:t>
             </w:r>
             <w:r>
               <w:rPr>
@@ -2032,13 +2021,13 @@
               <w14:ligatures w14:val="none"/>
             </w:rPr>
           </w:pPr>
-          <w:hyperlink w:anchor="_Toc209603641" w:history="1">
+          <w:hyperlink w:anchor="_Toc210264378" w:history="1">
             <w:r>
               <w:rPr>
                 <w:rStyle w:val="Hipervnculo"/>
                 <w:noProof/>
               </w:rPr>
-              <w:t>4.1 Documentos comerciales</w:t>
+              <w:t>4.3 Normativa aplicable</w:t>
             </w:r>
             <w:r>
               <w:rPr>
@@ -2059,7 +2048,98 @@
                 <w:noProof/>
                 <w:webHidden/>
               </w:rPr>
-              <w:instrText xml:space="preserve"> PAGEREF _Toc209603641 \h </w:instrText>
+              <w:instrText xml:space="preserve"> PAGEREF _Toc210264378 \h </w:instrText>
+            </w:r>
+            <w:r>
+              <w:rPr>
+                <w:noProof/>
+                <w:webHidden/>
+              </w:rPr>
+            </w:r>
+            <w:r>
+              <w:rPr>
+                <w:noProof/>
+                <w:webHidden/>
+              </w:rPr>
+              <w:fldChar w:fldCharType="separate"/>
+            </w:r>
+            <w:r>
+              <w:rPr>
+                <w:noProof/>
+                <w:webHidden/>
+              </w:rPr>
+              <w:t>52</w:t>
+            </w:r>
+            <w:r>
+              <w:rPr>
+                <w:noProof/>
+                <w:webHidden/>
+              </w:rPr>
+              <w:fldChar w:fldCharType="end"/>
+            </w:r>
+          </w:hyperlink>
+        </w:p>
+        <w:p>
+          <w:pPr>
+            <w:pStyle w:val="TDC1"/>
+            <w:tabs>
+              <w:tab w:val="left" w:pos="1320"/>
+            </w:tabs>
+            <w:rPr>
+              <w:rFonts w:eastAsiaTheme="minorEastAsia"/>
+              <w:noProof/>
+              <w:kern w:val="0"/>
+              <w:sz w:val="22"/>
+              <w:lang w:eastAsia="es-CO"/>
+              <w14:ligatures w14:val="none"/>
+            </w:rPr>
+          </w:pPr>
+          <w:hyperlink w:anchor="_Toc210264379" w:history="1">
+            <w:r>
+              <w:rPr>
+                <w:rStyle w:val="Hipervnculo"/>
+                <w:noProof/>
+              </w:rPr>
+              <w:t>5.</w:t>
+            </w:r>
+            <w:r>
+              <w:rPr>
+                <w:rFonts w:eastAsiaTheme="minorEastAsia"/>
+                <w:noProof/>
+                <w:kern w:val="0"/>
+                <w:sz w:val="22"/>
+                <w:lang w:eastAsia="es-CO"/>
+                <w14:ligatures w14:val="none"/>
+              </w:rPr>
+              <w:tab/>
+            </w:r>
+            <w:r>
+              <w:rPr>
+                <w:rStyle w:val="Hipervnculo"/>
+                <w:noProof/>
+              </w:rPr>
+              <w:t>Registros contables: concepto, tipos, normativa, revisión cruzada y conciliación</w:t>
+            </w:r>
+            <w:r>
+              <w:rPr>
+                <w:noProof/>
+                <w:webHidden/>
+              </w:rPr>
+              <w:tab/>
+            </w:r>
+            <w:r>
+              <w:rPr>
+                <w:noProof/>
+                <w:webHidden/>
+              </w:rPr>
+              <w:fldChar w:fldCharType="begin"/>
+            </w:r>
+            <w:r>
+              <w:rPr>
+                <w:noProof/>
+                <w:webHidden/>
+              </w:rPr>
+              <w:instrText xml:space="preserve"> PAGEREF _Toc210264379 \h </w:instrText>
             </w:r>
             <w:r>
               <w:rPr>
@@ -2105,21 +2185,13 @@
               <w14:ligatures w14:val="none"/>
             </w:rPr>
           </w:pPr>
-          <w:hyperlink w:anchor="_Toc209603642" w:history="1">
+          <w:hyperlink w:anchor="_Toc210264380" w:history="1">
             <w:r>
               <w:rPr>
                 <w:rStyle w:val="Hipervnculo"/>
                 <w:noProof/>
               </w:rPr>
-              <w:t xml:space="preserve">4.2 </w:t>
-            </w:r>
-            <w:r>
-              <w:rPr>
-                <w:rStyle w:val="Hipervnculo"/>
-                <w:rFonts w:eastAsia="Times New Roman"/>
-                <w:noProof/>
-              </w:rPr>
-              <w:t>Comprobantes contables internos</w:t>
+              <w:t>5.1 Tipos de registros contables</w:t>
             </w:r>
             <w:r>
               <w:rPr>
@@ -2140,7 +2212,7 @@
                 <w:noProof/>
                 <w:webHidden/>
               </w:rPr>
-              <w:instrText xml:space="preserve"> PAGEREF _Toc209603642 \h </w:instrText>
+              <w:instrText xml:space="preserve"> PAGEREF _Toc210264380 \h </w:instrText>
             </w:r>
             <w:r>
               <w:rPr>
@@ -2160,7 +2232,7 @@
                 <w:noProof/>
                 <w:webHidden/>
               </w:rPr>
-              <w:t>57</w:t>
+              <w:t>56</w:t>
             </w:r>
             <w:r>
               <w:rPr>
@@ -2186,13 +2258,13 @@
               <w14:ligatures w14:val="none"/>
             </w:rPr>
           </w:pPr>
-          <w:hyperlink w:anchor="_Toc209603643" w:history="1">
+          <w:hyperlink w:anchor="_Toc210264381" w:history="1">
             <w:r>
               <w:rPr>
                 <w:rStyle w:val="Hipervnculo"/>
                 <w:noProof/>
               </w:rPr>
-              <w:t>4.3 Normativa aplicable</w:t>
+              <w:t>5.2 Normativa aplicable</w:t>
             </w:r>
             <w:r>
               <w:rPr>
@@ -2213,7 +2285,7 @@
                 <w:noProof/>
                 <w:webHidden/>
               </w:rPr>
-              <w:instrText xml:space="preserve"> PAGEREF _Toc209603643 \h </w:instrText>
+              <w:instrText xml:space="preserve"> PAGEREF _Toc210264381 \h </w:instrText>
             </w:r>
             <w:r>
               <w:rPr>
@@ -2233,113 +2305,7 @@
                 <w:noProof/>
                 <w:webHidden/>
               </w:rPr>
-              <w:t>58</w:t>
-            </w:r>
-            <w:r>
-              <w:rPr>
-                <w:noProof/>
-                <w:webHidden/>
-              </w:rPr>
-              <w:fldChar w:fldCharType="end"/>
-            </w:r>
-          </w:hyperlink>
-        </w:p>
-        <w:p>
-          <w:pPr>
-            <w:pStyle w:val="TDC1"/>
-            <w:tabs>
-              <w:tab w:val="left" w:pos="1320"/>
-            </w:tabs>
-            <w:ind w:left="989" w:hanging="280"/>
-            <w:rPr>
-              <w:rFonts w:eastAsiaTheme="minorEastAsia"/>
-              <w:noProof/>
-              <w:kern w:val="0"/>
-              <w:sz w:val="22"/>
-              <w:lang w:eastAsia="es-CO"/>
-              <w14:ligatures w14:val="none"/>
-            </w:rPr>
-          </w:pPr>
-          <w:hyperlink w:anchor="_Toc209603644" w:history="1">
-            <w:r>
-              <w:rPr>
-                <w:rStyle w:val="Hipervnculo"/>
-                <w:noProof/>
-              </w:rPr>
-              <w:t>5.</w:t>
-            </w:r>
-            <w:r>
-              <w:rPr>
-                <w:rFonts w:eastAsiaTheme="minorEastAsia"/>
-                <w:noProof/>
-                <w:kern w:val="0"/>
-                <w:sz w:val="22"/>
-                <w:lang w:eastAsia="es-CO"/>
-                <w14:ligatures w14:val="none"/>
-              </w:rPr>
-              <w:tab/>
-            </w:r>
-            <w:r>
-              <w:rPr>
-                <w:rStyle w:val="Hipervnculo"/>
-                <w:noProof/>
-              </w:rPr>
-              <w:t xml:space="preserve">Registros contables: concepto, tipos, normativa, revisión cruzada y </w:t>
-            </w:r>
-            <w:r>
-              <w:rPr>
-                <w:rStyle w:val="Hipervnculo"/>
-                <w:noProof/>
-              </w:rPr>
-              <w:t>conciliación</w:t>
-            </w:r>
-            <w:r>
-              <w:rPr>
-                <w:rStyle w:val="Hipervnculo"/>
-                <w:noProof/>
-              </w:rPr>
-              <w:t>………</w:t>
-            </w:r>
-            <w:r>
-              <w:rPr>
-                <w:rStyle w:val="Hipervnculo"/>
-                <w:noProof/>
-              </w:rPr>
-              <w:t>……………………………………………………………………………………………</w:t>
-            </w:r>
-            <w:r>
-              <w:rPr>
-                <w:noProof/>
-                <w:webHidden/>
-              </w:rPr>
-              <w:fldChar w:fldCharType="begin"/>
-            </w:r>
-            <w:r>
-              <w:rPr>
-                <w:noProof/>
-                <w:webHidden/>
-              </w:rPr>
-              <w:instrText xml:space="preserve"> PAGEREF _Toc209603644 \h </w:instrText>
-            </w:r>
-            <w:r>
-              <w:rPr>
-                <w:noProof/>
-                <w:webHidden/>
-              </w:rPr>
-            </w:r>
-            <w:r>
-              <w:rPr>
-                <w:noProof/>
-                <w:webHidden/>
-              </w:rPr>
-              <w:fldChar w:fldCharType="separate"/>
-            </w:r>
-            <w:r>
-              <w:rPr>
-                <w:noProof/>
-                <w:webHidden/>
-              </w:rPr>
-              <w:t>61</w:t>
+              <w:t>57</w:t>
             </w:r>
             <w:r>
               <w:rPr>
@@ -2365,13 +2331,13 @@
               <w14:ligatures w14:val="none"/>
             </w:rPr>
           </w:pPr>
-          <w:hyperlink w:anchor="_Toc209603645" w:history="1">
+          <w:hyperlink w:anchor="_Toc210264382" w:history="1">
             <w:r>
               <w:rPr>
                 <w:rStyle w:val="Hipervnculo"/>
                 <w:noProof/>
               </w:rPr>
-              <w:t>5.1 Tipos de registros contables</w:t>
+              <w:t>5.3 Revisión cruzada</w:t>
             </w:r>
             <w:r>
               <w:rPr>
@@ -2392,7 +2358,7 @@
                 <w:noProof/>
                 <w:webHidden/>
               </w:rPr>
-              <w:instrText xml:space="preserve"> PAGEREF _Toc209603645 \h </w:instrText>
+              <w:instrText xml:space="preserve"> PAGEREF _Toc210264382 \h </w:instrText>
             </w:r>
             <w:r>
               <w:rPr>
@@ -2412,7 +2378,7 @@
                 <w:noProof/>
                 <w:webHidden/>
               </w:rPr>
-              <w:t>62</w:t>
+              <w:t>58</w:t>
             </w:r>
             <w:r>
               <w:rPr>
@@ -2438,13 +2404,13 @@
               <w14:ligatures w14:val="none"/>
             </w:rPr>
           </w:pPr>
-          <w:hyperlink w:anchor="_Toc209603646" w:history="1">
+          <w:hyperlink w:anchor="_Toc210264383" w:history="1">
             <w:r>
               <w:rPr>
                 <w:rStyle w:val="Hipervnculo"/>
                 <w:noProof/>
               </w:rPr>
-              <w:t>5.2 Normativa aplicable</w:t>
+              <w:t>5.4 Conciliación contable</w:t>
             </w:r>
             <w:r>
               <w:rPr>
@@ -2465,7 +2431,7 @@
                 <w:noProof/>
                 <w:webHidden/>
               </w:rPr>
-              <w:instrText xml:space="preserve"> PAGEREF _Toc209603646 \h </w:instrText>
+              <w:instrText xml:space="preserve"> PAGEREF _Toc210264383 \h </w:instrText>
             </w:r>
             <w:r>
               <w:rPr>
@@ -2485,153 +2451,7 @@
                 <w:noProof/>
                 <w:webHidden/>
               </w:rPr>
-              <w:t>63</w:t>
-            </w:r>
-            <w:r>
-              <w:rPr>
-                <w:noProof/>
-                <w:webHidden/>
-              </w:rPr>
-              <w:fldChar w:fldCharType="end"/>
-            </w:r>
-          </w:hyperlink>
-        </w:p>
-        <w:p>
-          <w:pPr>
-            <w:pStyle w:val="TDC2"/>
-            <w:tabs>
-              <w:tab w:val="right" w:leader="dot" w:pos="9962"/>
-            </w:tabs>
-            <w:rPr>
-              <w:rFonts w:eastAsiaTheme="minorEastAsia"/>
-              <w:noProof/>
-              <w:kern w:val="0"/>
-              <w:sz w:val="22"/>
-              <w:lang w:eastAsia="es-CO"/>
-              <w14:ligatures w14:val="none"/>
-            </w:rPr>
-          </w:pPr>
-          <w:hyperlink w:anchor="_Toc209603647" w:history="1">
-            <w:r>
-              <w:rPr>
-                <w:rStyle w:val="Hipervnculo"/>
-                <w:noProof/>
-              </w:rPr>
-              <w:t>5.3 Revisión cruzada</w:t>
-            </w:r>
-            <w:r>
-              <w:rPr>
-                <w:noProof/>
-                <w:webHidden/>
-              </w:rPr>
-              <w:tab/>
-            </w:r>
-            <w:r>
-              <w:rPr>
-                <w:noProof/>
-                <w:webHidden/>
-              </w:rPr>
-              <w:fldChar w:fldCharType="begin"/>
-            </w:r>
-            <w:r>
-              <w:rPr>
-                <w:noProof/>
-                <w:webHidden/>
-              </w:rPr>
-              <w:instrText xml:space="preserve"> PAGEREF _Toc209603647 \h </w:instrText>
-            </w:r>
-            <w:r>
-              <w:rPr>
-                <w:noProof/>
-                <w:webHidden/>
-              </w:rPr>
-            </w:r>
-            <w:r>
-              <w:rPr>
-                <w:noProof/>
-                <w:webHidden/>
-              </w:rPr>
-              <w:fldChar w:fldCharType="separate"/>
-            </w:r>
-            <w:r>
-              <w:rPr>
-                <w:noProof/>
-                <w:webHidden/>
-              </w:rPr>
-              <w:t>64</w:t>
-            </w:r>
-            <w:r>
-              <w:rPr>
-                <w:noProof/>
-                <w:webHidden/>
-              </w:rPr>
-              <w:fldChar w:fldCharType="end"/>
-            </w:r>
-          </w:hyperlink>
-        </w:p>
-        <w:p>
-          <w:pPr>
-            <w:pStyle w:val="TDC2"/>
-            <w:tabs>
-              <w:tab w:val="right" w:leader="dot" w:pos="9962"/>
-            </w:tabs>
-            <w:rPr>
-              <w:rFonts w:eastAsiaTheme="minorEastAsia"/>
-              <w:noProof/>
-              <w:kern w:val="0"/>
-              <w:sz w:val="22"/>
-              <w:lang w:eastAsia="es-CO"/>
-              <w14:ligatures w14:val="none"/>
-            </w:rPr>
-          </w:pPr>
-          <w:hyperlink w:anchor="_Toc209603648" w:history="1">
-            <w:r>
-              <w:rPr>
-                <w:rStyle w:val="Hipervnculo"/>
-                <w:noProof/>
-              </w:rPr>
-              <w:t>5.4 Conciliación contable</w:t>
-            </w:r>
-            <w:r>
-              <w:rPr>
-                <w:noProof/>
-                <w:webHidden/>
-              </w:rPr>
-              <w:tab/>
-            </w:r>
-            <w:r>
-              <w:rPr>
-                <w:noProof/>
-                <w:webHidden/>
-              </w:rPr>
-              <w:fldChar w:fldCharType="begin"/>
-            </w:r>
-            <w:r>
-              <w:rPr>
-                <w:noProof/>
-                <w:webHidden/>
-              </w:rPr>
-              <w:instrText xml:space="preserve"> PAGEREF _Toc209603648 \h </w:instrText>
-            </w:r>
-            <w:r>
-              <w:rPr>
-                <w:noProof/>
-                <w:webHidden/>
-              </w:rPr>
-            </w:r>
-            <w:r>
-              <w:rPr>
-                <w:noProof/>
-                <w:webHidden/>
-              </w:rPr>
-              <w:fldChar w:fldCharType="separate"/>
-            </w:r>
-            <w:r>
-              <w:rPr>
-                <w:noProof/>
-                <w:webHidden/>
-              </w:rPr>
-              <w:t>64</w:t>
+              <w:t>58</w:t>
             </w:r>
             <w:r>
               <w:rPr>
@@ -2654,7 +2474,7 @@
               <w14:ligatures w14:val="none"/>
             </w:rPr>
           </w:pPr>
-          <w:hyperlink w:anchor="_Toc209603649" w:history="1">
+          <w:hyperlink w:anchor="_Toc210264384" w:history="1">
             <w:r>
               <w:rPr>
                 <w:rStyle w:val="Hipervnculo"/>
@@ -2681,7 +2501,7 @@
                 <w:noProof/>
                 <w:webHidden/>
               </w:rPr>
-              <w:instrText xml:space="preserve"> PAGEREF _Toc209603649 \h </w:instrText>
+              <w:instrText xml:space="preserve"> PAGEREF _Toc210264384 \h </w:instrText>
             </w:r>
             <w:r>
               <w:rPr>
@@ -2701,7 +2521,7 @@
                 <w:noProof/>
                 <w:webHidden/>
               </w:rPr>
-              <w:t>66</w:t>
+              <w:t>60</w:t>
             </w:r>
             <w:r>
               <w:rPr>
@@ -2724,7 +2544,7 @@
               <w14:ligatures w14:val="none"/>
             </w:rPr>
           </w:pPr>
-          <w:hyperlink w:anchor="_Toc209603650" w:history="1">
+          <w:hyperlink w:anchor="_Toc210264385" w:history="1">
             <w:r>
               <w:rPr>
                 <w:rStyle w:val="Hipervnculo"/>
@@ -2751,7 +2571,7 @@
                 <w:noProof/>
                 <w:webHidden/>
               </w:rPr>
-              <w:instrText xml:space="preserve"> PAGEREF _Toc209603650 \h </w:instrText>
+              <w:instrText xml:space="preserve"> PAGEREF _Toc210264385 \h </w:instrText>
             </w:r>
             <w:r>
               <w:rPr>
@@ -2771,7 +2591,7 @@
                 <w:noProof/>
                 <w:webHidden/>
               </w:rPr>
-              <w:t>68</w:t>
+              <w:t>62</w:t>
             </w:r>
             <w:r>
               <w:rPr>
@@ -2794,7 +2614,7 @@
               <w14:ligatures w14:val="none"/>
             </w:rPr>
           </w:pPr>
-          <w:hyperlink w:anchor="_Toc209603651" w:history="1">
+          <w:hyperlink w:anchor="_Toc210264386" w:history="1">
             <w:r>
               <w:rPr>
                 <w:rStyle w:val="Hipervnculo"/>
@@ -2821,7 +2641,7 @@
                 <w:noProof/>
                 <w:webHidden/>
               </w:rPr>
-              <w:instrText xml:space="preserve"> PAGEREF _Toc209603651 \h </w:instrText>
+              <w:instrText xml:space="preserve"> PAGEREF _Toc210264386 \h </w:instrText>
             </w:r>
             <w:r>
               <w:rPr>
@@ -2841,7 +2661,7 @@
                 <w:noProof/>
                 <w:webHidden/>
               </w:rPr>
-              <w:t>70</w:t>
+              <w:t>64</w:t>
             </w:r>
             <w:r>
               <w:rPr>
@@ -2864,7 +2684,7 @@
               <w14:ligatures w14:val="none"/>
             </w:rPr>
           </w:pPr>
-          <w:hyperlink w:anchor="_Toc209603652" w:history="1">
+          <w:hyperlink w:anchor="_Toc210264387" w:history="1">
             <w:r>
               <w:rPr>
                 <w:rStyle w:val="Hipervnculo"/>
@@ -2891,7 +2711,7 @@
                 <w:noProof/>
                 <w:webHidden/>
               </w:rPr>
-              <w:instrText xml:space="preserve"> PAGEREF _Toc209603652 \h </w:instrText>
+              <w:instrText xml:space="preserve"> PAGEREF _Toc210264387 \h </w:instrText>
             </w:r>
             <w:r>
               <w:rPr>
@@ -2911,7 +2731,7 @@
                 <w:noProof/>
                 <w:webHidden/>
               </w:rPr>
-              <w:t>72</w:t>
+              <w:t>66</w:t>
             </w:r>
             <w:r>
               <w:rPr>
@@ -2934,7 +2754,7 @@
               <w14:ligatures w14:val="none"/>
             </w:rPr>
           </w:pPr>
-          <w:hyperlink w:anchor="_Toc209603653" w:history="1">
+          <w:hyperlink w:anchor="_Toc210264388" w:history="1">
             <w:r>
               <w:rPr>
                 <w:rStyle w:val="Hipervnculo"/>
@@ -2961,7 +2781,7 @@
                 <w:noProof/>
                 <w:webHidden/>
               </w:rPr>
-              <w:instrText xml:space="preserve"> PAGEREF _Toc209603653 \h </w:instrText>
+              <w:instrText xml:space="preserve"> PAGEREF _Toc210264388 \h </w:instrText>
             </w:r>
             <w:r>
               <w:rPr>
@@ -2981,7 +2801,7 @@
                 <w:noProof/>
                 <w:webHidden/>
               </w:rPr>
-              <w:t>73</w:t>
+              <w:t>67</w:t>
             </w:r>
             <w:r>
               <w:rPr>
@@ -3037,7 +2857,7 @@
           <w:rFonts w:asciiTheme="minorHAnsi" w:hAnsiTheme="minorHAnsi"/>
         </w:rPr>
       </w:pPr>
-      <w:bookmarkStart w:id="0" w:name="_Toc209603624"/>
+      <w:bookmarkStart w:id="0" w:name="_Toc210264361"/>
       <w:r>
         <w:rPr>
           <w:rFonts w:asciiTheme="minorHAnsi" w:hAnsiTheme="minorHAnsi"/>
@@ -3057,10 +2877,53 @@
         <w:pStyle w:val="Sangradetextonormal"/>
       </w:pPr>
       <w:r>
-        <w:t> Este componente formativo brinda una comprensión integral de la información financiera, las políticas contables que la sustentan, la tipología de cuentas y el Plan Único de Cuentas (PUC), los documentos comerciales y comprobantes, y los registros contables con sus procedimientos de revisión cruzada y conciliación. </w:t>
-      </w:r>
-    </w:p>
-    <w:p>
+        <w:t xml:space="preserve">Este componente formativo brinda una comprensión integral de la </w:t>
+      </w:r>
+      <w:r>
+        <w:rPr>
+          <w:b/>
+          <w:bCs/>
+        </w:rPr>
+        <w:t>información financiera</w:t>
+      </w:r>
+      <w:r>
+        <w:t xml:space="preserve">, las </w:t>
+      </w:r>
+      <w:r>
+        <w:rPr>
+          <w:b/>
+          <w:bCs/>
+        </w:rPr>
+        <w:t>políticas contables</w:t>
+      </w:r>
+      <w:r>
+        <w:t xml:space="preserve"> que la sustentan, la </w:t>
+      </w:r>
+      <w:r>
+        <w:rPr>
+          <w:b/>
+          <w:bCs/>
+        </w:rPr>
+        <w:t>tipología de cuentas y el Plan Único de Cuentas (PUC), los documentos comerciales</w:t>
+      </w:r>
+      <w:r>
+        <w:t xml:space="preserve"> y comprobantes, y los </w:t>
+      </w:r>
+      <w:r>
+        <w:rPr>
+          <w:b/>
+          <w:bCs/>
+        </w:rPr>
+        <w:t>registros contables</w:t>
+      </w:r>
+      <w:r>
+        <w:t xml:space="preserve"> con sus procedimientos de revisión cruzada y conciliación. </w:t>
+      </w:r>
+    </w:p>
+    <w:p>
+      <w:pPr>
+        <w:pStyle w:val="Sangradetextonormal"/>
+      </w:pPr>
       <w:r>
         <w:t> A partir de este proceso, se desarrollan habilidades para identificar las características de las empresas, aplicar principios contables básicos, reconocer los soportes documentales y comprender la dinámica de las cuentas. Esta formación contribuye a garantizar registros contables transparentes y normativamente ajustados, fortaleciendo la gestión financiera en distintos contextos organizacionales. </w:t>
       </w:r>
@@ -3229,18 +3092,6 @@
         </w:r>
       </w:hyperlink>
     </w:p>
-    <w:p>
-      <w:pPr>
-        <w:spacing w:before="0" w:after="0"/>
-        <w:ind w:firstLine="0"/>
-        <w:jc w:val="center"/>
-        <w:rPr>
-          <w:rStyle w:val="Hipervnculo"/>
-          <w:b/>
-          <w:color w:val="002060"/>
-        </w:rPr>
-      </w:pPr>
-    </w:p>
     <w:tbl>
       <w:tblPr>
         <w:tblStyle w:val="Tablaconcuadrcula"/>
@@ -3310,11 +3161,11 @@
           </w:p>
           <w:p>
             <w:r>
-              <w:t xml:space="preserve">A lo largo del contenido se abordan el concepto y la relevancia de la información financiera, la definición y aplicación de políticas contables, los tipos de cuentas y la estructura del Plan Único de Cuentas (PUC) como referente normativo en </w:t>
+              <w:t xml:space="preserve">A lo largo del contenido se abordan el concepto y la relevancia de la información financiera, la definición y aplicación de políticas contables, los tipos de cuentas y la estructura del Plan Único de Cuentas (PUC) como referente normativo en Colombia. También se estudian los documentos comerciales y los comprobantes </w:t>
             </w:r>
             <w:r>
               <w:lastRenderedPageBreak/>
-              <w:t>Colombia. También se estudian los documentos comerciales y los comprobantes contables, así como los registros contables, la normativa aplicable y los procesos de revisión cruzada y conciliación que aseguran trazabilidad y transparencia. </w:t>
+              <w:t>contables, así como los registros contables, la normativa aplicable y los procesos de revisión cruzada y conciliación que aseguran trazabilidad y transparencia. </w:t>
             </w:r>
           </w:p>
           <w:p>
@@ -3387,7 +3238,7 @@
       <w:pPr>
         <w:pStyle w:val="Ttulo1"/>
       </w:pPr>
-      <w:bookmarkStart w:id="1" w:name="_Toc209603625"/>
+      <w:bookmarkStart w:id="1" w:name="_Toc210264362"/>
       <w:r>
         <w:lastRenderedPageBreak/>
         <w:t>Información financiera: concepto</w:t>
@@ -3419,7 +3270,7 @@
       <w:pPr>
         <w:pStyle w:val="Ttulo2"/>
       </w:pPr>
-      <w:bookmarkStart w:id="2" w:name="_Toc209603626"/>
+      <w:bookmarkStart w:id="2" w:name="_Toc210264363"/>
       <w:r>
         <w:t xml:space="preserve">1.1 </w:t>
       </w:r>
@@ -3464,6 +3315,13 @@
       <w:r>
         <w:t>Las organizaciones, sin importar su tamaño o naturaleza, deben responder ante diferentes grupos de interés, propietarios, empleados, inversionistas, proveedores, entidades financieras y organismos de control.</w:t>
       </w:r>
+      <w:r>
+        <w:t xml:space="preserve"> La información financiera confiable permite </w:t>
+      </w:r>
+      <w:r>
+        <w:lastRenderedPageBreak/>
+        <w:t>demostrar la correcta utilización de los recursos y el cumplimiento de obligaciones tributaras y legales.</w:t>
+      </w:r>
     </w:p>
     <w:p>
       <w:pPr>
@@ -3475,7 +3333,6 @@
         <w:spacing w:before="160" w:after="120" w:line="360" w:lineRule="auto"/>
       </w:pPr>
       <w:r>
-        <w:lastRenderedPageBreak/>
         <w:t>Un tercer aspecto es un papel en la evaluación de desempeño</w:t>
       </w:r>
       <w:r>
@@ -3485,7 +3342,13 @@
         <w:t xml:space="preserve">, la eficiencia y la capacidad de crecimiento de la empresa. </w:t>
       </w:r>
       <w:r>
-        <w:t>Estos indicadores no son útiles para la administración interna</w:t>
+        <w:t xml:space="preserve">Estos indicadores no </w:t>
+      </w:r>
+      <w:r>
+        <w:t xml:space="preserve">solo </w:t>
+      </w:r>
+      <w:r>
+        <w:t>son útiles para la administración interna</w:t>
       </w:r>
       <w:r>
         <w:t>, sino también para terceros interesados en invertir o conceder crédito.</w:t>
@@ -3594,7 +3457,17 @@
     </w:p>
     <w:p>
       <w:r>
-        <w:t>En el ámbito actual, caracterizado por mercados globalizados y competitivos, la información financiera se ha convertido en un lenguaje universal de los negocios, que facilita la comparación entre organizaciones y países. Normas como las NIIF refuerzan la necesidad de uniformidad y transparencia, ampliando el acceso a capital y oportunidades de financiamiento. </w:t>
+        <w:t xml:space="preserve">En el ámbito actual, caracterizado por mercados globalizados y competitivos, la información financiera se ha convertido en un </w:t>
+      </w:r>
+      <w:r>
+        <w:rPr>
+          <w:b/>
+          <w:bCs/>
+        </w:rPr>
+        <w:t>lenguaje universal de los negocios</w:t>
+      </w:r>
+      <w:r>
+        <w:t>, que facilita la comparación entre organizaciones y países. Normas como las NIIF refuerzan la necesidad de uniformidad y transparencia, ampliando el acceso a capital y oportunidades de financiamiento. </w:t>
       </w:r>
     </w:p>
     <w:p>
@@ -3614,6 +3487,7 @@
         </w:numPr>
       </w:pPr>
       <w:r>
+        <w:lastRenderedPageBreak/>
         <w:t>Sirve como herramienta para planear, organizar, dirigir y controlar. </w:t>
       </w:r>
     </w:p>
@@ -3650,7 +3524,6 @@
         </w:numPr>
       </w:pPr>
       <w:r>
-        <w:lastRenderedPageBreak/>
         <w:t>Permite cumplir con las exigencias legales y tributarias. </w:t>
       </w:r>
     </w:p>
@@ -3673,7 +3546,7 @@
           <w:rFonts w:eastAsia="Times New Roman"/>
         </w:rPr>
       </w:pPr>
-      <w:bookmarkStart w:id="3" w:name="_Toc209603627"/>
+      <w:bookmarkStart w:id="3" w:name="_Toc210264364"/>
       <w:r>
         <w:rPr>
           <w:rFonts w:eastAsia="Times New Roman"/>
@@ -3800,6 +3673,7 @@
         </w:numPr>
       </w:pPr>
       <w:r>
+        <w:lastRenderedPageBreak/>
         <w:t>Contadores y auditores internos</w:t>
       </w:r>
     </w:p>
@@ -3825,7 +3699,6 @@
           <w:lang w:eastAsia="es-CO"/>
           <w14:ligatures w14:val="none"/>
         </w:rPr>
-        <w:lastRenderedPageBreak/>
         <w:t> </w:t>
       </w:r>
       <w:r>
@@ -3985,6 +3858,7 @@
         </w:numPr>
       </w:pPr>
       <w:r>
+        <w:lastRenderedPageBreak/>
         <w:t>Sociedad en general</w:t>
       </w:r>
     </w:p>
@@ -4002,7 +3876,6 @@
     </w:p>
     <w:p>
       <w:r>
-        <w:lastRenderedPageBreak/>
         <w:t> Según González (2021), “la contabilidad es un puente de confianza entre la organización y sus grupos de interés, pues a través de ella se demuestra la correcta administración de los recursos” (p. 89). Esta interacción evidencia que la información financiera no es un fin en sí misma, sino un instrumento que conecta a la empresa con su entorno y la legitima en el mercado. </w:t>
       </w:r>
     </w:p>
@@ -4084,6 +3957,7 @@
     </w:p>
     <w:p>
       <w:r>
+        <w:lastRenderedPageBreak/>
         <w:t> “</w:t>
       </w:r>
       <w:r>
@@ -4101,19 +3975,8 @@
       </w:r>
     </w:p>
     <w:p>
-      <w:pPr>
-        <w:pStyle w:val="Encabezado"/>
-        <w:tabs>
-          <w:tab w:val="clear" w:pos="4419"/>
-          <w:tab w:val="clear" w:pos="8838"/>
-        </w:tabs>
-        <w:spacing w:before="160" w:after="120" w:line="360" w:lineRule="auto"/>
-      </w:pPr>
-    </w:p>
-    <w:p>
-      <w:r>
-        <w:lastRenderedPageBreak/>
-        <w:t> Esto evidencia que las empresas no solo son fuentes de riqueza, sino también espacios clave para la generación de empleo y el progreso social. </w:t>
+      <w:r>
+        <w:t>Esto evidencia que las empresas no solo son fuentes de riqueza, sino también espacios clave para la generación de empleo y el progreso social. </w:t>
       </w:r>
     </w:p>
     <w:p>
@@ -4551,6 +4414,7 @@
               <w:rPr>
                 <w:lang w:eastAsia="es-CO"/>
               </w:rPr>
+              <w:lastRenderedPageBreak/>
               <w:t>Según su finalidad</w:t>
             </w:r>
             <w:r>
@@ -4615,14 +4479,7 @@
               <w:rPr>
                 <w:lang w:eastAsia="es-CO"/>
               </w:rPr>
-              <w:t xml:space="preserve"> generar utilidades. Incluyen </w:t>
-            </w:r>
-            <w:r>
-              <w:rPr>
-                <w:lang w:eastAsia="es-CO"/>
-              </w:rPr>
-              <w:lastRenderedPageBreak/>
-              <w:t>actividades comerciales, industriales y de servicios.</w:t>
+              <w:t xml:space="preserve"> generar utilidades. Incluyen actividades comerciales, industriales y de servicios.</w:t>
             </w:r>
           </w:p>
         </w:tc>
@@ -4647,7 +4504,6 @@
               <w:rPr>
                 <w:lang w:eastAsia="es-CO"/>
               </w:rPr>
-              <w:lastRenderedPageBreak/>
               <w:t>Según su finalidad</w:t>
             </w:r>
             <w:r>
@@ -5157,6 +5013,7 @@
     </w:p>
     <w:p>
       <w:r>
+        <w:lastRenderedPageBreak/>
         <w:t>“</w:t>
       </w:r>
       <w:r>
@@ -5171,35 +5028,6 @@
       </w:r>
       <w:r>
         <w:t>González (2021): </w:t>
-      </w:r>
-    </w:p>
-    <w:p>
-      <w:pPr>
-        <w:spacing w:before="0" w:after="160" w:line="259" w:lineRule="auto"/>
-        <w:ind w:firstLine="0"/>
-        <w:rPr>
-          <w:rFonts w:ascii="Arial" w:eastAsia="Times New Roman" w:hAnsi="Arial" w:cs="Arial"/>
-          <w:b/>
-          <w:bCs/>
-          <w:kern w:val="0"/>
-          <w:sz w:val="20"/>
-          <w:szCs w:val="20"/>
-          <w:lang w:eastAsia="es-CO"/>
-          <w14:ligatures w14:val="none"/>
-        </w:rPr>
-      </w:pPr>
-      <w:r>
-        <w:rPr>
-          <w:rFonts w:ascii="Arial" w:eastAsia="Times New Roman" w:hAnsi="Arial" w:cs="Arial"/>
-          <w:b/>
-          <w:bCs/>
-          <w:kern w:val="0"/>
-          <w:sz w:val="20"/>
-          <w:szCs w:val="20"/>
-          <w:lang w:eastAsia="es-CO"/>
-          <w14:ligatures w14:val="none"/>
-        </w:rPr>
-        <w:br w:type="page"/>
       </w:r>
     </w:p>
     <w:p>
@@ -5217,7 +5045,6 @@
         <w:rPr>
           <w:lang w:eastAsia="es-CO"/>
         </w:rPr>
-        <w:lastRenderedPageBreak/>
         <w:t>Clasificación legal</w:t>
       </w:r>
     </w:p>
@@ -5520,6 +5347,7 @@
               <w:ind w:firstLine="0"/>
             </w:pPr>
             <w:r>
+              <w:lastRenderedPageBreak/>
               <w:t>Sociedades nacionales, extranjeras y mixtas</w:t>
             </w:r>
             <w:r>
@@ -5557,11 +5385,7 @@
               <w:ind w:firstLine="0"/>
             </w:pPr>
             <w:r>
-              <w:t xml:space="preserve">Combinación de capital público y privado (Art. </w:t>
-            </w:r>
-            <w:r>
-              <w:lastRenderedPageBreak/>
-              <w:t>461 del Código de Comercio). </w:t>
+              <w:t>Combinación de capital público y privado (Art. 461 del Código de Comercio). </w:t>
             </w:r>
           </w:p>
         </w:tc>
@@ -5590,7 +5414,6 @@
           <w:lang w:eastAsia="es-CO"/>
           <w14:ligatures w14:val="none"/>
         </w:rPr>
-        <w:lastRenderedPageBreak/>
         <w:t> </w:t>
       </w:r>
     </w:p>
@@ -5755,7 +5578,11 @@
               <w:ind w:firstLine="0"/>
             </w:pPr>
             <w:r>
-              <w:t>Entre 2 y 25 socios; la responsabilidad de cada uno se limita al aporte realizado. La razón social debe incluir “Limitada” o “LTDA.”. Puede permitirse mayor responsabilidad si así lo determinan los estatutos. </w:t>
+              <w:t xml:space="preserve">Entre 2 y 25 socios; la responsabilidad de cada uno se limita al aporte realizado. La razón social debe incluir “Limitada” o “LTDA.”. </w:t>
+            </w:r>
+            <w:r>
+              <w:lastRenderedPageBreak/>
+              <w:t>Puede permitirse mayor responsabilidad si así lo determinan los estatutos. </w:t>
             </w:r>
           </w:p>
         </w:tc>
@@ -5945,7 +5772,11 @@
               <w:ind w:firstLine="0"/>
             </w:pPr>
             <w:r>
-              <w:t>Aportes públicos y privados; constituida para actividades industriales, comerciales o de gestión administrativa; sujeta a derecho privado o público según la naturaleza de su objeto (Art. 461 C. de Comercio). </w:t>
+              <w:t xml:space="preserve">Aportes públicos y privados; constituida para actividades industriales, comerciales o de gestión administrativa; sujeta a </w:t>
+            </w:r>
+            <w:r>
+              <w:lastRenderedPageBreak/>
+              <w:t>derecho privado o público según la naturaleza de su objeto (Art. 461 C. de Comercio). </w:t>
             </w:r>
           </w:p>
         </w:tc>
@@ -6022,7 +5853,7 @@
               <w:ind w:firstLine="0"/>
             </w:pPr>
             <w:r>
-              <w:t>Orientada a comercio exterior; es una figura empresarial regulada principalmente por el Decreto 1740 de 1994 y puede adoptar cualquier forma societaria reconocida en la Ley. </w:t>
+              <w:t>Orientada a comercio exterior; figura empresarial regulada principalmente por el Decreto 1740 de 1994 y puede adoptar cualquier forma societaria reconocida en la Ley. </w:t>
             </w:r>
           </w:p>
         </w:tc>
@@ -6204,6 +6035,7 @@
           <w:b/>
           <w:bCs/>
         </w:rPr>
+        <w:lastRenderedPageBreak/>
         <w:t>Empresas mixtas</w:t>
       </w:r>
     </w:p>
@@ -6218,17 +6050,21 @@
     </w:p>
     <w:p>
       <w:r>
-        <w:lastRenderedPageBreak/>
+        <w:t xml:space="preserve">Según </w:t>
+      </w:r>
+      <w:r>
+        <w:t>Muñoz Maza (2016)</w:t>
+      </w:r>
+      <w:r>
+        <w:t>:</w:t>
+      </w:r>
+    </w:p>
+    <w:p>
+      <w:r>
         <w:t>“El origen del capital y los objetivos de cada tipo de empresa determinan sus obligaciones contables, fiscales y de control” (p. 83).</w:t>
       </w:r>
       <w:r>
         <w:t xml:space="preserve"> </w:t>
-      </w:r>
-      <w:r>
-        <w:t>Muñoz Maza (2016)</w:t>
-      </w:r>
-      <w:r>
-        <w:t>.</w:t>
       </w:r>
       <w:r>
         <w:br/>
@@ -6517,6 +6353,7 @@
         </w:numPr>
       </w:pPr>
       <w:r>
+        <w:lastRenderedPageBreak/>
         <w:t>Con ánimo de lucro</w:t>
       </w:r>
     </w:p>
@@ -6538,7 +6375,6 @@
         </w:numPr>
       </w:pPr>
       <w:r>
-        <w:lastRenderedPageBreak/>
         <w:t>Trabajo asociado</w:t>
       </w:r>
     </w:p>
@@ -6624,9 +6460,13 @@
         <w:br/>
         <w:t>- Muñoz Maza (2016) (p. 34)</w:t>
       </w:r>
-    </w:p>
-    <w:p>
-      <w:r>
+      <w:r>
+        <w:t>.</w:t>
+      </w:r>
+    </w:p>
+    <w:p>
+      <w:r>
+        <w:lastRenderedPageBreak/>
         <w:t>“</w:t>
       </w:r>
       <w:r>
@@ -6654,7 +6494,6 @@
         <w:pStyle w:val="Sangradetextonormal"/>
       </w:pPr>
       <w:r>
-        <w:lastRenderedPageBreak/>
         <w:t>De este modo, la contabilidad es reconocida como el lenguaje de los negocios, clave para la sostenibilidad de las organizaciones y la generación de confianza frente a inversionistas, proveedores, empleados, entidades de control y la sociedad.</w:t>
       </w:r>
     </w:p>
@@ -6772,6 +6611,7 @@
         <w:pStyle w:val="Ttulo8"/>
       </w:pPr>
       <w:r>
+        <w:lastRenderedPageBreak/>
         <w:t>Funciones de la contabilidad</w:t>
       </w:r>
     </w:p>
@@ -6785,8 +6625,17 @@
     </w:p>
     <w:p>
       <w:r>
-        <w:lastRenderedPageBreak/>
-        <w:t>Las funciones de la contabilidad pueden dividirse en cinco procesos fundamentales: identificación, registro, clasificación, resumen e interpretación. Cada una de estas funciones está interconectada y da soporte a la gestión de la empresa</w:t>
+        <w:t>Las funciones de la contabilidad pueden dividirse en cinco procesos fundamentales: </w:t>
+      </w:r>
+      <w:r>
+        <w:rPr>
+          <w:b/>
+          <w:bCs/>
+        </w:rPr>
+        <w:t>identificación, registro, clasificación, resumen e interpretación</w:t>
+      </w:r>
+      <w:r>
+        <w:t>. Cada una de estas funciones está interconectada y da soporte a la gestión de la empresa</w:t>
       </w:r>
       <w:r>
         <w:t>.</w:t>
@@ -6886,6 +6735,7 @@
         <w:pStyle w:val="Ttulo8"/>
       </w:pPr>
       <w:r>
+        <w:lastRenderedPageBreak/>
         <w:t>Función financiera</w:t>
       </w:r>
     </w:p>
@@ -6899,13 +6749,84 @@
         <w:pStyle w:val="Ttulo8"/>
       </w:pPr>
       <w:r>
+        <w:t>Función administrativa</w:t>
+      </w:r>
+    </w:p>
+    <w:p>
+      <w:r>
+        <w:t>Apoyar la planificación, organización y control de la gestión interna.</w:t>
+      </w:r>
+    </w:p>
+    <w:p>
+      <w:pPr>
+        <w:pStyle w:val="Ttulo8"/>
+      </w:pPr>
+      <w:r>
+        <w:t>Función social</w:t>
+      </w:r>
+    </w:p>
+    <w:p>
+      <w:r>
+        <w:t>Generar confianza, transparencia y sostenibilidad frente a la comunidad.</w:t>
+      </w:r>
+    </w:p>
+    <w:p>
+      <w:pPr>
+        <w:pStyle w:val="Ttulo8"/>
+      </w:pPr>
+      <w:r>
+        <w:t>Clases de contabilidad según usuarios y fines</w:t>
+      </w:r>
+    </w:p>
+    <w:p>
+      <w:pPr>
+        <w:pStyle w:val="Ttulo8"/>
+      </w:pPr>
+      <w:r>
+        <w:t>Contabilidad financiera</w:t>
+      </w:r>
+    </w:p>
+    <w:p>
+      <w:r>
+        <w:t>Es la rama que se ocupa de elaborar y presentar los estados financieros básicos (balance general, estado de resultados, estado de cambios en el patrimonio, flujo de efectivo). Está dirigida a usuarios externos como accionistas, entidades financieras, inversionistas y entes de control. Su objetivo principal es mostrar la situación económica, liquidez, solvencia y rentabilidad de la empresa de forma clara, comparable y verificable.</w:t>
+      </w:r>
+    </w:p>
+    <w:p>
+      <w:r>
+        <w:rPr>
+          <w:b/>
+          <w:bCs/>
+        </w:rPr>
+        <w:t>Ejemplo</w:t>
+      </w:r>
+      <w:r>
+        <w:t>: un banco que estudia un préstamo revisa el balance y el estado de resultados para evaluar si la empresa puede cumplir con sus obligaciones.</w:t>
+      </w:r>
+    </w:p>
+    <w:p>
+      <w:pPr>
+        <w:pStyle w:val="Ttulo8"/>
+      </w:pPr>
+      <w:r>
+        <w:t>Contabilidad fiscal</w:t>
+      </w:r>
+    </w:p>
+    <w:p>
+      <w:r>
+        <w:t>Se orienta a dar cumplimiento a las obligaciones tributarias establecidas en la legislación colombiana. Permite calcular impuestos como el IVA, el impuesto de renta, retenciones en la fuente, entre otros. Además, asegura que las declaraciones se presenten dentro de los plazos y con la información correcta, evitando sanciones.</w:t>
+      </w:r>
+    </w:p>
+    <w:p>
+      <w:r>
+        <w:rPr>
+          <w:b/>
+          <w:bCs/>
+        </w:rPr>
         <w:lastRenderedPageBreak/>
-        <w:t>Función administrativa</w:t>
-      </w:r>
-    </w:p>
-    <w:p>
-      <w:r>
-        <w:t>Apoyar la planificación, organización y control de la gestión interna.</w:t>
+        <w:t>Ejemplo</w:t>
+      </w:r>
+      <w:r>
+        <w:t>: una compañía que debe liquidar y pagar el IVA sobre las ventas mensuales, aplicando la normatividad vigente.</w:t>
       </w:r>
     </w:p>
     <w:p>
@@ -6913,12 +6834,27 @@
         <w:pStyle w:val="Ttulo8"/>
       </w:pPr>
       <w:r>
-        <w:t>Función social</w:t>
-      </w:r>
-    </w:p>
-    <w:p>
-      <w:r>
-        <w:t>Generar confianza, transparencia y sostenibilidad frente a la comunidad.</w:t>
+        <w:t>Contabilidad de gestión</w:t>
+      </w:r>
+    </w:p>
+    <w:p>
+      <w:pPr>
+        <w:pStyle w:val="Sangradetextonormal"/>
+      </w:pPr>
+      <w:r>
+        <w:t>Está destinada al uso interno de la administración. Proporciona información detallada para planear, controlar y tomar decisiones estratégicas. A diferencia de la financiera, no está regulada de manera estricta, lo que le da flexibilidad para adaptarse a las necesidades de la empresa.</w:t>
+      </w:r>
+    </w:p>
+    <w:p>
+      <w:r>
+        <w:rPr>
+          <w:b/>
+          <w:bCs/>
+        </w:rPr>
+        <w:t>Ejemplo</w:t>
+      </w:r>
+      <w:r>
+        <w:t>: un gerente de producción usa reportes de gestión para decidir si aumentar la producción de un producto específico según su margen de rentabilidad.</w:t>
       </w:r>
     </w:p>
     <w:p>
@@ -6926,7 +6862,24 @@
         <w:pStyle w:val="Ttulo8"/>
       </w:pPr>
       <w:r>
-        <w:t>Clases de contabilidad según usuarios y fines</w:t>
+        <w:t>Contabilidad de costos</w:t>
+      </w:r>
+    </w:p>
+    <w:p>
+      <w:r>
+        <w:t>Es una extensión de la contabilidad de gestión y se centra en registrar, clasificar y analizar los costos reales y previstos de producción. Su finalidad es calcular el costo unitario de los bienes o servicios y detectar oportunidades de optimización.</w:t>
+      </w:r>
+    </w:p>
+    <w:p>
+      <w:r>
+        <w:rPr>
+          <w:b/>
+          <w:bCs/>
+        </w:rPr>
+        <w:t>Ejemplo</w:t>
+      </w:r>
+      <w:r>
+        <w:t>: una empresa textil determina cuánto cuesta producir una camiseta sumando materias primas, mano de obra y costos indirectos, para establecer un precio de venta competitivo.</w:t>
       </w:r>
     </w:p>
     <w:p>
@@ -6934,24 +6887,189 @@
         <w:pStyle w:val="Ttulo8"/>
       </w:pPr>
       <w:r>
-        <w:t>Contabilidad financiera</w:t>
-      </w:r>
-    </w:p>
-    <w:p>
-      <w:r>
-        <w:t>Es la rama que se ocupa de elaborar y presentar los estados financieros básicos (balance general, estado de resultados, estado de cambios en el patrimonio, flujo de efectivo). Está dirigida a usuarios externos como accionistas, entidades financieras, inversionistas y entes de control. Su objetivo principal es mostrar la situación económica, liquidez, solvencia y rentabilidad de la empresa de forma clara, comparable y verificable.</w:t>
-      </w:r>
-    </w:p>
-    <w:p>
-      <w:r>
-        <w:rPr>
-          <w:b/>
-          <w:bCs/>
-        </w:rPr>
+        <w:t>Contabilidad administrativa</w:t>
+      </w:r>
+    </w:p>
+    <w:p>
+      <w:r>
+        <w:t>Integra información financiera y no financiera para apoyar la planeación, la elaboración de presupuestos, el control interno y la evaluación de objetivos estratégicos. Permite medir el desempeño de áreas, departamentos o proyectos.</w:t>
+      </w:r>
+    </w:p>
+    <w:p>
+      <w:r>
+        <w:rPr>
+          <w:b/>
+          <w:bCs/>
+        </w:rPr>
+        <w:lastRenderedPageBreak/>
         <w:t>Ejemplo</w:t>
       </w:r>
       <w:r>
-        <w:t>: un banco que estudia un préstamo revisa el balance y el estado de resultados para evaluar si la empresa puede cumplir con sus obligaciones.</w:t>
+        <w:t>: en una institución educativa, se emplea la contabilidad administrativa para elaborar presupuestos anuales y controlar el cumplimiento de metas académicas y financieras.</w:t>
+      </w:r>
+    </w:p>
+    <w:p>
+      <w:r>
+        <w:t>La contabilidad cumple una función integral: asegura el cumplimiento de la ley, genera confianza, organiza la información y sirve como guía para la toma de decisiones. Sus objetivos, funciones y clases muestran que se trata de un instrumento vivo, que conecta el pasado con el presente y proyecta el futuro de las organizaciones.</w:t>
+      </w:r>
+    </w:p>
+    <w:p>
+      <w:pPr>
+        <w:pStyle w:val="Ttulo2"/>
+      </w:pPr>
+      <w:bookmarkStart w:id="4" w:name="_Toc210264365"/>
+      <w:r>
+        <w:t>1.3 Estados financieros básicos</w:t>
+      </w:r>
+      <w:bookmarkEnd w:id="4"/>
+    </w:p>
+    <w:p>
+      <w:r>
+        <w:t>Los estados financieros son informes estructurados que presentan, para un periodo determinado, la situación y el desempeño de la entidad. Deben elaborarse con criterios de </w:t>
+      </w:r>
+      <w:r>
+        <w:rPr>
+          <w:b/>
+          <w:bCs/>
+        </w:rPr>
+        <w:t>claridad, relevancia, confiabilidad y comparabilidad</w:t>
+      </w:r>
+      <w:r>
+        <w:t xml:space="preserve"> (Decreto 2649/1993; marco NIIF) y estar acompañados por </w:t>
+      </w:r>
+      <w:r>
+        <w:rPr>
+          <w:b/>
+          <w:bCs/>
+        </w:rPr>
+        <w:t>notas</w:t>
+      </w:r>
+      <w:r>
+        <w:t xml:space="preserve"> que revelen políticas contables y detalles necesarios para su adecuada interpretación.</w:t>
+      </w:r>
+    </w:p>
+    <w:p>
+      <w:pPr>
+        <w:rPr>
+          <w:b/>
+          <w:bCs/>
+        </w:rPr>
+      </w:pPr>
+      <w:r>
+        <w:rPr>
+          <w:b/>
+          <w:bCs/>
+        </w:rPr>
+        <w:t>Balance general (o Estado de situación financiera)</w:t>
+      </w:r>
+    </w:p>
+    <w:p>
+      <w:r>
+        <w:t>Muestra, en una fecha de corte, los</w:t>
+      </w:r>
+      <w:r>
+        <w:rPr>
+          <w:b/>
+          <w:bCs/>
+        </w:rPr>
+        <w:t xml:space="preserve"> activos</w:t>
+      </w:r>
+      <w:r>
+        <w:t xml:space="preserve"> (recursos controlados), </w:t>
+      </w:r>
+      <w:r>
+        <w:rPr>
+          <w:b/>
+          <w:bCs/>
+        </w:rPr>
+        <w:t xml:space="preserve">pasivos </w:t>
+      </w:r>
+      <w:r>
+        <w:t xml:space="preserve">(obligaciones) y </w:t>
+      </w:r>
+      <w:r>
+        <w:rPr>
+          <w:b/>
+          <w:bCs/>
+        </w:rPr>
+        <w:t>patrimonio</w:t>
+      </w:r>
+      <w:r>
+        <w:t xml:space="preserve"> (residuo entre activos y pasivos). Permite evaluar liquidez, solvencia y estructura financiera.</w:t>
+      </w:r>
+    </w:p>
+    <w:p>
+      <w:pPr>
+        <w:pStyle w:val="Sangradetextonormal"/>
+      </w:pPr>
+      <w:r>
+        <w:t>Componentes usuales: efectivo y equivalentes, cuentas por cobrar, inventarios, propiedades, planta y equipo (y su depreciación), cuentas por pagar, obligaciones financieras, provisiones y patrimonio (capital, reservas, resultados).</w:t>
+      </w:r>
+    </w:p>
+    <w:p>
+      <w:pPr>
+        <w:pStyle w:val="Sangradetextonormal"/>
+      </w:pPr>
+    </w:p>
+    <w:p>
+      <w:pPr>
+        <w:pStyle w:val="Sangradetextonormal"/>
+      </w:pPr>
+    </w:p>
+    <w:p>
+      <w:pPr>
+        <w:rPr>
+          <w:b/>
+          <w:bCs/>
+        </w:rPr>
+      </w:pPr>
+      <w:r>
+        <w:rPr>
+          <w:b/>
+          <w:bCs/>
+        </w:rPr>
+        <w:lastRenderedPageBreak/>
+        <w:t>Estado de resultados (o de resultados integrales)</w:t>
+      </w:r>
+    </w:p>
+    <w:p>
+      <w:r>
+        <w:t xml:space="preserve">Informa, para el periodo, </w:t>
+      </w:r>
+      <w:r>
+        <w:rPr>
+          <w:b/>
+          <w:bCs/>
+        </w:rPr>
+        <w:t>ingresos</w:t>
+      </w:r>
+      <w:r>
+        <w:t xml:space="preserve">, </w:t>
+      </w:r>
+      <w:r>
+        <w:rPr>
+          <w:b/>
+          <w:bCs/>
+        </w:rPr>
+        <w:t>costos</w:t>
+      </w:r>
+      <w:r>
+        <w:t xml:space="preserve"> y</w:t>
+      </w:r>
+      <w:r>
+        <w:rPr>
+          <w:b/>
+          <w:bCs/>
+        </w:rPr>
+        <w:t xml:space="preserve"> gastos</w:t>
+      </w:r>
+      <w:r>
+        <w:t>, determinando la utilidad o pérdida. Sirve para analizar rentabilidad, márgenes y eficiencia operativa.</w:t>
+      </w:r>
+    </w:p>
+    <w:p>
+      <w:r>
+        <w:t>Incluye ingresos operacionales y no operacionales, costos de ventas o de prestación del servicio, gastos de administración, ventas y financieros, e impuestos.</w:t>
       </w:r>
     </w:p>
     <w:p>
@@ -6959,24 +7077,22 @@
         <w:pStyle w:val="Ttulo8"/>
       </w:pPr>
       <w:r>
-        <w:t>Contabilidad fiscal</w:t>
-      </w:r>
-    </w:p>
-    <w:p>
-      <w:r>
-        <w:t>Se orienta a dar cumplimiento a las obligaciones tributarias establecidas en la legislación colombiana. Permite calcular impuestos como el IVA, el impuesto de renta, retenciones en la fuente, entre otros. Además, asegura que las declaraciones se presenten dentro de los plazos y con la información correcta, evitando sanciones.</w:t>
-      </w:r>
-    </w:p>
-    <w:p>
-      <w:r>
-        <w:rPr>
-          <w:b/>
-          <w:bCs/>
-        </w:rPr>
-        <w:t>Ejemplo</w:t>
-      </w:r>
-      <w:r>
-        <w:t>: una compañía que debe liquidar y pagar el IVA sobre las ventas mensuales, aplicando la normatividad vigente.</w:t>
+        <w:t>Estado de cambios en el patrimonio</w:t>
+      </w:r>
+    </w:p>
+    <w:p>
+      <w:r>
+        <w:t xml:space="preserve">Explica las variaciones de cada rubro patrimonial entre el inicio y el cierre del periodo: </w:t>
+      </w:r>
+      <w:r>
+        <w:rPr>
+          <w:b/>
+          <w:bCs/>
+        </w:rPr>
+        <w:t>aportes, reservas, resultados acumulados, resultado del ejercicio</w:t>
+      </w:r>
+      <w:r>
+        <w:t>, distribuciones y otros movimientos. Conecta el resultado del periodo con el patrimonio y evidencia decisiones como capitalizaciones o dividendos.</w:t>
       </w:r>
     </w:p>
     <w:p>
@@ -6984,28 +7100,114 @@
         <w:pStyle w:val="Ttulo8"/>
       </w:pPr>
       <w:r>
+        <w:t>Estado de flujos de efectivo</w:t>
+      </w:r>
+    </w:p>
+    <w:p>
+      <w:r>
+        <w:t>Presenta entradas y salidas de efectivo y equivalentes, clasificadas en operación, inversión y financiación. Permite evaluar la capacidad de generar efectivo, cumplir obligaciones y financiar crecimiento.</w:t>
+      </w:r>
+    </w:p>
+    <w:p>
+      <w:r>
+        <w:t xml:space="preserve">Métodos: </w:t>
+      </w:r>
+      <w:r>
+        <w:rPr>
+          <w:b/>
+          <w:bCs/>
+        </w:rPr>
+        <w:t>directo</w:t>
+      </w:r>
+      <w:r>
+        <w:t xml:space="preserve"> (cobros y pagos brutos) o </w:t>
+      </w:r>
+      <w:r>
+        <w:rPr>
+          <w:b/>
+          <w:bCs/>
+        </w:rPr>
+        <w:t>indirecto</w:t>
+      </w:r>
+      <w:r>
+        <w:t xml:space="preserve"> (conciliando utilidad con flujo operativo).</w:t>
+      </w:r>
+    </w:p>
+    <w:p>
+      <w:pPr>
+        <w:pStyle w:val="Ttulo8"/>
+      </w:pPr>
+      <w:r>
+        <w:t>Notas a los estados financieros</w:t>
+      </w:r>
+    </w:p>
+    <w:p>
+      <w:r>
+        <w:t xml:space="preserve">Revelan </w:t>
+      </w:r>
+      <w:r>
+        <w:rPr>
+          <w:b/>
+          <w:bCs/>
+        </w:rPr>
+        <w:t>políticas contables</w:t>
+      </w:r>
+      <w:r>
+        <w:t xml:space="preserve"> aplicadas, estimaciones, juicios significativos, desgloses por rubro, contingencias y hechos posteriores. Son parte integral de los estados y dan contexto para su lectura.</w:t>
+      </w:r>
+    </w:p>
+    <w:p>
+      <w:pPr>
+        <w:pStyle w:val="Ttulo8"/>
+      </w:pPr>
+      <w:r>
         <w:lastRenderedPageBreak/>
-        <w:t>Contabilidad de gestión</w:t>
-      </w:r>
-    </w:p>
-    <w:p>
-      <w:pPr>
-        <w:pStyle w:val="Sangradetextonormal"/>
-      </w:pPr>
-      <w:r>
-        <w:t>Está destinada al uso interno de la administración. Proporciona información detallada para planear, controlar y tomar decisiones estratégicas. A diferencia de la financiera, no está regulada de manera estricta, lo que le da flexibilidad para adaptarse a las necesidades de la empresa.</w:t>
-      </w:r>
-    </w:p>
-    <w:p>
-      <w:r>
-        <w:rPr>
-          <w:b/>
-          <w:bCs/>
-        </w:rPr>
-        <w:t>Ejemplo</w:t>
-      </w:r>
-      <w:r>
-        <w:t>: un gerente de producción usa reportes de gestión para decidir si aumentar la producción de un producto específico según su margen de rentabilidad.</w:t>
+        <w:t>Relación entre los estados</w:t>
+      </w:r>
+    </w:p>
+    <w:p>
+      <w:r>
+        <w:t xml:space="preserve">El </w:t>
+      </w:r>
+      <w:r>
+        <w:rPr>
+          <w:b/>
+          <w:bCs/>
+        </w:rPr>
+        <w:t>estado de resultados</w:t>
+      </w:r>
+      <w:r>
+        <w:t xml:space="preserve"> genera la utilidad neta, que se incorpora al </w:t>
+      </w:r>
+      <w:r>
+        <w:rPr>
+          <w:b/>
+          <w:bCs/>
+        </w:rPr>
+        <w:t>estado de cambios en el patrimonio</w:t>
+      </w:r>
+      <w:r>
+        <w:t xml:space="preserve">; este, a su vez, explica las variaciones presentadas en el </w:t>
+      </w:r>
+      <w:r>
+        <w:rPr>
+          <w:b/>
+          <w:bCs/>
+        </w:rPr>
+        <w:t>balance general</w:t>
+      </w:r>
+      <w:r>
+        <w:t xml:space="preserve">. El </w:t>
+      </w:r>
+      <w:r>
+        <w:rPr>
+          <w:b/>
+          <w:bCs/>
+        </w:rPr>
+        <w:t>estado de flujos de efectivo</w:t>
+      </w:r>
+      <w:r>
+        <w:t xml:space="preserve"> concilia la utilidad con el efectivo generado o usado, mostrando la “realidad de caja” del periodo.</w:t>
       </w:r>
     </w:p>
     <w:p>
@@ -7013,189 +7215,6 @@
         <w:pStyle w:val="Ttulo8"/>
       </w:pPr>
       <w:r>
-        <w:t>Contabilidad de costos</w:t>
-      </w:r>
-    </w:p>
-    <w:p>
-      <w:r>
-        <w:t>Es una extensión de la contabilidad de gestión y se centra en registrar, clasificar y analizar los costos reales y previstos de producción. Su finalidad es calcular el costo unitario de los bienes o servicios y detectar oportunidades de optimización.</w:t>
-      </w:r>
-    </w:p>
-    <w:p>
-      <w:r>
-        <w:rPr>
-          <w:b/>
-          <w:bCs/>
-        </w:rPr>
-        <w:t>Ejemplo</w:t>
-      </w:r>
-      <w:r>
-        <w:t>: una empresa textil determina cuánto cuesta producir una camiseta sumando materias primas, mano de obra y costos indirectos, para establecer un precio de venta competitivo.</w:t>
-      </w:r>
-    </w:p>
-    <w:p>
-      <w:pPr>
-        <w:pStyle w:val="Ttulo8"/>
-      </w:pPr>
-      <w:r>
-        <w:t>Contabilidad administrativa</w:t>
-      </w:r>
-    </w:p>
-    <w:p>
-      <w:r>
-        <w:t>Integra información financiera y no financiera para apoyar la planeación, la elaboración de presupuestos, el control interno y la evaluación de objetivos estratégicos. Permite medir el desempeño de áreas, departamentos o proyectos.</w:t>
-      </w:r>
-    </w:p>
-    <w:p>
-      <w:r>
-        <w:rPr>
-          <w:b/>
-          <w:bCs/>
-        </w:rPr>
-        <w:t>Ejemplo</w:t>
-      </w:r>
-      <w:r>
-        <w:t>: en una institución educativa, se emplea la contabilidad administrativa para elaborar presupuestos anuales y controlar el cumplimiento de metas académicas y financieras.</w:t>
-      </w:r>
-    </w:p>
-    <w:p>
-      <w:r>
-        <w:lastRenderedPageBreak/>
-        <w:t>La contabilidad cumple una función integral: asegura el cumplimiento de la ley, genera confianza, organiza la información y sirve como guía para la toma de decisiones. Sus objetivos, funciones y clases muestran que se trata de un instrumento vivo, que conecta el pasado con el presente y proyecta el futuro de las organizaciones.</w:t>
-      </w:r>
-    </w:p>
-    <w:p>
-      <w:pPr>
-        <w:pStyle w:val="Ttulo2"/>
-      </w:pPr>
-      <w:bookmarkStart w:id="4" w:name="_Toc209603628"/>
-      <w:r>
-        <w:t>1.3 Estados financieros básicos</w:t>
-      </w:r>
-      <w:bookmarkEnd w:id="4"/>
-    </w:p>
-    <w:p>
-      <w:r>
-        <w:t>Los estados financieros son informes estructurados que presentan, para un periodo determinado, la situación y el desempeño de la entidad. Deben elaborarse con criterios de claridad, relevancia, confiabilidad y comparabilidad (Decreto 2649/1993; marco NIIF) y estar acompañados por notas que revelen políticas contables y detalles necesarios para su adecuada interpretación.</w:t>
-      </w:r>
-    </w:p>
-    <w:p>
-      <w:pPr>
-        <w:rPr>
-          <w:b/>
-          <w:bCs/>
-        </w:rPr>
-      </w:pPr>
-      <w:r>
-        <w:rPr>
-          <w:b/>
-          <w:bCs/>
-        </w:rPr>
-        <w:t>Balance general (o Estado de situación financiera)</w:t>
-      </w:r>
-    </w:p>
-    <w:p>
-      <w:r>
-        <w:t>Muestra, en una fecha de corte, los activos (recursos controlados), pasivos (obligaciones) y patrimonio (residuo entre activos y pasivos). Permite evaluar liquidez, solvencia y estructura financiera.</w:t>
-      </w:r>
-    </w:p>
-    <w:p>
-      <w:pPr>
-        <w:pStyle w:val="Sangradetextonormal"/>
-      </w:pPr>
-      <w:r>
-        <w:t>Componentes usuales: efectivo y equivalentes, cuentas por cobrar, inventarios, propiedades, planta y equipo (y su depreciación), cuentas por pagar, obligaciones financieras, provisiones y patrimonio (capital, reservas, resultados).</w:t>
-      </w:r>
-    </w:p>
-    <w:p>
-      <w:pPr>
-        <w:rPr>
-          <w:b/>
-          <w:bCs/>
-        </w:rPr>
-      </w:pPr>
-      <w:r>
-        <w:rPr>
-          <w:b/>
-          <w:bCs/>
-        </w:rPr>
-        <w:t>Estado de resultados (o de resultados integrales)</w:t>
-      </w:r>
-    </w:p>
-    <w:p>
-      <w:r>
-        <w:t>Informa, para el periodo, ingresos, costos y gastos, determinando la utilidad o pérdida. Sirve para analizar rentabilidad, márgenes y eficiencia operativa.</w:t>
-      </w:r>
-    </w:p>
-    <w:p>
-      <w:r>
-        <w:t>Incluye ingresos operacionales y no operacionales, costos de ventas o de prestación del servicio, gastos de administración, ventas y financieros, e impuestos.</w:t>
-      </w:r>
-    </w:p>
-    <w:p>
-      <w:pPr>
-        <w:pStyle w:val="Ttulo8"/>
-      </w:pPr>
-      <w:r>
-        <w:lastRenderedPageBreak/>
-        <w:t>Estado de cambios en el patrimonio</w:t>
-      </w:r>
-    </w:p>
-    <w:p>
-      <w:r>
-        <w:t>Explica las variaciones de cada rubro patrimonial entre el inicio y el cierre del periodo: aportes, reservas, resultados acumulados, resultado del ejercicio, distribuciones y otros movimientos. Conecta el resultado del periodo con el patrimonio y evidencia decisiones como capitalizaciones o dividendos.</w:t>
-      </w:r>
-    </w:p>
-    <w:p>
-      <w:pPr>
-        <w:pStyle w:val="Ttulo8"/>
-      </w:pPr>
-      <w:r>
-        <w:t>Estado de flujos de efectivo</w:t>
-      </w:r>
-    </w:p>
-    <w:p>
-      <w:r>
-        <w:t>Presenta entradas y salidas de efectivo y equivalentes, clasificadas en operación, inversión y financiación. Permite evaluar la capacidad de generar efectivo, cumplir obligaciones y financiar crecimiento.</w:t>
-      </w:r>
-    </w:p>
-    <w:p>
-      <w:r>
-        <w:t>Métodos: directo (cobros y pagos brutos) o indirecto (conciliando utilidad con flujo operativo).</w:t>
-      </w:r>
-    </w:p>
-    <w:p>
-      <w:pPr>
-        <w:pStyle w:val="Ttulo8"/>
-      </w:pPr>
-      <w:r>
-        <w:t>Notas a los estados financieros</w:t>
-      </w:r>
-    </w:p>
-    <w:p>
-      <w:r>
-        <w:t>Revelan políticas contables aplicadas, estimaciones, juicios significativos, desgloses por rubro, contingencias y hechos posteriores. Son parte integral de los estados y dan contexto para su lectura.</w:t>
-      </w:r>
-    </w:p>
-    <w:p>
-      <w:pPr>
-        <w:pStyle w:val="Ttulo8"/>
-      </w:pPr>
-      <w:r>
-        <w:t>Relación entre los estados</w:t>
-      </w:r>
-    </w:p>
-    <w:p>
-      <w:r>
-        <w:t>El estado de resultados genera la utilidad neta, que se incorpora al estado de cambios en el patrimonio; este, a su vez, explica las variaciones presentadas en el balance general. El estado de flujos de efectivo concilia la utilidad con el efectivo generado o usado, mostrando la “realidad de caja” del periodo.</w:t>
-      </w:r>
-    </w:p>
-    <w:p>
-      <w:pPr>
-        <w:pStyle w:val="Ttulo8"/>
-      </w:pPr>
-      <w:r>
-        <w:lastRenderedPageBreak/>
         <w:t>Buenas prácticas de presentación</w:t>
       </w:r>
     </w:p>
@@ -7277,7 +7296,7 @@
       <w:pPr>
         <w:pStyle w:val="Ttulo1"/>
       </w:pPr>
-      <w:bookmarkStart w:id="5" w:name="_Toc209603629"/>
+      <w:bookmarkStart w:id="5" w:name="_Toc210264366"/>
       <w:r>
         <w:lastRenderedPageBreak/>
         <w:t>Política contable: definición, estructura, principios aplicables</w:t>
@@ -7297,7 +7316,7 @@
           <w:numId w:val="5"/>
         </w:numPr>
       </w:pPr>
-      <w:bookmarkStart w:id="6" w:name="_Toc209603630"/>
+      <w:bookmarkStart w:id="6" w:name="_Toc210264367"/>
       <w:r>
         <w:t>Definición de política contable</w:t>
       </w:r>
@@ -7326,7 +7345,7 @@
           <w:szCs w:val="18"/>
         </w:rPr>
       </w:pPr>
-      <w:bookmarkStart w:id="7" w:name="_Toc209603631"/>
+      <w:bookmarkStart w:id="7" w:name="_Toc210264368"/>
       <w:r>
         <w:rPr>
           <w:rFonts w:eastAsia="Times New Roman"/>
@@ -7340,23 +7359,6 @@
         <w:t>Estructura de las políticas contables</w:t>
       </w:r>
       <w:bookmarkEnd w:id="7"/>
-    </w:p>
-    <w:p>
-      <w:r>
-        <w:t xml:space="preserve"> Toda gestión de la información en una empresa debe fundamentarse en tres principios esenciales (la confidencialidad, la integridad y la disponibilidad de la </w:t>
-      </w:r>
-      <w:r>
-        <w:lastRenderedPageBreak/>
-        <w:t>información), para poder cumplir con los criterios de eficiencia y eficacia, y así garantizar un sistema seguro y confiable (</w:t>
-      </w:r>
-      <w:proofErr w:type="spellStart"/>
-      <w:r>
-        <w:t>Novasep</w:t>
-      </w:r>
-      <w:proofErr w:type="spellEnd"/>
-      <w:r>
-        <w:t xml:space="preserve">, s.f.). </w:t>
-      </w:r>
     </w:p>
     <w:p>
       <w:r>
@@ -7376,6 +7378,7 @@
           <w:b/>
           <w:bCs/>
         </w:rPr>
+        <w:lastRenderedPageBreak/>
         <w:t>Objetivo y alcance</w:t>
       </w:r>
       <w:r>
@@ -7486,14 +7489,34 @@
         <w:t>Ejemplo</w:t>
       </w:r>
       <w:r>
-        <w:t>: una empresa puede definir en su política que sus inventarios se midan al costo promedio ponderado, y que las propiedades, planta y equipo se registren al costo histórico menos depreciación acumulada.</w:t>
+        <w:t>: una empresa puede definir en su política que sus</w:t>
+      </w:r>
+      <w:r>
+        <w:rPr>
+          <w:b/>
+          <w:bCs/>
+        </w:rPr>
+        <w:t xml:space="preserve"> inventarios</w:t>
+      </w:r>
+      <w:r>
+        <w:t xml:space="preserve"> se midan al costo promedio ponderado, y que las </w:t>
+      </w:r>
+      <w:r>
+        <w:rPr>
+          <w:b/>
+          <w:bCs/>
+        </w:rPr>
+        <w:t>propiedades, planta y equipo</w:t>
+      </w:r>
+      <w:r>
+        <w:t xml:space="preserve"> se registren al costo histórico menos depreciación acumulada.</w:t>
       </w:r>
     </w:p>
     <w:p>
       <w:pPr>
         <w:pStyle w:val="Ttulo2"/>
       </w:pPr>
-      <w:bookmarkStart w:id="8" w:name="_Toc209603632"/>
+      <w:bookmarkStart w:id="8" w:name="_Toc210264369"/>
       <w:r>
         <w:t>2.3 Principios aplicables en Colombia</w:t>
       </w:r>
@@ -7501,10 +7524,19 @@
     </w:p>
     <w:p>
       <w:r>
-        <w:t>El Decreto 2649 de 1993 estableció los principios de contabilidad generalmente aceptados en Colombia (PCGA), muchos de los cuales siguen siendo la base de las NIIF. Entre los más relevantes están:</w:t>
-      </w:r>
-    </w:p>
-    <w:p/>
+        <w:t xml:space="preserve">El Decreto 2649 de 1993 estableció los </w:t>
+      </w:r>
+      <w:r>
+        <w:rPr>
+          <w:b/>
+          <w:bCs/>
+        </w:rPr>
+        <w:t>principios de contabilidad generalmente aceptados en Colombia (PCGA),</w:t>
+      </w:r>
+      <w:r>
+        <w:t xml:space="preserve"> muchos de los cuales siguen siendo la base de las NIIF. Entre los más relevantes están:</w:t>
+      </w:r>
+    </w:p>
     <w:p>
       <w:pPr>
         <w:pStyle w:val="Prrafodelista"/>
@@ -7522,7 +7554,6 @@
           <w:b/>
           <w:bCs/>
         </w:rPr>
-        <w:lastRenderedPageBreak/>
         <w:t>Ente económico</w:t>
       </w:r>
     </w:p>
@@ -7567,31 +7598,8 @@
     <w:p>
       <w:pPr>
         <w:pStyle w:val="Prrafodelista"/>
-        <w:numPr>
-          <w:ilvl w:val="0"/>
-          <w:numId w:val="14"/>
-        </w:numPr>
-        <w:rPr>
-          <w:b/>
-          <w:bCs/>
-        </w:rPr>
-      </w:pPr>
-      <w:r>
-        <w:rPr>
-          <w:b/>
-          <w:bCs/>
-        </w:rPr>
-        <w:t>Período contable</w:t>
-      </w:r>
-    </w:p>
-    <w:p>
-      <w:pPr>
-        <w:pStyle w:val="Prrafodelista"/>
         <w:ind w:left="1429" w:firstLine="0"/>
       </w:pPr>
-      <w:r>
-        <w:t>Las operaciones se reportan en intervalos regulares.</w:t>
-      </w:r>
     </w:p>
     <w:p>
       <w:pPr>
@@ -7610,7 +7618,8 @@
           <w:b/>
           <w:bCs/>
         </w:rPr>
-        <w:t>Devengo o causación</w:t>
+        <w:lastRenderedPageBreak/>
+        <w:t>Período contable</w:t>
       </w:r>
     </w:p>
     <w:p>
@@ -7619,7 +7628,7 @@
         <w:ind w:left="1429" w:firstLine="0"/>
       </w:pPr>
       <w:r>
-        <w:t>Los hechos económicos se reconocen cuando ocurren, no cuando se paga o recibe efectivo.</w:t>
+        <w:t>Las operaciones se reportan en intervalos regulares.</w:t>
       </w:r>
     </w:p>
     <w:p>
@@ -7639,7 +7648,7 @@
           <w:b/>
           <w:bCs/>
         </w:rPr>
-        <w:t>Esencia sobre forma</w:t>
+        <w:t>Devengo o causación</w:t>
       </w:r>
     </w:p>
     <w:p>
@@ -7648,7 +7657,7 @@
         <w:ind w:left="1429" w:firstLine="0"/>
       </w:pPr>
       <w:r>
-        <w:t>Prevalece la realidad económica sobre la forma legal.</w:t>
+        <w:t>Los hechos económicos se reconocen cuando ocurren, no cuando se paga o recibe efectivo.</w:t>
       </w:r>
     </w:p>
     <w:p>
@@ -7668,7 +7677,7 @@
           <w:b/>
           <w:bCs/>
         </w:rPr>
-        <w:t>Prudencia</w:t>
+        <w:t>Esencia sobre forma</w:t>
       </w:r>
     </w:p>
     <w:p>
@@ -7677,7 +7686,7 @@
         <w:ind w:left="1429" w:firstLine="0"/>
       </w:pPr>
       <w:r>
-        <w:t>Se deben reconocer todas las pérdidas probables y solo las ganancias realizadas.</w:t>
+        <w:t>Prevalece la realidad económica sobre la forma legal.</w:t>
       </w:r>
     </w:p>
     <w:p>
@@ -7697,7 +7706,7 @@
           <w:b/>
           <w:bCs/>
         </w:rPr>
-        <w:t>Uniformidad</w:t>
+        <w:t>Prudencia</w:t>
       </w:r>
     </w:p>
     <w:p>
@@ -7706,7 +7715,7 @@
         <w:ind w:left="1429" w:firstLine="0"/>
       </w:pPr>
       <w:r>
-        <w:t>Se mantienen criterios contables a lo largo del tiempo.</w:t>
+        <w:t>Se deben reconocer todas las pérdidas probables y solo las ganancias realizadas.</w:t>
       </w:r>
     </w:p>
     <w:p>
@@ -7726,7 +7735,7 @@
           <w:b/>
           <w:bCs/>
         </w:rPr>
-        <w:t>Revelación plena</w:t>
+        <w:t>Uniformidad</w:t>
       </w:r>
     </w:p>
     <w:p>
@@ -7735,6 +7744,35 @@
         <w:ind w:left="1429" w:firstLine="0"/>
       </w:pPr>
       <w:r>
+        <w:t>Se mantienen criterios contables a lo largo del tiempo.</w:t>
+      </w:r>
+    </w:p>
+    <w:p>
+      <w:pPr>
+        <w:pStyle w:val="Prrafodelista"/>
+        <w:numPr>
+          <w:ilvl w:val="0"/>
+          <w:numId w:val="14"/>
+        </w:numPr>
+        <w:rPr>
+          <w:b/>
+          <w:bCs/>
+        </w:rPr>
+      </w:pPr>
+      <w:r>
+        <w:rPr>
+          <w:b/>
+          <w:bCs/>
+        </w:rPr>
+        <w:t>Revelación plena</w:t>
+      </w:r>
+    </w:p>
+    <w:p>
+      <w:pPr>
+        <w:pStyle w:val="Prrafodelista"/>
+        <w:ind w:left="1429" w:firstLine="0"/>
+      </w:pPr>
+      <w:r>
         <w:t>Toda información relevante debe ser divulgada.</w:t>
       </w:r>
     </w:p>
@@ -7742,7 +7780,7 @@
       <w:pPr>
         <w:pStyle w:val="Ttulo2"/>
       </w:pPr>
-      <w:bookmarkStart w:id="9" w:name="_Toc209603633"/>
+      <w:bookmarkStart w:id="9" w:name="_Toc210264370"/>
       <w:r>
         <w:t>2.4 Referencia a estándares internacionales</w:t>
       </w:r>
@@ -7753,16 +7791,20 @@
         <w:pStyle w:val="Sangradetextonormal"/>
       </w:pPr>
       <w:r>
-        <w:t>Para las entidades que aplican NIIF, las políticas contables se definen siguiendo las directrices del IASB. En este marco, se permite mayor flexibilidad en la selección de criterios de medición (por ejemplo, valor razonable para propiedades de inversión) y se exige amplia revelación en las notas.</w:t>
+        <w:t xml:space="preserve">Para las entidades que aplican </w:t>
+      </w:r>
+      <w:r>
+        <w:rPr>
+          <w:b/>
+          <w:bCs/>
+        </w:rPr>
+        <w:t>NIIF</w:t>
+      </w:r>
+      <w:r>
+        <w:t>, las políticas contables se definen siguiendo las directrices del IASB. En este marco, se permite mayor flexibilidad en la selección de criterios de medición (por ejemplo, valor razonable para propiedades de inversión) y se exige amplia revelación en las notas.</w:t>
       </w:r>
       <w:r>
         <w:br/>
-      </w:r>
-      <w:r>
-        <w:br/>
-      </w:r>
-      <w:r>
-        <w:lastRenderedPageBreak/>
         <w:t>La transición hacia NIIF en Colombia, establecida por la Ley 1314 de 2009 y sus decretos reglamentarios, reforzó la importancia de las políticas contables como instrumento de comparabilidad internacional.</w:t>
       </w:r>
     </w:p>
@@ -7797,7 +7839,7 @@
       <w:pPr>
         <w:pStyle w:val="Ttulo1"/>
       </w:pPr>
-      <w:bookmarkStart w:id="10" w:name="_Toc209603634"/>
+      <w:bookmarkStart w:id="10" w:name="_Toc210264371"/>
       <w:r>
         <w:lastRenderedPageBreak/>
         <w:t>Cuentas: tipos, Plan Único de Cuentas (PUC)</w:t>
@@ -7806,22 +7848,6 @@
     </w:p>
     <w:p>
       <w:pPr>
-        <w:spacing w:before="0" w:after="0" w:line="240" w:lineRule="auto"/>
-        <w:ind w:firstLine="0"/>
-        <w:textAlignment w:val="baseline"/>
-        <w:rPr>
-          <w:rFonts w:ascii="Roboto" w:eastAsia="Times New Roman" w:hAnsi="Roboto" w:cs="Times New Roman"/>
-          <w:color w:val="12263F"/>
-          <w:kern w:val="0"/>
-          <w:sz w:val="24"/>
-          <w:szCs w:val="24"/>
-          <w:lang w:val="es-419" w:eastAsia="es-CO"/>
-          <w14:ligatures w14:val="none"/>
-        </w:rPr>
-      </w:pPr>
-    </w:p>
-    <w:p>
-      <w:pPr>
         <w:pStyle w:val="Sangradetextonormal"/>
       </w:pPr>
       <w:r>
@@ -7832,7 +7858,7 @@
       <w:pPr>
         <w:pStyle w:val="Ttulo2"/>
       </w:pPr>
-      <w:bookmarkStart w:id="11" w:name="_Toc209603635"/>
+      <w:bookmarkStart w:id="11" w:name="_Toc210264372"/>
       <w:r>
         <w:t>3.1 La cuenta contable</w:t>
       </w:r>
@@ -7848,7 +7874,27 @@
       </w:r>
       <w:proofErr w:type="spellEnd"/>
       <w:r>
-        <w:t xml:space="preserve"> debe (débito) o en el haber (crédito), lo que permite determinar en todo momento su saldo.</w:t>
+        <w:t xml:space="preserve"> </w:t>
+      </w:r>
+      <w:r>
+        <w:rPr>
+          <w:b/>
+          <w:bCs/>
+        </w:rPr>
+        <w:t>debe (débito)</w:t>
+      </w:r>
+      <w:r>
+        <w:t xml:space="preserve"> o en el </w:t>
+      </w:r>
+      <w:r>
+        <w:rPr>
+          <w:b/>
+          <w:bCs/>
+        </w:rPr>
+        <w:t>haber (crédito),</w:t>
+      </w:r>
+      <w:r>
+        <w:t xml:space="preserve"> lo que permite determinar en todo momento su saldo.</w:t>
       </w:r>
     </w:p>
     <w:p>
@@ -7856,17 +7902,12 @@
         <w:t>Según Fierro (2011), las cuentas contables se agrupan en diferentes categorías, que reflejan la naturaleza de los bienes, derechos, obligaciones y resultados de la empresa.</w:t>
       </w:r>
     </w:p>
-    <w:p/>
-    <w:p/>
-    <w:p/>
-    <w:p/>
     <w:p>
       <w:pPr>
         <w:pStyle w:val="Tabla"/>
         <w:jc w:val="center"/>
       </w:pPr>
       <w:r>
-        <w:lastRenderedPageBreak/>
         <w:t>Clasificación general de las cuentas contables</w:t>
       </w:r>
     </w:p>
@@ -7997,6 +8038,7 @@
               <w:ind w:firstLine="0"/>
             </w:pPr>
             <w:r>
+              <w:lastRenderedPageBreak/>
               <w:t>Valores a recaudar</w:t>
             </w:r>
             <w:r>
@@ -8306,7 +8348,6 @@
               <w:ind w:firstLine="0"/>
             </w:pPr>
             <w:r>
-              <w:lastRenderedPageBreak/>
               <w:t>Deudas con instituciones financieras</w:t>
             </w:r>
             <w:r>
@@ -8376,6 +8417,7 @@
               <w:ind w:firstLine="0"/>
             </w:pPr>
             <w:r>
+              <w:lastRenderedPageBreak/>
               <w:t>Pagos por valoración económica pendiente</w:t>
             </w:r>
             <w:r>
@@ -8404,7 +8446,7 @@
       <w:pPr>
         <w:pStyle w:val="Ttulo2"/>
       </w:pPr>
-      <w:bookmarkStart w:id="12" w:name="_Toc209603636"/>
+      <w:bookmarkStart w:id="12" w:name="_Toc210264373"/>
       <w:r>
         <w:t>3.2 Clasificación de las cuentas</w:t>
       </w:r>
@@ -8412,7 +8454,27 @@
     </w:p>
     <w:p>
       <w:r>
-        <w:t>De acuerdo con Fierro (2011), las cuentas pueden clasificarse según dos criterios: su naturaleza y el estado financiero en el que se presentan.</w:t>
+        <w:t xml:space="preserve">De acuerdo con Fierro (2011), las cuentas pueden clasificarse según dos criterios: </w:t>
+      </w:r>
+      <w:r>
+        <w:rPr>
+          <w:b/>
+          <w:bCs/>
+        </w:rPr>
+        <w:t>su naturaleza</w:t>
+      </w:r>
+      <w:r>
+        <w:t xml:space="preserve"> y el </w:t>
+      </w:r>
+      <w:r>
+        <w:rPr>
+          <w:b/>
+          <w:bCs/>
+        </w:rPr>
+        <w:t>estado financiero</w:t>
+      </w:r>
+      <w:r>
+        <w:t xml:space="preserve"> en el que se presentan.</w:t>
       </w:r>
     </w:p>
     <w:p>
@@ -8490,12 +8552,6 @@
     <w:p>
       <w:pPr>
         <w:pStyle w:val="Prrafodelista"/>
-        <w:ind w:left="1429" w:firstLine="0"/>
-      </w:pPr>
-    </w:p>
-    <w:p>
-      <w:pPr>
-        <w:pStyle w:val="Prrafodelista"/>
         <w:numPr>
           <w:ilvl w:val="0"/>
           <w:numId w:val="17"/>
@@ -8510,7 +8566,6 @@
           <w:b/>
           <w:bCs/>
         </w:rPr>
-        <w:lastRenderedPageBreak/>
         <w:t>Según los estados financieros</w:t>
       </w:r>
     </w:p>
@@ -8571,6 +8626,7 @@
         <w:ind w:left="1985" w:firstLine="0"/>
       </w:pPr>
       <w:r>
+        <w:lastRenderedPageBreak/>
         <w:t>Bienes y derechos que posee la empresa. Aumentan con débitos y disminuyen con créditos.</w:t>
       </w:r>
     </w:p>
@@ -8727,20 +8783,62 @@
     <w:p>
       <w:pPr>
         <w:pStyle w:val="Prrafodelista"/>
-        <w:ind w:left="2127" w:firstLine="0"/>
-      </w:pPr>
+        <w:numPr>
+          <w:ilvl w:val="0"/>
+          <w:numId w:val="20"/>
+        </w:numPr>
+        <w:ind w:left="1701" w:firstLine="0"/>
+        <w:rPr>
+          <w:b/>
+          <w:bCs/>
+        </w:rPr>
+      </w:pPr>
+      <w:r>
+        <w:rPr>
+          <w:b/>
+          <w:bCs/>
+        </w:rPr>
+        <w:t>Costos</w:t>
+      </w:r>
     </w:p>
     <w:p>
       <w:pPr>
         <w:pStyle w:val="Prrafodelista"/>
         <w:ind w:left="2127" w:firstLine="0"/>
       </w:pPr>
+      <w:r>
+        <w:t>Valor de la mercancía vendida o de la producción realizada. En empresas manufactureras incluyen materias primas, mano de obra y costos indirectos de fabricación.</w:t>
+      </w:r>
     </w:p>
     <w:p>
       <w:pPr>
         <w:pStyle w:val="Prrafodelista"/>
-        <w:ind w:left="2127" w:firstLine="0"/>
-      </w:pPr>
+        <w:numPr>
+          <w:ilvl w:val="0"/>
+          <w:numId w:val="18"/>
+        </w:numPr>
+        <w:ind w:left="1701" w:firstLine="0"/>
+        <w:rPr>
+          <w:b/>
+          <w:bCs/>
+        </w:rPr>
+      </w:pPr>
+      <w:r>
+        <w:rPr>
+          <w:b/>
+          <w:bCs/>
+        </w:rPr>
+        <w:t>Cuentas de orden</w:t>
+      </w:r>
+    </w:p>
+    <w:p>
+      <w:pPr>
+        <w:pStyle w:val="Prrafodelista"/>
+        <w:ind w:left="1701" w:firstLine="0"/>
+      </w:pPr>
+      <w:r>
+        <w:t>No afectan directamente los estados financieros, pero registran hechos económicos que pueden tener consecuencias futuras.</w:t>
+      </w:r>
     </w:p>
     <w:p>
       <w:pPr>
@@ -8760,8 +8858,7 @@
           <w:b/>
           <w:bCs/>
         </w:rPr>
-        <w:lastRenderedPageBreak/>
-        <w:t>Costos</w:t>
+        <w:t>De orden deudora</w:t>
       </w:r>
     </w:p>
     <w:p>
@@ -8770,37 +8867,8 @@
         <w:ind w:left="2127" w:firstLine="0"/>
       </w:pPr>
       <w:r>
-        <w:t>Valor de la mercancía vendida o de la producción realizada. En empresas manufactureras incluyen materias primas, mano de obra y costos indirectos de fabricación.</w:t>
-      </w:r>
-    </w:p>
-    <w:p>
-      <w:pPr>
-        <w:pStyle w:val="Prrafodelista"/>
-        <w:numPr>
-          <w:ilvl w:val="0"/>
-          <w:numId w:val="18"/>
-        </w:numPr>
-        <w:ind w:left="1701" w:firstLine="0"/>
-        <w:rPr>
-          <w:b/>
-          <w:bCs/>
-        </w:rPr>
-      </w:pPr>
-      <w:r>
-        <w:rPr>
-          <w:b/>
-          <w:bCs/>
-        </w:rPr>
-        <w:t>Cuentas de orden</w:t>
-      </w:r>
-    </w:p>
-    <w:p>
-      <w:pPr>
-        <w:pStyle w:val="Prrafodelista"/>
-        <w:ind w:left="1701" w:firstLine="0"/>
-      </w:pPr>
-      <w:r>
-        <w:t>No afectan directamente los estados financieros, pero registran hechos económicos que pueden tener consecuencias futuras.</w:t>
+        <w:lastRenderedPageBreak/>
+        <w:t>Registran derechos y situaciones de control interno, como activos bajo custodia o diferencias tributarias. Son de naturaleza débito.</w:t>
       </w:r>
     </w:p>
     <w:p>
@@ -8821,7 +8889,7 @@
           <w:b/>
           <w:bCs/>
         </w:rPr>
-        <w:t>De orden deudora</w:t>
+        <w:t>De orden acreedora</w:t>
       </w:r>
     </w:p>
     <w:p>
@@ -8830,36 +8898,6 @@
         <w:ind w:left="2127" w:firstLine="0"/>
       </w:pPr>
       <w:r>
-        <w:t>Registran derechos y situaciones de control interno, como activos bajo custodia o diferencias tributarias. Son de naturaleza débito.</w:t>
-      </w:r>
-    </w:p>
-    <w:p>
-      <w:pPr>
-        <w:pStyle w:val="Prrafodelista"/>
-        <w:numPr>
-          <w:ilvl w:val="0"/>
-          <w:numId w:val="20"/>
-        </w:numPr>
-        <w:ind w:left="1701" w:firstLine="0"/>
-        <w:rPr>
-          <w:b/>
-          <w:bCs/>
-        </w:rPr>
-      </w:pPr>
-      <w:r>
-        <w:rPr>
-          <w:b/>
-          <w:bCs/>
-        </w:rPr>
-        <w:t>De orden acreedora</w:t>
-      </w:r>
-    </w:p>
-    <w:p>
-      <w:pPr>
-        <w:pStyle w:val="Prrafodelista"/>
-        <w:ind w:left="2127" w:firstLine="0"/>
-      </w:pPr>
-      <w:r>
         <w:t>Registran compromisos o contratos que pueden derivar en obligaciones futuras. Son de naturaleza crédito.</w:t>
       </w:r>
     </w:p>
@@ -8867,1141 +8905,19 @@
       <w:pPr>
         <w:pStyle w:val="Ttulo2"/>
       </w:pPr>
-      <w:bookmarkStart w:id="13" w:name="_Toc209603637"/>
-      <w:r>
-        <w:t>3.3 Método de la partida doble</w:t>
+      <w:bookmarkStart w:id="13" w:name="_Toc210264374"/>
+      <w:r>
+        <w:t>3.3</w:t>
+      </w:r>
+      <w:r>
+        <w:t xml:space="preserve"> </w:t>
+      </w:r>
+      <w:r>
+        <w:t>Objetivo y estructura del Plan Único de Cuentas (PUC)</w:t>
       </w:r>
       <w:bookmarkEnd w:id="13"/>
-    </w:p>
-    <w:p>
-      <w:pPr>
-        <w:rPr>
-          <w:b/>
-          <w:bCs/>
-        </w:rPr>
-      </w:pPr>
-      <w:r>
-        <w:t>El método de la partida doble es la base de la contabilidad moderna. Establece que cada transacción afecta al menos dos cuentas: una que se debita y otra que se acredita por el mismo valor. Esto garantiza que la ecuación contable siempre se mantenga en equilibrio: </w:t>
-      </w:r>
-      <w:r>
-        <w:rPr>
-          <w:b/>
-          <w:bCs/>
-        </w:rPr>
-        <w:t>Activo = Pasivo + Patrimonio.</w:t>
-      </w:r>
-    </w:p>
-    <w:p>
-      <w:pPr>
-        <w:spacing w:before="0" w:after="160" w:line="259" w:lineRule="auto"/>
-        <w:ind w:firstLine="0"/>
-        <w:rPr>
-          <w:b/>
-          <w:bCs/>
-        </w:rPr>
-      </w:pPr>
-      <w:r>
-        <w:rPr>
-          <w:b/>
-          <w:bCs/>
-        </w:rPr>
-        <w:br w:type="page"/>
-      </w:r>
-    </w:p>
-    <w:p>
-      <w:pPr>
-        <w:pStyle w:val="Tabla"/>
-        <w:jc w:val="center"/>
-      </w:pPr>
-      <w:r>
-        <w:lastRenderedPageBreak/>
-        <w:t>Dinámica de las cuentas</w:t>
-      </w:r>
-    </w:p>
-    <w:tbl>
-      <w:tblPr>
-        <w:tblStyle w:val="SENA"/>
-        <w:tblW w:w="8817" w:type="dxa"/>
-        <w:jc w:val="center"/>
-        <w:tblLook w:val="04A0" w:firstRow="1" w:lastRow="0" w:firstColumn="1" w:lastColumn="0" w:noHBand="0" w:noVBand="1"/>
-      </w:tblPr>
-      <w:tblGrid>
-        <w:gridCol w:w="2405"/>
-        <w:gridCol w:w="1898"/>
-        <w:gridCol w:w="1985"/>
-        <w:gridCol w:w="2529"/>
-      </w:tblGrid>
-      <w:tr>
-        <w:trPr>
-          <w:cnfStyle w:val="100000000000" w:firstRow="1" w:lastRow="0" w:firstColumn="0" w:lastColumn="0" w:oddVBand="0" w:evenVBand="0" w:oddHBand="0" w:evenHBand="0" w:firstRowFirstColumn="0" w:firstRowLastColumn="0" w:lastRowFirstColumn="0" w:lastRowLastColumn="0"/>
-          <w:jc w:val="center"/>
-        </w:trPr>
-        <w:tc>
-          <w:tcPr>
-            <w:tcW w:w="2405" w:type="dxa"/>
-            <w:hideMark/>
-          </w:tcPr>
-          <w:p>
-            <w:pPr>
-              <w:ind w:firstLine="0"/>
-            </w:pPr>
-            <w:r>
-              <w:t>Tipo de cuenta</w:t>
-            </w:r>
-          </w:p>
-        </w:tc>
-        <w:tc>
-          <w:tcPr>
-            <w:tcW w:w="1898" w:type="dxa"/>
-            <w:hideMark/>
-          </w:tcPr>
-          <w:p>
-            <w:pPr>
-              <w:ind w:firstLine="0"/>
-            </w:pPr>
-            <w:r>
-              <w:t>Aumenta con</w:t>
-            </w:r>
-          </w:p>
-        </w:tc>
-        <w:tc>
-          <w:tcPr>
-            <w:tcW w:w="1985" w:type="dxa"/>
-            <w:hideMark/>
-          </w:tcPr>
-          <w:p>
-            <w:pPr>
-              <w:ind w:firstLine="0"/>
-            </w:pPr>
-            <w:r>
-              <w:t>Disminuye con</w:t>
-            </w:r>
-          </w:p>
-        </w:tc>
-        <w:tc>
-          <w:tcPr>
-            <w:tcW w:w="0" w:type="auto"/>
-            <w:hideMark/>
-          </w:tcPr>
-          <w:p>
-            <w:pPr>
-              <w:ind w:firstLine="0"/>
-            </w:pPr>
-            <w:r>
-              <w:t>Saldo normal</w:t>
-            </w:r>
-          </w:p>
-        </w:tc>
-      </w:tr>
-      <w:tr>
-        <w:trPr>
-          <w:cnfStyle w:val="000000100000" w:firstRow="0" w:lastRow="0" w:firstColumn="0" w:lastColumn="0" w:oddVBand="0" w:evenVBand="0" w:oddHBand="1" w:evenHBand="0" w:firstRowFirstColumn="0" w:firstRowLastColumn="0" w:lastRowFirstColumn="0" w:lastRowLastColumn="0"/>
-          <w:jc w:val="center"/>
-        </w:trPr>
-        <w:tc>
-          <w:tcPr>
-            <w:tcW w:w="2405" w:type="dxa"/>
-            <w:hideMark/>
-          </w:tcPr>
-          <w:p>
-            <w:pPr>
-              <w:ind w:firstLine="0"/>
-            </w:pPr>
-            <w:r>
-              <w:t>Activos</w:t>
-            </w:r>
-            <w:r>
-              <w:t>.</w:t>
-            </w:r>
-          </w:p>
-        </w:tc>
-        <w:tc>
-          <w:tcPr>
-            <w:tcW w:w="1898" w:type="dxa"/>
-            <w:hideMark/>
-          </w:tcPr>
-          <w:p>
-            <w:pPr>
-              <w:ind w:firstLine="0"/>
-            </w:pPr>
-            <w:r>
-              <w:t>Débito</w:t>
-            </w:r>
-            <w:r>
-              <w:t>.</w:t>
-            </w:r>
-          </w:p>
-        </w:tc>
-        <w:tc>
-          <w:tcPr>
-            <w:tcW w:w="1985" w:type="dxa"/>
-            <w:hideMark/>
-          </w:tcPr>
-          <w:p>
-            <w:pPr>
-              <w:ind w:firstLine="0"/>
-            </w:pPr>
-            <w:r>
-              <w:t>Crédito</w:t>
-            </w:r>
-            <w:r>
-              <w:t>.</w:t>
-            </w:r>
-          </w:p>
-        </w:tc>
-        <w:tc>
-          <w:tcPr>
-            <w:tcW w:w="0" w:type="auto"/>
-            <w:hideMark/>
-          </w:tcPr>
-          <w:p>
-            <w:pPr>
-              <w:ind w:firstLine="0"/>
-            </w:pPr>
-            <w:r>
-              <w:t>Deudor</w:t>
-            </w:r>
-            <w:r>
-              <w:t>.</w:t>
-            </w:r>
-          </w:p>
-        </w:tc>
-      </w:tr>
-      <w:tr>
-        <w:trPr>
-          <w:jc w:val="center"/>
-        </w:trPr>
-        <w:tc>
-          <w:tcPr>
-            <w:tcW w:w="2405" w:type="dxa"/>
-            <w:hideMark/>
-          </w:tcPr>
-          <w:p>
-            <w:pPr>
-              <w:ind w:firstLine="0"/>
-            </w:pPr>
-            <w:r>
-              <w:t>Pasivos</w:t>
-            </w:r>
-            <w:r>
-              <w:t>.</w:t>
-            </w:r>
-          </w:p>
-        </w:tc>
-        <w:tc>
-          <w:tcPr>
-            <w:tcW w:w="1898" w:type="dxa"/>
-            <w:hideMark/>
-          </w:tcPr>
-          <w:p>
-            <w:pPr>
-              <w:ind w:firstLine="0"/>
-            </w:pPr>
-            <w:r>
-              <w:t>Crédito</w:t>
-            </w:r>
-            <w:r>
-              <w:t>.</w:t>
-            </w:r>
-          </w:p>
-        </w:tc>
-        <w:tc>
-          <w:tcPr>
-            <w:tcW w:w="1985" w:type="dxa"/>
-            <w:hideMark/>
-          </w:tcPr>
-          <w:p>
-            <w:pPr>
-              <w:ind w:firstLine="0"/>
-            </w:pPr>
-            <w:r>
-              <w:t>Débito</w:t>
-            </w:r>
-            <w:r>
-              <w:t>.</w:t>
-            </w:r>
-          </w:p>
-        </w:tc>
-        <w:tc>
-          <w:tcPr>
-            <w:tcW w:w="0" w:type="auto"/>
-            <w:hideMark/>
-          </w:tcPr>
-          <w:p>
-            <w:pPr>
-              <w:ind w:firstLine="0"/>
-            </w:pPr>
-            <w:r>
-              <w:t>Acreedor</w:t>
-            </w:r>
-            <w:r>
-              <w:t>.</w:t>
-            </w:r>
-          </w:p>
-        </w:tc>
-      </w:tr>
-      <w:tr>
-        <w:trPr>
-          <w:cnfStyle w:val="000000100000" w:firstRow="0" w:lastRow="0" w:firstColumn="0" w:lastColumn="0" w:oddVBand="0" w:evenVBand="0" w:oddHBand="1" w:evenHBand="0" w:firstRowFirstColumn="0" w:firstRowLastColumn="0" w:lastRowFirstColumn="0" w:lastRowLastColumn="0"/>
-          <w:jc w:val="center"/>
-        </w:trPr>
-        <w:tc>
-          <w:tcPr>
-            <w:tcW w:w="2405" w:type="dxa"/>
-            <w:hideMark/>
-          </w:tcPr>
-          <w:p>
-            <w:pPr>
-              <w:ind w:firstLine="0"/>
-            </w:pPr>
-            <w:r>
-              <w:t>Patrimonio</w:t>
-            </w:r>
-            <w:r>
-              <w:t>.</w:t>
-            </w:r>
-          </w:p>
-        </w:tc>
-        <w:tc>
-          <w:tcPr>
-            <w:tcW w:w="1898" w:type="dxa"/>
-            <w:hideMark/>
-          </w:tcPr>
-          <w:p>
-            <w:pPr>
-              <w:ind w:firstLine="0"/>
-            </w:pPr>
-            <w:r>
-              <w:t>Crédito</w:t>
-            </w:r>
-            <w:r>
-              <w:t>.</w:t>
-            </w:r>
-          </w:p>
-        </w:tc>
-        <w:tc>
-          <w:tcPr>
-            <w:tcW w:w="1985" w:type="dxa"/>
-            <w:hideMark/>
-          </w:tcPr>
-          <w:p>
-            <w:pPr>
-              <w:ind w:firstLine="0"/>
-            </w:pPr>
-            <w:r>
-              <w:t>Débito</w:t>
-            </w:r>
-            <w:r>
-              <w:t>.</w:t>
-            </w:r>
-          </w:p>
-        </w:tc>
-        <w:tc>
-          <w:tcPr>
-            <w:tcW w:w="0" w:type="auto"/>
-            <w:hideMark/>
-          </w:tcPr>
-          <w:p>
-            <w:pPr>
-              <w:ind w:firstLine="0"/>
-            </w:pPr>
-            <w:r>
-              <w:t>Acreedor</w:t>
-            </w:r>
-            <w:r>
-              <w:t>.</w:t>
-            </w:r>
-          </w:p>
-        </w:tc>
-      </w:tr>
-      <w:tr>
-        <w:trPr>
-          <w:jc w:val="center"/>
-        </w:trPr>
-        <w:tc>
-          <w:tcPr>
-            <w:tcW w:w="2405" w:type="dxa"/>
-            <w:hideMark/>
-          </w:tcPr>
-          <w:p>
-            <w:pPr>
-              <w:ind w:firstLine="0"/>
-            </w:pPr>
-            <w:r>
-              <w:t>Ingresos</w:t>
-            </w:r>
-            <w:r>
-              <w:t>.</w:t>
-            </w:r>
-          </w:p>
-        </w:tc>
-        <w:tc>
-          <w:tcPr>
-            <w:tcW w:w="1898" w:type="dxa"/>
-            <w:hideMark/>
-          </w:tcPr>
-          <w:p>
-            <w:pPr>
-              <w:ind w:firstLine="0"/>
-            </w:pPr>
-            <w:r>
-              <w:t>Crédito</w:t>
-            </w:r>
-            <w:r>
-              <w:t>.</w:t>
-            </w:r>
-          </w:p>
-        </w:tc>
-        <w:tc>
-          <w:tcPr>
-            <w:tcW w:w="1985" w:type="dxa"/>
-            <w:hideMark/>
-          </w:tcPr>
-          <w:p>
-            <w:pPr>
-              <w:ind w:firstLine="0"/>
-            </w:pPr>
-            <w:r>
-              <w:t>Débito</w:t>
-            </w:r>
-            <w:r>
-              <w:t>.</w:t>
-            </w:r>
-          </w:p>
-        </w:tc>
-        <w:tc>
-          <w:tcPr>
-            <w:tcW w:w="0" w:type="auto"/>
-            <w:hideMark/>
-          </w:tcPr>
-          <w:p>
-            <w:pPr>
-              <w:ind w:firstLine="0"/>
-            </w:pPr>
-            <w:r>
-              <w:t>Acreedor</w:t>
-            </w:r>
-            <w:r>
-              <w:t>.</w:t>
-            </w:r>
-          </w:p>
-        </w:tc>
-      </w:tr>
-      <w:tr>
-        <w:trPr>
-          <w:cnfStyle w:val="000000100000" w:firstRow="0" w:lastRow="0" w:firstColumn="0" w:lastColumn="0" w:oddVBand="0" w:evenVBand="0" w:oddHBand="1" w:evenHBand="0" w:firstRowFirstColumn="0" w:firstRowLastColumn="0" w:lastRowFirstColumn="0" w:lastRowLastColumn="0"/>
-          <w:jc w:val="center"/>
-        </w:trPr>
-        <w:tc>
-          <w:tcPr>
-            <w:tcW w:w="2405" w:type="dxa"/>
-            <w:hideMark/>
-          </w:tcPr>
-          <w:p>
-            <w:pPr>
-              <w:ind w:firstLine="0"/>
-            </w:pPr>
-            <w:r>
-              <w:t>Gastos y costos</w:t>
-            </w:r>
-            <w:r>
-              <w:t>.</w:t>
-            </w:r>
-          </w:p>
-        </w:tc>
-        <w:tc>
-          <w:tcPr>
-            <w:tcW w:w="1898" w:type="dxa"/>
-            <w:hideMark/>
-          </w:tcPr>
-          <w:p>
-            <w:pPr>
-              <w:ind w:firstLine="0"/>
-            </w:pPr>
-            <w:r>
-              <w:t>Débito</w:t>
-            </w:r>
-            <w:r>
-              <w:t>.</w:t>
-            </w:r>
-          </w:p>
-        </w:tc>
-        <w:tc>
-          <w:tcPr>
-            <w:tcW w:w="1985" w:type="dxa"/>
-            <w:hideMark/>
-          </w:tcPr>
-          <w:p>
-            <w:pPr>
-              <w:ind w:firstLine="0"/>
-            </w:pPr>
-            <w:r>
-              <w:t>Crédito</w:t>
-            </w:r>
-            <w:r>
-              <w:t>.</w:t>
-            </w:r>
-          </w:p>
-        </w:tc>
-        <w:tc>
-          <w:tcPr>
-            <w:tcW w:w="0" w:type="auto"/>
-            <w:hideMark/>
-          </w:tcPr>
-          <w:p>
-            <w:pPr>
-              <w:ind w:firstLine="0"/>
-            </w:pPr>
-            <w:r>
-              <w:t>Deudor</w:t>
-            </w:r>
-            <w:r>
-              <w:t>.</w:t>
-            </w:r>
-          </w:p>
-        </w:tc>
-      </w:tr>
-    </w:tbl>
-    <w:p/>
-    <w:p>
-      <w:pPr>
-        <w:pStyle w:val="Ttulo8"/>
-      </w:pPr>
-      <w:r>
-        <w:t>Ejemplo de aplicación de la partida doble</w:t>
-      </w:r>
-    </w:p>
-    <w:p>
-      <w:pPr>
-        <w:pStyle w:val="Encabezado"/>
-        <w:numPr>
-          <w:ilvl w:val="0"/>
-          <w:numId w:val="22"/>
-        </w:numPr>
-        <w:tabs>
-          <w:tab w:val="clear" w:pos="4419"/>
-          <w:tab w:val="clear" w:pos="8838"/>
-        </w:tabs>
-        <w:spacing w:before="160" w:after="120" w:line="360" w:lineRule="auto"/>
-        <w:rPr>
-          <w:b/>
-          <w:bCs/>
-        </w:rPr>
-      </w:pPr>
-      <w:r>
-        <w:rPr>
-          <w:b/>
-          <w:bCs/>
-        </w:rPr>
-        <w:t>Compra de mercancías en efectivo por $1.000.000</w:t>
-      </w:r>
-    </w:p>
-    <w:p>
-      <w:pPr>
-        <w:pStyle w:val="Prrafodelista"/>
-        <w:numPr>
-          <w:ilvl w:val="1"/>
-          <w:numId w:val="23"/>
-        </w:numPr>
-      </w:pPr>
-      <w:r>
-        <w:t>Débito: Inventarios $1.000.000 (aumenta el activo).</w:t>
-      </w:r>
-    </w:p>
-    <w:p>
-      <w:pPr>
-        <w:pStyle w:val="Prrafodelista"/>
-        <w:numPr>
-          <w:ilvl w:val="1"/>
-          <w:numId w:val="23"/>
-        </w:numPr>
-      </w:pPr>
-      <w:r>
-        <w:t>Crédito: Caja $1.000.000 (disminuye el activo).</w:t>
-      </w:r>
-    </w:p>
-    <w:p>
-      <w:pPr>
-        <w:pStyle w:val="Prrafodelista"/>
-        <w:ind w:left="1429" w:firstLine="0"/>
-      </w:pPr>
-      <w:r>
-        <w:t>En esta transacción, el total de activos no varía, ya que disminuye el efectivo, pero aumenta el inventario en la misma proporción.</w:t>
-      </w:r>
-    </w:p>
-    <w:p>
-      <w:pPr>
-        <w:pStyle w:val="Prrafodelista"/>
-        <w:numPr>
-          <w:ilvl w:val="0"/>
-          <w:numId w:val="22"/>
-        </w:numPr>
-        <w:rPr>
-          <w:b/>
-          <w:bCs/>
-        </w:rPr>
-      </w:pPr>
-      <w:r>
-        <w:rPr>
-          <w:b/>
-          <w:bCs/>
-        </w:rPr>
-        <w:t>Adquisición de mobiliario a crédito por $5.000.000</w:t>
-      </w:r>
-    </w:p>
-    <w:p>
-      <w:pPr>
-        <w:pStyle w:val="Prrafodelista"/>
-        <w:numPr>
-          <w:ilvl w:val="1"/>
-          <w:numId w:val="24"/>
-        </w:numPr>
-      </w:pPr>
-      <w:r>
-        <w:t>Débito: Muebles y enseres $5.000.000 (aumenta el activo).</w:t>
-      </w:r>
-    </w:p>
-    <w:p>
-      <w:pPr>
-        <w:pStyle w:val="Prrafodelista"/>
-        <w:numPr>
-          <w:ilvl w:val="1"/>
-          <w:numId w:val="24"/>
-        </w:numPr>
-      </w:pPr>
-      <w:r>
-        <w:t>Crédito: Proveedores $5.000.000 (aumenta el pasivo).</w:t>
-      </w:r>
-    </w:p>
-    <w:p>
-      <w:pPr>
-        <w:pStyle w:val="Prrafodelista"/>
-        <w:ind w:left="1429" w:firstLine="0"/>
-      </w:pPr>
-      <w:r>
-        <w:t>Aunque no hay salida inmediata de efectivo, se incrementa un activo (el mobiliario) y, al mismo tiempo, surge una obligación con terceros, manteniendo equilibrado el patrimonio.</w:t>
-      </w:r>
-    </w:p>
-    <w:p>
-      <w:pPr>
-        <w:pStyle w:val="Prrafodelista"/>
-        <w:numPr>
-          <w:ilvl w:val="0"/>
-          <w:numId w:val="22"/>
-        </w:numPr>
-        <w:rPr>
-          <w:b/>
-          <w:bCs/>
-        </w:rPr>
-      </w:pPr>
-      <w:r>
-        <w:rPr>
-          <w:b/>
-          <w:bCs/>
-        </w:rPr>
-        <w:lastRenderedPageBreak/>
-        <w:t>Ingreso por prestación de servicios en efectivo por $2.000.000</w:t>
-      </w:r>
-    </w:p>
-    <w:p>
-      <w:pPr>
-        <w:pStyle w:val="Prrafodelista"/>
-        <w:numPr>
-          <w:ilvl w:val="1"/>
-          <w:numId w:val="25"/>
-        </w:numPr>
-      </w:pPr>
-      <w:r>
-        <w:t>Débito: Caja $2.000.000 (aumenta el activo).</w:t>
-      </w:r>
-    </w:p>
-    <w:p>
-      <w:pPr>
-        <w:pStyle w:val="Prrafodelista"/>
-        <w:numPr>
-          <w:ilvl w:val="1"/>
-          <w:numId w:val="25"/>
-        </w:numPr>
-      </w:pPr>
-      <w:r>
-        <w:t>Crédito: Ingresos por servicios $2.000.000 (aumenta el patrimonio).</w:t>
-      </w:r>
-    </w:p>
-    <w:p>
-      <w:pPr>
-        <w:pStyle w:val="Prrafodelista"/>
-        <w:ind w:left="1429" w:firstLine="0"/>
-      </w:pPr>
-      <w:r>
-        <w:t>Este caso muestra cómo la partida doble no solo asegura el equilibrio del balance contable, sino que también refleja el resultado económico, al incrementar tanto el activo como el patrimonio de la empresa.</w:t>
-      </w:r>
-    </w:p>
-    <w:p>
-      <w:pPr>
-        <w:pStyle w:val="Sangradetextonormal"/>
-      </w:pPr>
-      <w:r>
-        <w:t>La partida doble es el principio que da coherencia a toda la contabilidad. Según Muñoz Maza (2016), este método no solo organiza las operaciones, sino que clarifica el origen y la aplicación de los recursos. Ortiz Anaya (2018) destaca que su correcta aplicación garantiza la elaboración de estados financieros confiables y comparables, mientras que León García (2009) señala que sin ella sería imposible mantener un control contable que permita evaluar la sostenibilidad de un negocio.</w:t>
-      </w:r>
-    </w:p>
-    <w:p>
-      <w:r>
-        <w:t>El método se fundamenta en que toda transacción afecta, al menos, dos cuentas: una que se debita y otra que se acredita. En operaciones simples puede intervenir un par de cuentas, mientras que en transacciones más complejas participan varias, siempre bajo la regla de que la suma de los débitos es igual a la suma de los créditos. Este principio asegura el equilibrio contable y la integridad de la información financiera.</w:t>
-      </w:r>
-    </w:p>
-    <w:p>
-      <w:pPr>
-        <w:pStyle w:val="Ttulo2"/>
-      </w:pPr>
-      <w:bookmarkStart w:id="14" w:name="_Toc209603638"/>
-      <w:r>
-        <w:t>3.4 Método de la cuenta T</w:t>
-      </w:r>
-      <w:bookmarkEnd w:id="14"/>
-    </w:p>
-    <w:p>
-      <w:r>
-        <w:t>La cuenta T es una representación gráfica sencilla y tradicional que se utiliza para explicar cómo se registran las operaciones contables. Su nombre proviene de su forma, que asemeja a una gran letra “T” dividida en dos columnas.</w:t>
-      </w:r>
-    </w:p>
-    <w:p>
-      <w:r>
-        <w:t>En la parte superior se escribe el código y el concepto o nombre de la cuenta, mientras que cada lado de la “T” cumple una función específica:</w:t>
-      </w:r>
-    </w:p>
-    <w:p>
-      <w:pPr>
-        <w:pStyle w:val="Ttulo8"/>
-      </w:pPr>
-      <w:r>
-        <w:lastRenderedPageBreak/>
-        <w:t>Código y concepto de cuenta</w:t>
-      </w:r>
-    </w:p>
-    <w:p>
-      <w:pPr>
-        <w:pStyle w:val="Prrafodelista"/>
-        <w:numPr>
-          <w:ilvl w:val="0"/>
-          <w:numId w:val="26"/>
-        </w:numPr>
-      </w:pPr>
-      <w:r>
-        <w:rPr>
-          <w:b/>
-          <w:bCs/>
-        </w:rPr>
-        <w:t>Lado débito</w:t>
-      </w:r>
-    </w:p>
-    <w:p>
-      <w:pPr>
-        <w:pStyle w:val="Prrafodelista"/>
-        <w:ind w:left="1429" w:firstLine="0"/>
-      </w:pPr>
-      <w:r>
-        <w:t>R</w:t>
-      </w:r>
-      <w:r>
-        <w:t>egistra los valores que recibe la cuenta. </w:t>
-      </w:r>
-    </w:p>
-    <w:p>
-      <w:pPr>
-        <w:pStyle w:val="Prrafodelista"/>
-        <w:ind w:left="1429" w:firstLine="0"/>
-      </w:pPr>
-      <w:r>
-        <w:rPr>
-          <w:b/>
-          <w:bCs/>
-        </w:rPr>
-        <w:t>Movimientos</w:t>
-      </w:r>
-      <w:r>
-        <w:t>:</w:t>
-      </w:r>
-      <w:r>
-        <w:t xml:space="preserve"> débitos.</w:t>
-      </w:r>
-      <w:r>
-        <w:t xml:space="preserve"> </w:t>
-      </w:r>
-    </w:p>
-    <w:p>
-      <w:pPr>
-        <w:pStyle w:val="Prrafodelista"/>
-        <w:ind w:left="1429" w:firstLine="0"/>
-      </w:pPr>
-      <w:r>
-        <w:rPr>
-          <w:b/>
-          <w:bCs/>
-        </w:rPr>
-        <w:t>Saldo</w:t>
-      </w:r>
-      <w:r>
-        <w:t>: débitos.</w:t>
-      </w:r>
-    </w:p>
-    <w:p>
-      <w:pPr>
-        <w:pStyle w:val="Prrafodelista"/>
-        <w:numPr>
-          <w:ilvl w:val="0"/>
-          <w:numId w:val="26"/>
-        </w:numPr>
-      </w:pPr>
-      <w:r>
-        <w:rPr>
-          <w:b/>
-          <w:bCs/>
-        </w:rPr>
-        <w:t>Lado crédito</w:t>
-      </w:r>
-    </w:p>
-    <w:p>
-      <w:pPr>
-        <w:pStyle w:val="Prrafodelista"/>
-        <w:ind w:left="1429" w:firstLine="0"/>
-      </w:pPr>
-      <w:r>
-        <w:t>R</w:t>
-      </w:r>
-      <w:r>
-        <w:t>egistra los valores que entrega la cuenta. </w:t>
-      </w:r>
-    </w:p>
-    <w:p>
-      <w:pPr>
-        <w:pStyle w:val="Prrafodelista"/>
-        <w:ind w:left="1429" w:firstLine="0"/>
-      </w:pPr>
-      <w:r>
-        <w:rPr>
-          <w:b/>
-          <w:bCs/>
-        </w:rPr>
-        <w:t>Movimientos</w:t>
-      </w:r>
-      <w:r>
-        <w:t>:</w:t>
-      </w:r>
-      <w:r>
-        <w:t xml:space="preserve"> créditos.</w:t>
-      </w:r>
-    </w:p>
-    <w:p>
-      <w:pPr>
-        <w:pStyle w:val="Prrafodelista"/>
-        <w:ind w:left="1429" w:firstLine="0"/>
-      </w:pPr>
-      <w:r>
-        <w:rPr>
-          <w:b/>
-          <w:bCs/>
-        </w:rPr>
-        <w:t>Saldo</w:t>
-      </w:r>
-      <w:r>
-        <w:t>: créditos.</w:t>
-      </w:r>
-    </w:p>
-    <w:p>
-      <w:pPr>
-        <w:pStyle w:val="Sangradetextonormal"/>
-      </w:pPr>
-      <w:r>
-        <w:t>Cada cuenta T puede mostrar dos aspectos principales:</w:t>
-      </w:r>
-    </w:p>
-    <w:p>
-      <w:pPr>
-        <w:pStyle w:val="Prrafodelista"/>
-        <w:numPr>
-          <w:ilvl w:val="0"/>
-          <w:numId w:val="27"/>
-        </w:numPr>
-        <w:rPr>
-          <w:b/>
-          <w:bCs/>
-        </w:rPr>
-      </w:pPr>
-      <w:r>
-        <w:rPr>
-          <w:b/>
-          <w:bCs/>
-        </w:rPr>
-        <w:t>Movimientos</w:t>
-      </w:r>
-    </w:p>
-    <w:p>
-      <w:pPr>
-        <w:pStyle w:val="Prrafodelista"/>
-        <w:ind w:left="1429" w:firstLine="0"/>
-      </w:pPr>
-      <w:r>
-        <w:t>Anotaciones de los débitos y créditos que se registran durante un periodo.</w:t>
-      </w:r>
-    </w:p>
-    <w:p>
-      <w:pPr>
-        <w:pStyle w:val="Prrafodelista"/>
-        <w:numPr>
-          <w:ilvl w:val="0"/>
-          <w:numId w:val="27"/>
-        </w:numPr>
-        <w:rPr>
-          <w:b/>
-          <w:bCs/>
-        </w:rPr>
-      </w:pPr>
-      <w:r>
-        <w:rPr>
-          <w:b/>
-          <w:bCs/>
-        </w:rPr>
-        <w:t>Saldo</w:t>
-      </w:r>
-    </w:p>
-    <w:p>
-      <w:pPr>
-        <w:pStyle w:val="Prrafodelista"/>
-        <w:ind w:left="1429" w:firstLine="0"/>
-      </w:pPr>
-      <w:r>
-        <w:t>Diferencia resultante entre los débitos y créditos acumulados.</w:t>
-      </w:r>
-    </w:p>
-    <w:p>
-      <w:pPr>
-        <w:pStyle w:val="Ttulo8"/>
-      </w:pPr>
-      <w:r>
-        <w:t>Naturaleza de las cuentas y su efecto en la cuenta T</w:t>
-      </w:r>
-    </w:p>
-    <w:p>
-      <w:r>
-        <w:t xml:space="preserve">Las cuentas pueden ser de naturaleza débito o naturaleza crédito, y esto determina cómo afectan los registros en </w:t>
-      </w:r>
-      <w:proofErr w:type="spellStart"/>
-      <w:r>
-        <w:t>el</w:t>
-      </w:r>
-      <w:proofErr w:type="spellEnd"/>
-      <w:r>
-        <w:t xml:space="preserve"> debe y el haber dentro de la cuenta T.</w:t>
-      </w:r>
-    </w:p>
-    <w:p>
-      <w:r>
-        <w:rPr>
-          <w:b/>
-          <w:bCs/>
-        </w:rPr>
-        <w:t>1. Cuentas de naturaleza débito</w:t>
-      </w:r>
-    </w:p>
-    <w:p>
-      <w:pPr>
-        <w:ind w:left="993" w:firstLine="0"/>
-      </w:pPr>
-      <w:r>
-        <w:t xml:space="preserve">Aumentan cuando se registran en </w:t>
-      </w:r>
-      <w:proofErr w:type="spellStart"/>
-      <w:r>
-        <w:t>el</w:t>
-      </w:r>
-      <w:proofErr w:type="spellEnd"/>
-      <w:r>
-        <w:t xml:space="preserve"> debe y disminuyen cuando se registran en el haber.</w:t>
-      </w:r>
-    </w:p>
-    <w:p>
-      <w:pPr>
-        <w:ind w:left="284"/>
-      </w:pPr>
-      <w:r>
-        <w:t>Ejemplos:</w:t>
-      </w:r>
-    </w:p>
-    <w:p>
-      <w:pPr>
-        <w:pStyle w:val="Prrafodelista"/>
-        <w:numPr>
-          <w:ilvl w:val="0"/>
-          <w:numId w:val="28"/>
-        </w:numPr>
-      </w:pPr>
-      <w:r>
-        <w:rPr>
-          <w:b/>
-          <w:bCs/>
-        </w:rPr>
-        <w:t>Activos</w:t>
-      </w:r>
-      <w:r>
-        <w:t>: aumentan con débitos y disminuyen con créditos.</w:t>
-      </w:r>
-    </w:p>
-    <w:p>
-      <w:pPr>
-        <w:pStyle w:val="Prrafodelista"/>
-        <w:numPr>
-          <w:ilvl w:val="0"/>
-          <w:numId w:val="28"/>
-        </w:numPr>
-      </w:pPr>
-      <w:r>
-        <w:rPr>
-          <w:b/>
-          <w:bCs/>
-        </w:rPr>
-        <w:lastRenderedPageBreak/>
-        <w:t>Gastos</w:t>
-      </w:r>
-      <w:r>
-        <w:t>: aumentan con débitos y disminuyen con créditos.</w:t>
-      </w:r>
-    </w:p>
-    <w:p>
-      <w:pPr>
-        <w:pStyle w:val="Prrafodelista"/>
-        <w:numPr>
-          <w:ilvl w:val="0"/>
-          <w:numId w:val="28"/>
-        </w:numPr>
-      </w:pPr>
-      <w:r>
-        <w:rPr>
-          <w:b/>
-          <w:bCs/>
-        </w:rPr>
-        <w:t>Costos</w:t>
-      </w:r>
-      <w:r>
-        <w:t>: aumentan con débitos y disminuyen con créditos.</w:t>
-      </w:r>
-    </w:p>
-    <w:p>
-      <w:pPr>
-        <w:rPr>
-          <w:b/>
-          <w:bCs/>
-        </w:rPr>
-      </w:pPr>
-      <w:r>
-        <w:rPr>
-          <w:b/>
-          <w:bCs/>
-        </w:rPr>
-        <w:t>2. Cuentas de naturaleza crédito</w:t>
-      </w:r>
-    </w:p>
-    <w:p>
-      <w:pPr>
-        <w:ind w:left="993" w:firstLine="0"/>
-      </w:pPr>
-      <w:r>
-        <w:t xml:space="preserve">Aumentan cuando se registran en el haber y disminuyen cuando se registran en </w:t>
-      </w:r>
-      <w:proofErr w:type="spellStart"/>
-      <w:r>
-        <w:t>el</w:t>
-      </w:r>
-      <w:proofErr w:type="spellEnd"/>
-      <w:r>
-        <w:t xml:space="preserve"> debe.</w:t>
-      </w:r>
-    </w:p>
-    <w:p>
-      <w:pPr>
-        <w:ind w:left="993" w:firstLine="0"/>
-      </w:pPr>
-      <w:r>
-        <w:t>Ejemplos:</w:t>
-      </w:r>
-    </w:p>
-    <w:p>
-      <w:pPr>
-        <w:pStyle w:val="Prrafodelista"/>
-        <w:numPr>
-          <w:ilvl w:val="0"/>
-          <w:numId w:val="29"/>
-        </w:numPr>
-      </w:pPr>
-      <w:r>
-        <w:rPr>
-          <w:b/>
-          <w:bCs/>
-        </w:rPr>
-        <w:t>Pasivos</w:t>
-      </w:r>
-      <w:r>
-        <w:t>: aumentan con créditos y disminuyen con débitos.</w:t>
-      </w:r>
-    </w:p>
-    <w:p>
-      <w:pPr>
-        <w:pStyle w:val="Prrafodelista"/>
-        <w:numPr>
-          <w:ilvl w:val="0"/>
-          <w:numId w:val="29"/>
-        </w:numPr>
-      </w:pPr>
-      <w:r>
-        <w:rPr>
-          <w:b/>
-          <w:bCs/>
-        </w:rPr>
-        <w:t>Patrimonio</w:t>
-      </w:r>
-      <w:r>
-        <w:t>: aumenta con créditos y disminuye con débitos.</w:t>
-      </w:r>
-    </w:p>
-    <w:p>
-      <w:pPr>
-        <w:pStyle w:val="Prrafodelista"/>
-        <w:numPr>
-          <w:ilvl w:val="0"/>
-          <w:numId w:val="29"/>
-        </w:numPr>
-      </w:pPr>
-      <w:r>
-        <w:rPr>
-          <w:b/>
-          <w:bCs/>
-        </w:rPr>
-        <w:t>Ingresos</w:t>
-      </w:r>
-      <w:r>
-        <w:t>: aumentan con créditos y disminuyen con débitos.</w:t>
-      </w:r>
-    </w:p>
-    <w:p>
-      <w:r>
-        <w:t>De esta manera, los activos, gastos y costos disminuyen con créditos y aumentan con débitos, mientras que pasivos, patrimonio e ingresos se comportan de forma contraria.</w:t>
-      </w:r>
-    </w:p>
-    <w:p>
-      <w:pPr>
-        <w:pStyle w:val="Ttulo8"/>
-      </w:pPr>
-      <w:r>
-        <w:t>Dinámica de la cuenta T</w:t>
-      </w:r>
-    </w:p>
-    <w:p>
-      <w:r>
-        <w:t>Tradicionalmente, la cuenta T ha sido utilizada como una herramienta visual para representar los movimientos contables. Sin embargo, en la práctica contable actual, este método ha dejado de usarse para la elaboración formal de los registros contables.</w:t>
-      </w:r>
-    </w:p>
-    <w:p>
-      <w:r>
-        <w:t>Las cuentas T han sido sustituidas por registros oficiales que sirven de base para la elaboración de los comprobantes de contabilidad y los libros auxiliares correspondientes. Además, estos procesos están siendo cada vez más reemplazados por software especializado, que automatiza y facilita la gestión contable.</w:t>
+      <w:r>
+        <w:t> </w:t>
       </w:r>
     </w:p>
     <w:p>
@@ -10013,134 +8929,33 @@
         </w:tabs>
         <w:spacing w:before="160" w:after="120" w:line="360" w:lineRule="auto"/>
       </w:pPr>
-    </w:p>
-    <w:p>
-      <w:pPr>
-        <w:pStyle w:val="Ttulo8"/>
-      </w:pPr>
-      <w:r>
-        <w:lastRenderedPageBreak/>
-        <w:t>Método de la ecuación contable </w:t>
-      </w:r>
-    </w:p>
-    <w:p>
-      <w:r>
-        <w:t>Partiendo del método de la contabilidad de partida doble, se establece la ecuación contable fundamental, que muestra el equilibrio entre los activos y la suma de los pasivos y el patrimonio: </w:t>
-      </w:r>
-    </w:p>
-    <w:p>
-      <w:pPr>
-        <w:jc w:val="center"/>
-        <w:rPr>
-          <w:b/>
-          <w:bCs/>
-        </w:rPr>
-      </w:pPr>
-      <w:r>
-        <w:rPr>
-          <w:b/>
-          <w:bCs/>
-        </w:rPr>
-        <w:t>ACTIVO = PASIVOS + PARIMONIO</w:t>
-      </w:r>
-    </w:p>
-    <w:p>
-      <w:pPr>
-        <w:pStyle w:val="Sangradetextonormal"/>
-      </w:pPr>
-      <w:r>
-        <w:t>Según Contabilidad y Finanzas (2009), esta ecuación puede expresarse también de otras formas derivadas de la ecuación original, como: </w:t>
-      </w:r>
-    </w:p>
-    <w:p>
-      <w:pPr>
-        <w:pStyle w:val="Prrafodelista"/>
-        <w:numPr>
-          <w:ilvl w:val="0"/>
-          <w:numId w:val="30"/>
-        </w:numPr>
-      </w:pPr>
-      <w:r>
-        <w:t xml:space="preserve">Activos + Costos + </w:t>
-      </w:r>
-      <w:r>
-        <w:t>G</w:t>
-      </w:r>
-      <w:r>
-        <w:t>astos = Pasivos + Patrimonio + Ingresos.</w:t>
-      </w:r>
-    </w:p>
-    <w:p>
-      <w:pPr>
-        <w:pStyle w:val="Prrafodelista"/>
-        <w:numPr>
-          <w:ilvl w:val="0"/>
-          <w:numId w:val="30"/>
-        </w:numPr>
-      </w:pPr>
-      <w:r>
-        <w:t>Activos = Pasivos + Patrimonio + (Ingresos – Costos – Gastos).</w:t>
-      </w:r>
-    </w:p>
-    <w:p>
-      <w:pPr>
-        <w:pStyle w:val="Prrafodelista"/>
-        <w:numPr>
-          <w:ilvl w:val="0"/>
-          <w:numId w:val="30"/>
-        </w:numPr>
-      </w:pPr>
-      <w:r>
-        <w:t>Activos – Pasivos = Patrimonio + (</w:t>
-      </w:r>
-      <w:r>
-        <w:t>I</w:t>
-      </w:r>
-      <w:r>
-        <w:t>ngresos – Costos – Gastos).</w:t>
-      </w:r>
-    </w:p>
-    <w:p>
-      <w:r>
-        <w:t>Estas variantes permiten un análisis más detallado de los elementos que afectan la situación financiera de una organización. </w:t>
-      </w:r>
-    </w:p>
-    <w:p>
-      <w:pPr>
-        <w:pStyle w:val="Ttulo2"/>
-      </w:pPr>
-      <w:bookmarkStart w:id="15" w:name="_Toc209603639"/>
-      <w:r>
-        <w:t xml:space="preserve">3.5 </w:t>
-      </w:r>
-      <w:r>
-        <w:t>Objetivo y estructura del Plan Único de Cuentas (PUC)</w:t>
-      </w:r>
-      <w:bookmarkEnd w:id="15"/>
-      <w:r>
-        <w:t> </w:t>
-      </w:r>
-    </w:p>
-    <w:p>
-      <w:pPr>
-        <w:pStyle w:val="Encabezado"/>
-        <w:tabs>
-          <w:tab w:val="clear" w:pos="4419"/>
-          <w:tab w:val="clear" w:pos="8838"/>
-        </w:tabs>
-        <w:spacing w:before="160" w:after="120" w:line="360" w:lineRule="auto"/>
-      </w:pPr>
-      <w:r>
-        <w:t> El Plan Único de Cuentas (PUC) es una herramienta fundamental en la contabilidad colombiana, establecida mediante el Decreto 2650 de 1993, como un modelo estandarizado para organizar y codificar las cuentas de todas las empresas. Su propósito es asegurar uniformidad en los registros contables, facilitar la preparación de estados financieros comparables y garantizar el cumplimiento de las disposiciones legales. </w:t>
-      </w:r>
-    </w:p>
-    <w:p>
-      <w:r>
-        <w:t xml:space="preserve"> El PUC funciona como un catálogo que contiene todas las cuentas que pueden emplearse en los registros de una empresa, cada una identificada con un código numérico y un nombre específico. Esto evita ambigüedades, permite clasificar las </w:t>
-      </w:r>
-      <w:r>
-        <w:lastRenderedPageBreak/>
-        <w:t>operaciones de manera ordenada y sirve de guía para registrar hechos económicos con coherencia. </w:t>
+      <w:r>
+        <w:t xml:space="preserve"> El </w:t>
+      </w:r>
+      <w:r>
+        <w:rPr>
+          <w:b/>
+          <w:bCs/>
+        </w:rPr>
+        <w:t>Plan Único de Cuentas (PUC)</w:t>
+      </w:r>
+      <w:r>
+        <w:t xml:space="preserve"> es una herramienta fundamental en la contabilidad colombiana, establecida mediante el </w:t>
+      </w:r>
+      <w:r>
+        <w:rPr>
+          <w:b/>
+          <w:bCs/>
+        </w:rPr>
+        <w:t>Decreto 2650 de 1993</w:t>
+      </w:r>
+      <w:r>
+        <w:t>, como un modelo estandarizado para organizar y codificar las cuentas de todas las empresas. Su propósito es asegurar uniformidad en los registros contables, facilitar la preparación de estados financieros comparables y garantizar el cumplimiento de las disposiciones legales. </w:t>
+      </w:r>
+    </w:p>
+    <w:p>
+      <w:r>
+        <w:t> El PUC funciona como un catálogo que contiene todas las cuentas que pueden emplearse en los registros de una empresa, cada una identificada con un código numérico y un nombre específico. Esto evita ambigüedades, permite clasificar las operaciones de manera ordenada y sirve de guía para registrar hechos económicos con coherencia. </w:t>
       </w:r>
     </w:p>
     <w:p>
@@ -10158,7 +8973,17 @@
         <w:ind w:left="993"/>
       </w:pPr>
       <w:r>
-        <w:t>Garantiza la uniformidad en la presentación de la información contable. </w:t>
+        <w:t xml:space="preserve">Garantiza la </w:t>
+      </w:r>
+      <w:r>
+        <w:rPr>
+          <w:b/>
+          <w:bCs/>
+        </w:rPr>
+        <w:t>uniformidad</w:t>
+      </w:r>
+      <w:r>
+        <w:t xml:space="preserve"> en la presentación de la información contable. </w:t>
       </w:r>
     </w:p>
     <w:p>
@@ -10171,7 +8996,17 @@
         <w:ind w:left="993"/>
       </w:pPr>
       <w:r>
-        <w:t>Facilita el control y la fiscalización por parte de la DIAN y demás entes de vigilancia. </w:t>
+        <w:t xml:space="preserve">Facilita el </w:t>
+      </w:r>
+      <w:r>
+        <w:rPr>
+          <w:b/>
+          <w:bCs/>
+        </w:rPr>
+        <w:t>control y la fiscalización</w:t>
+      </w:r>
+      <w:r>
+        <w:t xml:space="preserve"> por parte de la DIAN y demás entes de vigilancia. </w:t>
       </w:r>
     </w:p>
     <w:p>
@@ -10184,7 +9019,17 @@
         <w:ind w:left="993"/>
       </w:pPr>
       <w:r>
-        <w:t>Permite la comparabilidad entre los estados financieros de diferentes organizaciones. </w:t>
+        <w:t xml:space="preserve">Permite la </w:t>
+      </w:r>
+      <w:r>
+        <w:rPr>
+          <w:b/>
+          <w:bCs/>
+        </w:rPr>
+        <w:t xml:space="preserve">comparabilidad </w:t>
+      </w:r>
+      <w:r>
+        <w:t>entre los estados financieros de diferentes organizaciones. </w:t>
       </w:r>
     </w:p>
     <w:p>
@@ -10197,7 +9042,18 @@
         <w:ind w:left="993"/>
       </w:pPr>
       <w:r>
-        <w:t>Proporciona un lenguaje común para contadores, auditores, revisores fiscales y entidades de control. </w:t>
+        <w:lastRenderedPageBreak/>
+        <w:t xml:space="preserve">Proporciona un </w:t>
+      </w:r>
+      <w:r>
+        <w:rPr>
+          <w:b/>
+          <w:bCs/>
+        </w:rPr>
+        <w:t>lenguaje común</w:t>
+      </w:r>
+      <w:r>
+        <w:t xml:space="preserve"> para contadores, auditores, revisores fiscales y entidades de control. </w:t>
       </w:r>
     </w:p>
     <w:p>
@@ -10205,7 +9061,13 @@
         <w:pStyle w:val="Sangradetextonormal"/>
       </w:pPr>
       <w:r>
-        <w:t>Cada cuenta en el PUS está identificada por un código numérico y una denominación específica. El sistema está diseñado de forma jerárquica, lo que permite organizar las operaciones desde un nivel general hasta un nivel muy detallado según lo requiera cada empresa.</w:t>
+        <w:t>Cada cuenta en el PU</w:t>
+      </w:r>
+      <w:r>
+        <w:t>C</w:t>
+      </w:r>
+      <w:r>
+        <w:t xml:space="preserve"> está identificada por un código numérico y una denominación específica. El sistema está diseñado de forma jerárquica, lo que permite organizar las operaciones desde un nivel general hasta un nivel muy detallado según lo requiera cada empresa.</w:t>
       </w:r>
     </w:p>
     <w:p>
@@ -10358,7 +9220,6 @@
               <w:ind w:firstLine="0"/>
             </w:pPr>
             <w:r>
-              <w:lastRenderedPageBreak/>
               <w:t>Grupo</w:t>
             </w:r>
             <w:r>
@@ -10571,11 +9432,7 @@
     </w:tbl>
     <w:p>
       <w:r>
-        <w:t> </w:t>
-      </w:r>
-    </w:p>
-    <w:p>
-      <w:r>
+        <w:lastRenderedPageBreak/>
         <w:t>De esta manera, el PUC asegura uniformidad en el registro y facilita el análisis, auditoría y comparación de estados financieros. </w:t>
       </w:r>
     </w:p>
@@ -10589,16 +9446,7 @@
     </w:p>
     <w:p>
       <w:r>
-        <w:t>El Plan Único de Cuentas en Colombia clasifica las cuentas contables en nueve clases, que se agrupan según su función en los estados financieros. Estas clases facilitan el registro ordenado y sistemático de las operaciones contables, además de apoyar la elaboración del balance general y el estado de resultados. </w:t>
-      </w:r>
-    </w:p>
-    <w:p>
-      <w:pPr>
-        <w:spacing w:before="0" w:after="160" w:line="259" w:lineRule="auto"/>
-        <w:ind w:firstLine="0"/>
-      </w:pPr>
-      <w:r>
-        <w:br w:type="page"/>
+        <w:t>El Plan Único de Cuentas en Colombia clasifica las cuentas contables en nueve clases, que se agrupan según su función en los estados financieros. Estas clases facilitan el registro ordenado y sistemático de las operaciones contables, además de apoyar la elaboración del balance general y el estado de resultados.</w:t>
       </w:r>
     </w:p>
     <w:p>
@@ -10607,7 +9455,6 @@
         <w:jc w:val="center"/>
       </w:pPr>
       <w:r>
-        <w:lastRenderedPageBreak/>
         <w:t>Clases del PUC: naturaleza, presentación y ejemplos</w:t>
       </w:r>
     </w:p>
@@ -10880,7 +9727,11 @@
               <w:ind w:firstLine="0"/>
             </w:pPr>
             <w:r>
-              <w:t>Obligaciones financieras; Proveedores (p. ej., 2205 Proveedores); Impuestos, gravámenes y tasas; Obligaciones laborales; Cuentas por pagar; Anticipos y avances recibidos. </w:t>
+              <w:t xml:space="preserve">Obligaciones financieras; Proveedores (p. ej., 2205 Proveedores); Impuestos, </w:t>
+            </w:r>
+            <w:r>
+              <w:lastRenderedPageBreak/>
+              <w:t>gravámenes y tasas; Obligaciones laborales; Cuentas por pagar; Anticipos y avances recibidos. </w:t>
             </w:r>
           </w:p>
         </w:tc>
@@ -10900,6 +9751,7 @@
               <w:ind w:firstLine="0"/>
             </w:pPr>
             <w:r>
+              <w:lastRenderedPageBreak/>
               <w:t>3</w:t>
             </w:r>
             <w:r>
@@ -10977,11 +9829,7 @@
               <w:ind w:firstLine="0"/>
             </w:pPr>
             <w:r>
-              <w:t xml:space="preserve">Capital social; Superávit de capital; Revalorización del patrimonio; Resultado del ejercicio; Resultado </w:t>
-            </w:r>
-            <w:r>
-              <w:lastRenderedPageBreak/>
-              <w:t>de ejercicios anteriores; Superávit por valorizaciones. </w:t>
+              <w:t>Capital social; Superávit de capital; Revalorización del patrimonio; Resultado del ejercicio; Resultado de ejercicios anteriores; Superávit por valorizaciones. </w:t>
             </w:r>
           </w:p>
         </w:tc>
@@ -11199,6 +10047,7 @@
               <w:ind w:firstLine="0"/>
             </w:pPr>
             <w:r>
+              <w:lastRenderedPageBreak/>
               <w:t>6</w:t>
             </w:r>
             <w:r>
@@ -11398,7 +10247,6 @@
               <w:ind w:firstLine="0"/>
             </w:pPr>
             <w:r>
-              <w:lastRenderedPageBreak/>
               <w:t>8</w:t>
             </w:r>
             <w:r>
@@ -11583,44 +10431,82 @@
       </w:tr>
     </w:tbl>
     <w:p>
+      <w:pPr>
+        <w:rPr>
+          <w:b/>
+          <w:bCs/>
+        </w:rPr>
+      </w:pPr>
+    </w:p>
+    <w:p>
+      <w:pPr>
+        <w:rPr>
+          <w:b/>
+          <w:bCs/>
+        </w:rPr>
+      </w:pPr>
+      <w:r>
+        <w:rPr>
+          <w:b/>
+          <w:bCs/>
+        </w:rPr>
+        <w:t>Dinámica y descripción de las cuentas </w:t>
+      </w:r>
+    </w:p>
+    <w:p>
+      <w:r>
+        <w:t>En el Plan Único de Cuentas (PUC), la dinámica y la descripción de las cuentas son dos conceptos clave para entender cómo funciona la contabilidad. </w:t>
+      </w:r>
+    </w:p>
+    <w:p>
+      <w:r>
+        <w:lastRenderedPageBreak/>
+        <w:t>La</w:t>
+      </w:r>
+      <w:r>
+        <w:rPr>
+          <w:b/>
+          <w:bCs/>
+        </w:rPr>
+        <w:t xml:space="preserve"> dinámica </w:t>
+      </w:r>
+      <w:r>
+        <w:t xml:space="preserve">explica cómo se deben usar las cuentas y cómo se registran los movimientos o cambios que afectan cada cuenta. Por otro lado, la </w:t>
+      </w:r>
+      <w:r>
+        <w:rPr>
+          <w:b/>
+          <w:bCs/>
+        </w:rPr>
+        <w:t xml:space="preserve">descripción </w:t>
+      </w:r>
+      <w:r>
+        <w:t>nos ayuda a comprender qué representa cada clase, grupo o cuenta dentro del catálogo, y qué tipo de operaciones se deben anotar en ellas. </w:t>
+      </w:r>
+    </w:p>
+    <w:p>
+      <w:pPr>
+        <w:pStyle w:val="Sangradetextonormal"/>
+      </w:pPr>
+      <w:r>
+        <w:t>Según el PUC (2013), a continuación, veremos una explicación sencilla de las diferentes clases de cuentas que existen. </w:t>
+      </w:r>
+    </w:p>
+    <w:p>
+      <w:pPr>
+        <w:rPr>
+          <w:b/>
+          <w:bCs/>
+        </w:rPr>
+      </w:pPr>
       <w:r>
         <w:t> </w:t>
       </w:r>
-    </w:p>
-    <w:p>
-      <w:pPr>
-        <w:pStyle w:val="Ttulo8"/>
-      </w:pPr>
-      <w:r>
-        <w:t>Dinámica y descripción de las cuentas </w:t>
-      </w:r>
-    </w:p>
-    <w:p>
-      <w:r>
-        <w:t>En el Plan Único de Cuentas (PUC), la dinámica y la descripción de las cuentas son dos conceptos clave para entender cómo funciona la contabilidad. </w:t>
-      </w:r>
-    </w:p>
-    <w:p>
-      <w:r>
-        <w:t>La dinámica explica cómo se deben usar las cuentas y cómo se registran los movimientos o cambios que afectan cada cuenta. Por otro lado, la descripción nos ayuda a comprender qué representa cada clase, grupo o cuenta dentro del catálogo, y qué tipo de operaciones se deben anotar en ellas. </w:t>
-      </w:r>
-    </w:p>
-    <w:p>
-      <w:r>
-        <w:t>Según el PUC (2013), a continuación, veremos una explicación sencilla de las diferentes clases de cuentas que existen. </w:t>
-      </w:r>
-    </w:p>
-    <w:p>
-      <w:r>
-        <w:t> </w:t>
-      </w:r>
-    </w:p>
-    <w:p>
-      <w:pPr>
-        <w:pStyle w:val="Ttulo8"/>
-      </w:pPr>
-      <w:r>
-        <w:lastRenderedPageBreak/>
+      <w:r>
+        <w:rPr>
+          <w:b/>
+          <w:bCs/>
+        </w:rPr>
         <w:t>Clase 1. Activo </w:t>
       </w:r>
     </w:p>
@@ -11683,6 +10569,28 @@
     </w:p>
     <w:p>
       <w:pPr>
+        <w:pStyle w:val="Textoindependiente2"/>
+        <w:ind w:left="720"/>
+        <w:rPr>
+          <w:rFonts w:asciiTheme="minorHAnsi" w:hAnsiTheme="minorHAnsi"/>
+          <w:kern w:val="2"/>
+          <w14:ligatures w14:val="standardContextual"/>
+        </w:rPr>
+      </w:pPr>
+    </w:p>
+    <w:p>
+      <w:pPr>
+        <w:pStyle w:val="Textoindependiente2"/>
+        <w:ind w:left="720"/>
+        <w:rPr>
+          <w:rFonts w:asciiTheme="minorHAnsi" w:hAnsiTheme="minorHAnsi"/>
+          <w:kern w:val="2"/>
+          <w14:ligatures w14:val="standardContextual"/>
+        </w:rPr>
+      </w:pPr>
+    </w:p>
+    <w:p>
+      <w:pPr>
         <w:pStyle w:val="Prrafodelista"/>
         <w:numPr>
           <w:ilvl w:val="0"/>
@@ -11698,6 +10606,7 @@
           <w:b/>
           <w:bCs/>
         </w:rPr>
+        <w:lastRenderedPageBreak/>
         <w:t>Inversiones</w:t>
       </w:r>
     </w:p>
@@ -11756,7 +10665,6 @@
           <w:b/>
           <w:bCs/>
         </w:rPr>
-        <w:lastRenderedPageBreak/>
         <w:t>Diferidos</w:t>
       </w:r>
     </w:p>
@@ -11794,24 +10702,34 @@
         <w:t>Dentro de esta clase se encuentran los siguientes grupos principales: </w:t>
       </w:r>
     </w:p>
-    <w:p>
-      <w:pPr>
-        <w:rPr>
-          <w:b/>
-          <w:bCs/>
-        </w:rPr>
-      </w:pPr>
-      <w:r>
-        <w:rPr>
-          <w:b/>
-          <w:bCs/>
-        </w:rPr>
+    <w:p/>
+    <w:p/>
+    <w:p/>
+    <w:p>
+      <w:pPr>
+        <w:pStyle w:val="Prrafodelista"/>
+        <w:numPr>
+          <w:ilvl w:val="0"/>
+          <w:numId w:val="43"/>
+        </w:numPr>
+        <w:rPr>
+          <w:b/>
+          <w:bCs/>
+        </w:rPr>
+      </w:pPr>
+      <w:r>
+        <w:rPr>
+          <w:b/>
+          <w:bCs/>
+        </w:rPr>
+        <w:lastRenderedPageBreak/>
         <w:t>Obligaciones financieras</w:t>
       </w:r>
     </w:p>
     <w:p>
       <w:pPr>
         <w:pStyle w:val="Sangradetextonormal"/>
+        <w:ind w:left="1429" w:firstLine="0"/>
       </w:pPr>
       <w:r>
         <w:t>Registra préstamos y créditos obtenidos de entidades financieras, que generan intereses y otros costos que deben ser contabilizados por separado. </w:t>
@@ -11820,12 +10738,20 @@
     <w:p>
       <w:pPr>
         <w:pStyle w:val="Ttulo8"/>
+        <w:numPr>
+          <w:ilvl w:val="0"/>
+          <w:numId w:val="43"/>
+        </w:numPr>
       </w:pPr>
       <w:r>
         <w:t>Proveedores</w:t>
       </w:r>
     </w:p>
     <w:p>
+      <w:pPr>
+        <w:pStyle w:val="Prrafodelista"/>
+        <w:ind w:left="1429" w:firstLine="0"/>
+      </w:pPr>
       <w:r>
         <w:t>Registra las deudas por compra de bienes o servicios necesarios para la producción o comercialización, relacionadas con el objeto social de la empresa. </w:t>
       </w:r>
@@ -11833,12 +10759,20 @@
     <w:p>
       <w:pPr>
         <w:pStyle w:val="Ttulo8"/>
+        <w:numPr>
+          <w:ilvl w:val="0"/>
+          <w:numId w:val="43"/>
+        </w:numPr>
       </w:pPr>
       <w:r>
         <w:t>Cuentas por pagar</w:t>
       </w:r>
     </w:p>
     <w:p>
+      <w:pPr>
+        <w:pStyle w:val="Prrafodelista"/>
+        <w:ind w:left="1429" w:firstLine="0"/>
+      </w:pPr>
       <w:r>
         <w:t>Incluye otras obligaciones con terceros, como órdenes de compra, acreedores oficiales, regalías, deudas con socios, dividendos, retenciones y aportes de nómina. </w:t>
       </w:r>
@@ -11846,41 +10780,107 @@
     <w:p>
       <w:pPr>
         <w:pStyle w:val="Ttulo8"/>
+        <w:numPr>
+          <w:ilvl w:val="0"/>
+          <w:numId w:val="43"/>
+        </w:numPr>
+      </w:pPr>
+      <w:r>
+        <w:t>Impuestos, gravámenes y tasas</w:t>
+      </w:r>
+    </w:p>
+    <w:p>
+      <w:pPr>
+        <w:pStyle w:val="Prrafodelista"/>
+        <w:ind w:left="1429" w:firstLine="0"/>
+      </w:pPr>
+      <w:r>
+        <w:t>Registra las obligaciones fiscales con el Estado, incluyendo impuestos de renta, impuestos de años anteriores, tasas y gravámenes, descontando anticipos y retenciones. </w:t>
+      </w:r>
+    </w:p>
+    <w:p>
+      <w:pPr>
+        <w:pStyle w:val="Ttulo8"/>
+        <w:numPr>
+          <w:ilvl w:val="0"/>
+          <w:numId w:val="43"/>
+        </w:numPr>
+      </w:pPr>
+      <w:r>
+        <w:t>Obligaciones laborales</w:t>
+      </w:r>
+    </w:p>
+    <w:p>
+      <w:pPr>
+        <w:pStyle w:val="Prrafodelista"/>
+        <w:ind w:left="1429" w:firstLine="0"/>
+      </w:pPr>
+      <w:r>
+        <w:t>Contabiliza los pasivos con trabajadores, como salarios, cesantías, primas, prestaciones sociales e indemnizaciones según la legislación vigente. </w:t>
+      </w:r>
+    </w:p>
+    <w:p>
+      <w:pPr>
+        <w:pStyle w:val="Ttulo8"/>
+        <w:numPr>
+          <w:ilvl w:val="0"/>
+          <w:numId w:val="43"/>
+        </w:numPr>
       </w:pPr>
       <w:r>
         <w:lastRenderedPageBreak/>
-        <w:t>Impuestos, gravámenes y tasas</w:t>
-      </w:r>
-    </w:p>
-    <w:p>
-      <w:r>
-        <w:t>Registra las obligaciones fiscales con el Estado, incluyendo impuestos de renta, impuestos de años anteriores, tasas y gravámenes, descontando anticipos y retenciones. </w:t>
+        <w:t>Pasivos estimados y provisiones</w:t>
+      </w:r>
+    </w:p>
+    <w:p>
+      <w:pPr>
+        <w:pStyle w:val="Prrafodelista"/>
+        <w:ind w:left="1429" w:firstLine="0"/>
+      </w:pPr>
+      <w:r>
+        <w:t>Montos apartados para cubrir gastos futuros o inciertos, como intereses, multas, litigios, indemnizaciones y reparaciones. </w:t>
       </w:r>
     </w:p>
     <w:p>
       <w:pPr>
         <w:pStyle w:val="Ttulo8"/>
-      </w:pPr>
-      <w:r>
-        <w:t>Obligaciones laborales</w:t>
-      </w:r>
-    </w:p>
-    <w:p>
-      <w:r>
-        <w:t>Contabiliza los pasivos con trabajadores, como salarios, cesantías, primas, prestaciones sociales e indemnizaciones según la legislación vigente. </w:t>
+        <w:numPr>
+          <w:ilvl w:val="0"/>
+          <w:numId w:val="43"/>
+        </w:numPr>
+      </w:pPr>
+      <w:r>
+        <w:t>Diferidos</w:t>
+      </w:r>
+    </w:p>
+    <w:p>
+      <w:pPr>
+        <w:pStyle w:val="Prrafodelista"/>
+        <w:ind w:left="1429" w:firstLine="0"/>
+      </w:pPr>
+      <w:r>
+        <w:t>Registra ingresos recibidos anticipadamente de clientes que aún no se han ganado, además de ajustes por contratos, utilidades diferidas e impuestos diferidos. </w:t>
       </w:r>
     </w:p>
     <w:p>
       <w:pPr>
         <w:pStyle w:val="Ttulo8"/>
-      </w:pPr>
-      <w:r>
-        <w:t>Pasivos estimados y provisiones</w:t>
-      </w:r>
-    </w:p>
-    <w:p>
-      <w:r>
-        <w:t>Montos apartados para cubrir gastos futuros o inciertos, como intereses, multas, litigios, indemnizaciones y reparaciones. </w:t>
+        <w:numPr>
+          <w:ilvl w:val="0"/>
+          <w:numId w:val="43"/>
+        </w:numPr>
+      </w:pPr>
+      <w:r>
+        <w:t>Otros pasivos</w:t>
+      </w:r>
+    </w:p>
+    <w:p>
+      <w:pPr>
+        <w:pStyle w:val="Prrafodelista"/>
+        <w:ind w:left="1429" w:firstLine="0"/>
+      </w:pPr>
+      <w:r>
+        <w:t>Agrupa obligaciones especiales o particulares que no encajan en los grupos anteriores, pero que representan compromisos pendientes de la empresa. </w:t>
       </w:r>
     </w:p>
     <w:p>
@@ -11888,32 +10888,6 @@
         <w:pStyle w:val="Ttulo8"/>
       </w:pPr>
       <w:r>
-        <w:t>Diferidos</w:t>
-      </w:r>
-    </w:p>
-    <w:p>
-      <w:r>
-        <w:t>Registra ingresos recibidos anticipadamente de clientes que aún no se han ganado, además de ajustes por contratos, utilidades diferidas e impuestos diferidos. </w:t>
-      </w:r>
-    </w:p>
-    <w:p>
-      <w:pPr>
-        <w:pStyle w:val="Ttulo8"/>
-      </w:pPr>
-      <w:r>
-        <w:t>Otros pasivos</w:t>
-      </w:r>
-    </w:p>
-    <w:p>
-      <w:r>
-        <w:t>Agrupa obligaciones especiales o particulares que no encajan en los grupos anteriores, pero que representan compromisos pendientes de la empresa. </w:t>
-      </w:r>
-    </w:p>
-    <w:p>
-      <w:pPr>
-        <w:pStyle w:val="Ttulo8"/>
-      </w:pPr>
-      <w:r>
         <w:t>Clase 3. Patrimonio </w:t>
       </w:r>
     </w:p>
@@ -11924,7 +10898,6 @@
     </w:p>
     <w:p>
       <w:r>
-        <w:lastRenderedPageBreak/>
         <w:t>Según el PUC, el patrimonio incluye aportes de socios, superávit de capital, reservas, revalorización del patrimonio, dividendos o participaciones, resultados del ejercicio, resultados de ejercicios anteriores y superávit por valorizaciones. </w:t>
       </w:r>
     </w:p>
@@ -11944,6 +10917,23 @@
           <w:bCs/>
         </w:rPr>
         <w:t> </w:t>
+      </w:r>
+    </w:p>
+    <w:p>
+      <w:pPr>
+        <w:spacing w:before="0" w:after="160" w:line="259" w:lineRule="auto"/>
+        <w:ind w:firstLine="0"/>
+        <w:rPr>
+          <w:b/>
+          <w:bCs/>
+        </w:rPr>
+      </w:pPr>
+      <w:r>
+        <w:rPr>
+          <w:b/>
+          <w:bCs/>
+        </w:rPr>
+        <w:br w:type="page"/>
       </w:r>
     </w:p>
     <w:p>
@@ -11963,6 +10953,7 @@
           <w:b/>
           <w:bCs/>
         </w:rPr>
+        <w:lastRenderedPageBreak/>
         <w:t>Capital social</w:t>
       </w:r>
     </w:p>
@@ -12134,7 +11125,6 @@
           <w:b/>
           <w:bCs/>
         </w:rPr>
-        <w:lastRenderedPageBreak/>
         <w:t>Superávit por valorizaciones</w:t>
       </w:r>
     </w:p>
@@ -12157,6 +11147,7 @@
         <w:pStyle w:val="Ttulo8"/>
       </w:pPr>
       <w:r>
+        <w:lastRenderedPageBreak/>
         <w:t>Clase 4. Ingresos </w:t>
       </w:r>
     </w:p>
@@ -12232,17 +11223,17 @@
           <w:b/>
           <w:bCs/>
         </w:rPr>
+        <w:t>Clase 5. Gastos </w:t>
+      </w:r>
+    </w:p>
+    <w:p>
+      <w:r>
+        <w:t>Esta clase agrupa las cuentas que representan los costos operativos y financieros que la empresa incurre para llevar a cabo su actividad productiva. </w:t>
+      </w:r>
+    </w:p>
+    <w:p>
+      <w:r>
         <w:lastRenderedPageBreak/>
-        <w:t>Clase 5. Gastos </w:t>
-      </w:r>
-    </w:p>
-    <w:p>
-      <w:r>
-        <w:t>Esta clase agrupa las cuentas que representan los costos operativos y financieros que la empresa incurre para llevar a cabo su actividad productiva. </w:t>
-      </w:r>
-    </w:p>
-    <w:p>
-      <w:r>
         <w:t> El PUC establece que, mediante el sistema de causación, se registrarán los gastos causados, incluso si aún no se ha realizado el pago. Un gasto se considera causado cuando nace la obligación de pagarlo, independientemente de que se haya pagado efectivamente.  </w:t>
       </w:r>
     </w:p>
@@ -12327,21 +11318,21 @@
         <w:pStyle w:val="Ttulo8"/>
       </w:pPr>
       <w:r>
+        <w:t>Clase 6. Costos de venta </w:t>
+      </w:r>
+    </w:p>
+    <w:p>
+      <w:r>
+        <w:t>Esta clase agrupa las cuentas que reflejan la acumulación de los costos directos e indirectos necesarios para fabricar los productos o prestar los servicios que la empresa vende, según la actividad económica que desarrolla, durante un período determinado. </w:t>
+      </w:r>
+    </w:p>
+    <w:p>
+      <w:r>
+        <w:rPr>
+          <w:b/>
+          <w:bCs/>
+        </w:rPr>
         <w:lastRenderedPageBreak/>
-        <w:t>Clase 6. Costos de venta </w:t>
-      </w:r>
-    </w:p>
-    <w:p>
-      <w:r>
-        <w:t>Esta clase agrupa las cuentas que reflejan la acumulación de los costos directos e indirectos necesarios para fabricar los productos o prestar los servicios que la empresa vende, según la actividad económica que desarrolla, durante un período determinado. </w:t>
-      </w:r>
-    </w:p>
-    <w:p>
-      <w:r>
-        <w:rPr>
-          <w:b/>
-          <w:bCs/>
-        </w:rPr>
         <w:t>Costos de ventas y prestación de servicios</w:t>
       </w:r>
       <w:r>
@@ -12356,6 +11347,27 @@
         </w:rPr>
       </w:pPr>
       <w:r>
+        <w:rPr>
+          <w:b/>
+          <w:bCs/>
+        </w:rPr>
+        <w:t>Clase 7. Costos de producción o de operación </w:t>
+      </w:r>
+    </w:p>
+    <w:p>
+      <w:r>
+        <w:rPr>
+          <w:b/>
+          <w:bCs/>
+        </w:rPr>
+        <w:t>I</w:t>
+      </w:r>
+      <w:r>
+        <w:t>ncluye las cuentas que representan las erogaciones y gastos directamente relacionados con la elaboración o producción de bienes o la prestación de servicios que generan ingresos para la empresa. Estas cuentas suelen tener saldo de naturaleza débito. </w:t>
+      </w:r>
+    </w:p>
+    <w:p>
+      <w:r>
         <w:t> </w:t>
       </w:r>
       <w:r>
@@ -12363,22 +11375,19 @@
           <w:b/>
           <w:bCs/>
         </w:rPr>
-        <w:t>Clase 7. Costos de producción o de operación </w:t>
-      </w:r>
-    </w:p>
-    <w:p>
-      <w:r>
-        <w:rPr>
-          <w:b/>
-          <w:bCs/>
-        </w:rPr>
-        <w:t>I</w:t>
-      </w:r>
-      <w:r>
-        <w:t>ncluye las cuentas que representan las erogaciones y gastos directamente relacionados con la elaboración o producción de bienes o la prestación de servicios que generan ingresos para la empresa. Estas cuentas suelen tener saldo de naturaleza débito. </w:t>
-      </w:r>
-    </w:p>
-    <w:p>
+        <w:t>Materia prima</w:t>
+      </w:r>
+      <w:r>
+        <w:t>: registra el valor de las materias primas o materiales que se utilizan directamente en la fabricación o producción de los bienes destinados a la venta, cuyo costo es fácilmente asignable y relevante para el producto final. </w:t>
+      </w:r>
+    </w:p>
+    <w:p>
+      <w:pPr>
+        <w:rPr>
+          <w:b/>
+          <w:bCs/>
+        </w:rPr>
+      </w:pPr>
       <w:r>
         <w:t> </w:t>
       </w:r>
@@ -12387,19 +11396,21 @@
           <w:b/>
           <w:bCs/>
         </w:rPr>
-        <w:t>Materia prima</w:t>
-      </w:r>
-      <w:r>
-        <w:t>: registra el valor de las materias primas o materiales que se utilizan directamente en la fabricación o producción de los bienes destinados a la venta, cuyo costo es fácilmente asignable y relevante para el producto final. </w:t>
-      </w:r>
-    </w:p>
-    <w:p>
-      <w:pPr>
-        <w:rPr>
-          <w:b/>
-          <w:bCs/>
-        </w:rPr>
-      </w:pPr>
+        <w:t>Clase 8. Cuentas de orden deudoras </w:t>
+      </w:r>
+    </w:p>
+    <w:p>
+      <w:pPr>
+        <w:pStyle w:val="Sangradetextonormal"/>
+      </w:pPr>
+      <w:r>
+        <w:t>E</w:t>
+      </w:r>
+      <w:r>
+        <w:t>n este grupo se registran hechos o situaciones que pueden generar derechos futuros y que afectan la estructura financiera de la empresa. Además, el PUC incluye cuentas de orden para el control interno de activos, información general y seguimiento de posibles eventos financieros futuros, así como para conciliar diferencias entre registros contables y declaraciones tributarias. </w:t>
+      </w:r>
+    </w:p>
+    <w:p>
       <w:r>
         <w:t> </w:t>
       </w:r>
@@ -12408,29 +11419,6 @@
           <w:b/>
           <w:bCs/>
         </w:rPr>
-        <w:t>Clase 8. Cuentas de orden deudoras </w:t>
-      </w:r>
-    </w:p>
-    <w:p>
-      <w:pPr>
-        <w:pStyle w:val="Sangradetextonormal"/>
-      </w:pPr>
-      <w:r>
-        <w:t>E</w:t>
-      </w:r>
-      <w:r>
-        <w:t>n este grupo se registran hechos o situaciones que pueden generar derechos futuros y que afectan la estructura financiera de la empresa. Además, el PUC incluye cuentas de orden para el control interno de activos, información general y seguimiento de posibles eventos financieros futuros, así como para conciliar diferencias entre registros contables y declaraciones tributarias. </w:t>
-      </w:r>
-    </w:p>
-    <w:p>
-      <w:r>
-        <w:t> </w:t>
-      </w:r>
-      <w:r>
-        <w:rPr>
-          <w:b/>
-          <w:bCs/>
-        </w:rPr>
         <w:t>Derechos contingentes</w:t>
       </w:r>
       <w:r>
@@ -12442,13 +11430,16 @@
         <w:pStyle w:val="Ttulo8"/>
       </w:pPr>
       <w:r>
+        <w:t>Clase 9. Cuentas de orden acreedoras </w:t>
+      </w:r>
+    </w:p>
+    <w:p>
+      <w:r>
+        <w:t xml:space="preserve">Esta clase agrupa las cuentas que registran compromisos o contratos relacionados con posibles obligaciones que podrían afectar la estructura financiera de la empresa. También incluye cuentas utilizadas para control interno de pasivos y </w:t>
+      </w:r>
+      <w:r>
         <w:lastRenderedPageBreak/>
-        <w:t>Clase 9. Cuentas de orden acreedoras </w:t>
-      </w:r>
-    </w:p>
-    <w:p>
-      <w:r>
-        <w:t>Esta clase agrupa las cuentas que registran compromisos o contratos relacionados con posibles obligaciones que podrían afectar la estructura financiera de la empresa. También incluye cuentas utilizadas para control interno de pasivos y patrimonio, para información general, y para la conciliación de diferencias entre registros contables y declaraciones tributarias. </w:t>
+        <w:t>patrimonio, para información general, y para la conciliación de diferencias entre registros contables y declaraciones tributarias. </w:t>
       </w:r>
     </w:p>
     <w:p>
@@ -12584,12 +11575,12 @@
       <w:pPr>
         <w:pStyle w:val="Ttulo1"/>
       </w:pPr>
-      <w:bookmarkStart w:id="16" w:name="_Toc209603640"/>
+      <w:bookmarkStart w:id="14" w:name="_Toc210264375"/>
       <w:r>
         <w:lastRenderedPageBreak/>
         <w:t>Documentos comerciales y comprobantes contables: definición, tipos, características, normativa</w:t>
       </w:r>
-      <w:bookmarkEnd w:id="16"/>
+      <w:bookmarkEnd w:id="14"/>
       <w:r>
         <w:t> </w:t>
       </w:r>
@@ -12677,10 +11668,19 @@
         <w:pStyle w:val="Sangradetextonormal"/>
       </w:pPr>
       <w:r>
-        <w:t>Los documentos comerciales y comprobantes contables no solo respaldan legalmente las operaciones, sino que constituyen la primera etapa del ciclo contable. Cada hecho económico debe estar soportado por un documento válido que sirva de evidencia y garantice la trazabilidad de la información financiera. </w:t>
-      </w:r>
-    </w:p>
-    <w:p/>
+        <w:t xml:space="preserve">Los documentos comerciales y comprobantes contables no solo respaldan legalmente las operaciones, sino que constituyen la </w:t>
+      </w:r>
+      <w:r>
+        <w:rPr>
+          <w:b/>
+          <w:bCs/>
+        </w:rPr>
+        <w:t>primera etapa del ciclo contable</w:t>
+      </w:r>
+      <w:r>
+        <w:t>. Cada hecho económico debe estar soportado por un documento válido que sirva de evidencia y garantice la trazabilidad de la información financiera. </w:t>
+      </w:r>
+    </w:p>
     <w:p>
       <w:pPr>
         <w:pStyle w:val="Ttulo8"/>
@@ -12691,6 +11691,9 @@
       </w:r>
     </w:p>
     <w:p>
+      <w:pPr>
+        <w:pStyle w:val="Sangradetextonormal"/>
+      </w:pPr>
       <w:r>
         <w:t>Según Fierro (2011), el ciclo contable se compone de varias fases: recolección de documentos, codificación, elaboración de comprobantes, registro en libros, ajustes contables, elaboración de estados financieros y presentación del informe de gestión. </w:t>
       </w:r>
@@ -12698,12 +11701,20 @@
     <w:p>
       <w:pPr>
         <w:pStyle w:val="Ttulo8"/>
+        <w:numPr>
+          <w:ilvl w:val="0"/>
+          <w:numId w:val="44"/>
+        </w:numPr>
       </w:pPr>
       <w:r>
         <w:t>Recolección de documentos contables </w:t>
       </w:r>
     </w:p>
     <w:p>
+      <w:pPr>
+        <w:pStyle w:val="Prrafodelista"/>
+        <w:ind w:left="1429" w:firstLine="0"/>
+      </w:pPr>
       <w:r>
         <w:t>Se reúnen todos los documentos que respaldan las operaciones de la empresa, como facturas, recibos, notas débito o crédito y extractos bancarios.</w:t>
       </w:r>
@@ -12711,12 +11722,20 @@
     <w:p>
       <w:pPr>
         <w:pStyle w:val="Ttulo8"/>
+        <w:numPr>
+          <w:ilvl w:val="0"/>
+          <w:numId w:val="44"/>
+        </w:numPr>
       </w:pPr>
       <w:r>
         <w:t>Codificación según PUC </w:t>
       </w:r>
     </w:p>
     <w:p>
+      <w:pPr>
+        <w:pStyle w:val="Prrafodelista"/>
+        <w:ind w:left="1429" w:firstLine="0"/>
+      </w:pPr>
       <w:r>
         <w:t>Se codifican los documentos de acuerdo con el Plan Único de Cuentas (PUC), asegurando su correcta clasificación. </w:t>
       </w:r>
@@ -12724,12 +11743,20 @@
     <w:p>
       <w:pPr>
         <w:pStyle w:val="Ttulo8"/>
+        <w:numPr>
+          <w:ilvl w:val="0"/>
+          <w:numId w:val="44"/>
+        </w:numPr>
       </w:pPr>
       <w:r>
         <w:t>Comprobantes contables</w:t>
       </w:r>
     </w:p>
     <w:p>
+      <w:pPr>
+        <w:pStyle w:val="Prrafodelista"/>
+        <w:ind w:left="1429" w:firstLine="0"/>
+      </w:pPr>
       <w:r>
         <w:t>Se elaboran documentos que respaldan cada asiento contable. </w:t>
       </w:r>
@@ -12737,12 +11764,20 @@
     <w:p>
       <w:pPr>
         <w:pStyle w:val="Ttulo8"/>
+        <w:numPr>
+          <w:ilvl w:val="0"/>
+          <w:numId w:val="44"/>
+        </w:numPr>
       </w:pPr>
       <w:r>
         <w:t>Registro en libros </w:t>
       </w:r>
     </w:p>
     <w:p>
+      <w:pPr>
+        <w:pStyle w:val="Prrafodelista"/>
+        <w:ind w:left="1429" w:firstLine="0"/>
+      </w:pPr>
       <w:r>
         <w:t>Se contabiliza primero en libros auxiliares y luego en el diario y el mayor.</w:t>
       </w:r>
@@ -12750,12 +11785,20 @@
     <w:p>
       <w:pPr>
         <w:pStyle w:val="Ttulo8"/>
+        <w:numPr>
+          <w:ilvl w:val="0"/>
+          <w:numId w:val="44"/>
+        </w:numPr>
       </w:pPr>
       <w:r>
         <w:t>Ajustes contables </w:t>
       </w:r>
     </w:p>
     <w:p>
+      <w:pPr>
+        <w:pStyle w:val="Prrafodelista"/>
+        <w:ind w:left="1429" w:firstLine="0"/>
+      </w:pPr>
       <w:r>
         <w:t>Incluyen provisiones, depreciaciones y reclasificaciones. </w:t>
       </w:r>
@@ -12763,12 +11806,20 @@
     <w:p>
       <w:pPr>
         <w:pStyle w:val="Ttulo8"/>
+        <w:numPr>
+          <w:ilvl w:val="0"/>
+          <w:numId w:val="44"/>
+        </w:numPr>
       </w:pPr>
       <w:r>
         <w:t>Estados financieros </w:t>
       </w:r>
     </w:p>
     <w:p>
+      <w:pPr>
+        <w:pStyle w:val="Prrafodelista"/>
+        <w:ind w:left="1429" w:firstLine="0"/>
+      </w:pPr>
       <w:r>
         <w:t>Se preparan el balance general, el estado de resultados y el flujo de efectivo. </w:t>
       </w:r>
@@ -12776,6 +11827,10 @@
     <w:p>
       <w:pPr>
         <w:pStyle w:val="Ttulo8"/>
+        <w:numPr>
+          <w:ilvl w:val="0"/>
+          <w:numId w:val="44"/>
+        </w:numPr>
       </w:pPr>
       <w:r>
         <w:lastRenderedPageBreak/>
@@ -12783,6 +11838,10 @@
       </w:r>
     </w:p>
     <w:p>
+      <w:pPr>
+        <w:pStyle w:val="Prrafodelista"/>
+        <w:ind w:left="1429" w:firstLine="0"/>
+      </w:pPr>
       <w:r>
         <w:t>Evalúa el desempeño y la gestión administrativa con base en los resultados en los estados financieros.</w:t>
       </w:r>
@@ -12874,7 +11933,17 @@
     </w:p>
     <w:p>
       <w:r>
-        <w:t> Este proceso es crucial porque garantiza la transparencia y la trazabilidad: cada asiento contable debe poder comprobarse con un documento de soporte. </w:t>
+        <w:t xml:space="preserve"> Este proceso es crucial porque </w:t>
+      </w:r>
+      <w:r>
+        <w:rPr>
+          <w:b/>
+          <w:bCs/>
+        </w:rPr>
+        <w:t>garantiza la transparencia y la trazabilidad:</w:t>
+      </w:r>
+      <w:r>
+        <w:t xml:space="preserve"> cada asiento contable debe poder comprobarse con un documento de soporte. </w:t>
       </w:r>
     </w:p>
     <w:p>
@@ -12907,7 +11976,7 @@
       <w:pPr>
         <w:pStyle w:val="Ttulo2"/>
       </w:pPr>
-      <w:bookmarkStart w:id="17" w:name="_Toc209603641"/>
+      <w:bookmarkStart w:id="15" w:name="_Toc210264376"/>
       <w:r>
         <w:lastRenderedPageBreak/>
         <w:t xml:space="preserve">4.1 </w:t>
@@ -12915,7 +11984,7 @@
       <w:r>
         <w:t>Documentos comerciales</w:t>
       </w:r>
-      <w:bookmarkEnd w:id="17"/>
+      <w:bookmarkEnd w:id="15"/>
       <w:r>
         <w:t> </w:t>
       </w:r>
@@ -13425,7 +12494,7 @@
       <w:r>
         <w:t> </w:t>
       </w:r>
-      <w:bookmarkStart w:id="18" w:name="_Toc209603642"/>
+      <w:bookmarkStart w:id="16" w:name="_Toc210264377"/>
       <w:r>
         <w:t xml:space="preserve">4.2 </w:t>
       </w:r>
@@ -13435,7 +12504,7 @@
         </w:rPr>
         <w:t>Comprobantes contables internos</w:t>
       </w:r>
-      <w:bookmarkEnd w:id="18"/>
+      <w:bookmarkEnd w:id="16"/>
       <w:r>
         <w:rPr>
           <w:rFonts w:eastAsia="Times New Roman"/>
@@ -13509,14 +12578,14 @@
       <w:r>
         <w:t> </w:t>
       </w:r>
-      <w:bookmarkStart w:id="19" w:name="_Toc209603643"/>
+      <w:bookmarkStart w:id="17" w:name="_Toc210264378"/>
       <w:r>
         <w:t xml:space="preserve">4.3 </w:t>
       </w:r>
       <w:r>
         <w:t>Normativa aplicable</w:t>
       </w:r>
-      <w:bookmarkEnd w:id="19"/>
+      <w:bookmarkEnd w:id="17"/>
       <w:r>
         <w:t> </w:t>
       </w:r>
@@ -13727,6 +12796,7 @@
               <w:ind w:firstLine="0"/>
             </w:pPr>
             <w:r>
+              <w:lastRenderedPageBreak/>
               <w:t>Estatuto Tributario (Art. 617 y ss.)</w:t>
             </w:r>
             <w:r>
@@ -13878,7 +12948,10 @@
               <w:ind w:firstLine="0"/>
             </w:pPr>
             <w:r>
-              <w:t xml:space="preserve">Resoluciones DIAN sobre facturación </w:t>
+              <w:t>Resoluciones DIAN sobre facturación</w:t>
+            </w:r>
+            <w:r>
+              <w:t xml:space="preserve"> </w:t>
             </w:r>
             <w:r>
               <w:lastRenderedPageBreak/>
@@ -13937,6 +13010,7 @@
     </w:tbl>
     <w:p>
       <w:r>
+        <w:lastRenderedPageBreak/>
         <w:t> </w:t>
       </w:r>
     </w:p>
@@ -13989,11 +13063,11 @@
       <w:pPr>
         <w:pStyle w:val="Ttulo1"/>
       </w:pPr>
-      <w:bookmarkStart w:id="20" w:name="_Toc209603644"/>
+      <w:bookmarkStart w:id="18" w:name="_Toc210264379"/>
       <w:r>
         <w:t>Registros contables: concepto, tipos, normativa, revisión cruzada y conciliación</w:t>
       </w:r>
-      <w:bookmarkEnd w:id="20"/>
+      <w:bookmarkEnd w:id="18"/>
       <w:r>
         <w:t> </w:t>
       </w:r>
@@ -14005,7 +13079,27 @@
     </w:p>
     <w:p>
       <w:r>
-        <w:t> De acuerdo con el Decreto 2649 de 1993 y el Código de Comercio, los registros deben elaborarse en libros autorizados, físicos o electrónicos, cumpliendo requisitos de forma, oportunidad y veracidad. </w:t>
+        <w:t xml:space="preserve"> De acuerdo con el </w:t>
+      </w:r>
+      <w:r>
+        <w:rPr>
+          <w:b/>
+          <w:bCs/>
+        </w:rPr>
+        <w:t xml:space="preserve">Decreto 2649 de 1993 </w:t>
+      </w:r>
+      <w:r>
+        <w:t>y el</w:t>
+      </w:r>
+      <w:r>
+        <w:rPr>
+          <w:b/>
+          <w:bCs/>
+        </w:rPr>
+        <w:t xml:space="preserve"> Código de Comercio,</w:t>
+      </w:r>
+      <w:r>
+        <w:t xml:space="preserve"> los registros deben elaborarse en libros autorizados, físicos o electrónicos, cumpliendo requisitos de forma, oportunidad y veracidad. </w:t>
       </w:r>
     </w:p>
     <w:p>
@@ -14112,14 +13206,14 @@
         <w:lastRenderedPageBreak/>
         <w:t> </w:t>
       </w:r>
-      <w:bookmarkStart w:id="21" w:name="_Toc209603645"/>
+      <w:bookmarkStart w:id="19" w:name="_Toc210264380"/>
       <w:r>
         <w:t xml:space="preserve">5.1 </w:t>
       </w:r>
       <w:r>
         <w:t>Tipos de registros contables</w:t>
       </w:r>
-      <w:bookmarkEnd w:id="21"/>
+      <w:bookmarkEnd w:id="19"/>
       <w:r>
         <w:t> </w:t>
       </w:r>
@@ -14418,7 +13512,7 @@
       <w:pPr>
         <w:pStyle w:val="Ttulo2"/>
       </w:pPr>
-      <w:bookmarkStart w:id="22" w:name="_Toc209603646"/>
+      <w:bookmarkStart w:id="20" w:name="_Toc210264381"/>
       <w:r>
         <w:lastRenderedPageBreak/>
         <w:t xml:space="preserve">5.2 </w:t>
@@ -14426,7 +13520,7 @@
       <w:r>
         <w:t>Normativa aplicable</w:t>
       </w:r>
-      <w:bookmarkEnd w:id="22"/>
+      <w:bookmarkEnd w:id="20"/>
       <w:r>
         <w:t> </w:t>
       </w:r>
@@ -14635,7 +13729,7 @@
       <w:pPr>
         <w:pStyle w:val="Ttulo2"/>
       </w:pPr>
-      <w:bookmarkStart w:id="23" w:name="_Toc209603647"/>
+      <w:bookmarkStart w:id="21" w:name="_Toc210264382"/>
       <w:r>
         <w:lastRenderedPageBreak/>
         <w:t xml:space="preserve">5.3 </w:t>
@@ -14643,7 +13737,7 @@
       <w:r>
         <w:t>Revisión cruzada</w:t>
       </w:r>
-      <w:bookmarkEnd w:id="23"/>
+      <w:bookmarkEnd w:id="21"/>
       <w:r>
         <w:t> </w:t>
       </w:r>
@@ -14721,14 +13815,14 @@
       <w:r>
         <w:t> </w:t>
       </w:r>
-      <w:bookmarkStart w:id="24" w:name="_Toc209603648"/>
+      <w:bookmarkStart w:id="22" w:name="_Toc210264383"/>
       <w:r>
         <w:t xml:space="preserve">5.4 </w:t>
       </w:r>
       <w:r>
         <w:t>Conciliación contable</w:t>
       </w:r>
-      <w:bookmarkEnd w:id="24"/>
+      <w:bookmarkEnd w:id="22"/>
       <w:r>
         <w:t> </w:t>
       </w:r>
@@ -14927,7 +14021,7 @@
           <w:rFonts w:asciiTheme="minorHAnsi" w:hAnsiTheme="minorHAnsi"/>
         </w:rPr>
       </w:pPr>
-      <w:bookmarkStart w:id="25" w:name="_Toc209603649"/>
+      <w:bookmarkStart w:id="23" w:name="_Toc210264384"/>
       <w:r>
         <w:rPr>
           <w:rFonts w:asciiTheme="minorHAnsi" w:hAnsiTheme="minorHAnsi"/>
@@ -14935,7 +14029,7 @@
         <w:lastRenderedPageBreak/>
         <w:t>Síntesis</w:t>
       </w:r>
-      <w:bookmarkEnd w:id="25"/>
+      <w:bookmarkEnd w:id="23"/>
       <w:r>
         <w:rPr>
           <w:rFonts w:asciiTheme="minorHAnsi" w:hAnsiTheme="minorHAnsi"/>
@@ -15053,7 +14147,7 @@
           <w:rFonts w:asciiTheme="minorHAnsi" w:hAnsiTheme="minorHAnsi"/>
         </w:rPr>
       </w:pPr>
-      <w:bookmarkStart w:id="26" w:name="_Toc209603650"/>
+      <w:bookmarkStart w:id="24" w:name="_Toc210264385"/>
       <w:r>
         <w:rPr>
           <w:rFonts w:asciiTheme="minorHAnsi" w:hAnsiTheme="minorHAnsi"/>
@@ -15061,7 +14155,7 @@
         <w:lastRenderedPageBreak/>
         <w:t>Material complementario</w:t>
       </w:r>
-      <w:bookmarkEnd w:id="26"/>
+      <w:bookmarkEnd w:id="24"/>
     </w:p>
     <w:tbl>
       <w:tblPr>
@@ -15474,7 +14568,7 @@
           <w:rFonts w:asciiTheme="minorHAnsi" w:hAnsiTheme="minorHAnsi"/>
         </w:rPr>
       </w:pPr>
-      <w:bookmarkStart w:id="27" w:name="_Toc209603651"/>
+      <w:bookmarkStart w:id="25" w:name="_Toc210264386"/>
       <w:r>
         <w:rPr>
           <w:rFonts w:asciiTheme="minorHAnsi" w:hAnsiTheme="minorHAnsi"/>
@@ -15482,7 +14576,7 @@
         <w:lastRenderedPageBreak/>
         <w:t>Glosario</w:t>
       </w:r>
-      <w:bookmarkEnd w:id="27"/>
+      <w:bookmarkEnd w:id="25"/>
     </w:p>
     <w:p>
       <w:pPr>
@@ -15614,18 +14708,6 @@
           <w:bCs/>
         </w:rPr>
         <w:lastRenderedPageBreak/>
-        <w:t>Partida doble</w:t>
-      </w:r>
-      <w:r>
-        <w:t>: principio contable que establece que toda transacción afecta al menos dos cuentas, manteniendo el equilibrio contable.</w:t>
-      </w:r>
-    </w:p>
-    <w:p>
-      <w:r>
-        <w:rPr>
-          <w:b/>
-          <w:bCs/>
-        </w:rPr>
         <w:t>Patrimonio</w:t>
       </w:r>
       <w:r>
@@ -15688,7 +14770,7 @@
           <w:rFonts w:asciiTheme="minorHAnsi" w:hAnsiTheme="minorHAnsi"/>
         </w:rPr>
       </w:pPr>
-      <w:bookmarkStart w:id="28" w:name="_Toc209603652"/>
+      <w:bookmarkStart w:id="26" w:name="_Toc210264387"/>
       <w:r>
         <w:rPr>
           <w:rFonts w:asciiTheme="minorHAnsi" w:hAnsiTheme="minorHAnsi"/>
@@ -15696,7 +14778,7 @@
         <w:lastRenderedPageBreak/>
         <w:t>Referencias bibliográficas</w:t>
       </w:r>
-      <w:bookmarkEnd w:id="28"/>
+      <w:bookmarkEnd w:id="26"/>
       <w:r>
         <w:rPr>
           <w:rFonts w:asciiTheme="minorHAnsi" w:hAnsiTheme="minorHAnsi"/>
@@ -15807,7 +14889,7 @@
           <w:rFonts w:asciiTheme="minorHAnsi" w:hAnsiTheme="minorHAnsi"/>
         </w:rPr>
       </w:pPr>
-      <w:bookmarkStart w:id="29" w:name="_Toc209603653"/>
+      <w:bookmarkStart w:id="27" w:name="_Toc210264388"/>
       <w:r>
         <w:rPr>
           <w:rFonts w:asciiTheme="minorHAnsi" w:hAnsiTheme="minorHAnsi"/>
@@ -15815,7 +14897,7 @@
         <w:lastRenderedPageBreak/>
         <w:t>Créditos</w:t>
       </w:r>
-      <w:bookmarkEnd w:id="29"/>
+      <w:bookmarkEnd w:id="27"/>
     </w:p>
     <w:tbl>
       <w:tblPr>
@@ -15851,7 +14933,7 @@
                 <w:lang w:val="es-419" w:eastAsia="es-CO"/>
               </w:rPr>
             </w:pPr>
-            <w:bookmarkStart w:id="30" w:name="_Hlk154833079"/>
+            <w:bookmarkStart w:id="28" w:name="_Hlk154833079"/>
             <w:r>
               <w:rPr>
                 <w:rFonts w:asciiTheme="minorHAnsi" w:hAnsiTheme="minorHAnsi" w:cstheme="minorHAnsi"/>
@@ -17088,7 +16170,7 @@
           </w:p>
         </w:tc>
       </w:tr>
-      <w:bookmarkEnd w:id="30"/>
+      <w:bookmarkEnd w:id="28"/>
     </w:tbl>
     <w:p>
       <w:pPr>
@@ -18921,6 +18003,92 @@
     </w:lvl>
   </w:abstractNum>
   <w:abstractNum w:abstractNumId="16" w15:restartNumberingAfterBreak="0">
+    <w:nsid w:val="3235563D"/>
+    <w:multiLevelType w:val="hybridMultilevel"/>
+    <w:tmpl w:val="4B2A1954"/>
+    <w:lvl w:ilvl="0" w:tplc="240A000F">
+      <w:start w:val="1"/>
+      <w:numFmt w:val="decimal"/>
+      <w:lvlText w:val="%1."/>
+      <w:lvlJc w:val="left"/>
+      <w:pPr>
+        <w:ind w:left="1429" w:hanging="360"/>
+      </w:pPr>
+    </w:lvl>
+    <w:lvl w:ilvl="1" w:tplc="240A0019" w:tentative="1">
+      <w:start w:val="1"/>
+      <w:numFmt w:val="lowerLetter"/>
+      <w:lvlText w:val="%2."/>
+      <w:lvlJc w:val="left"/>
+      <w:pPr>
+        <w:ind w:left="2149" w:hanging="360"/>
+      </w:pPr>
+    </w:lvl>
+    <w:lvl w:ilvl="2" w:tplc="240A001B" w:tentative="1">
+      <w:start w:val="1"/>
+      <w:numFmt w:val="lowerRoman"/>
+      <w:lvlText w:val="%3."/>
+      <w:lvlJc w:val="right"/>
+      <w:pPr>
+        <w:ind w:left="2869" w:hanging="180"/>
+      </w:pPr>
+    </w:lvl>
+    <w:lvl w:ilvl="3" w:tplc="240A000F" w:tentative="1">
+      <w:start w:val="1"/>
+      <w:numFmt w:val="decimal"/>
+      <w:lvlText w:val="%4."/>
+      <w:lvlJc w:val="left"/>
+      <w:pPr>
+        <w:ind w:left="3589" w:hanging="360"/>
+      </w:pPr>
+    </w:lvl>
+    <w:lvl w:ilvl="4" w:tplc="240A0019" w:tentative="1">
+      <w:start w:val="1"/>
+      <w:numFmt w:val="lowerLetter"/>
+      <w:lvlText w:val="%5."/>
+      <w:lvlJc w:val="left"/>
+      <w:pPr>
+        <w:ind w:left="4309" w:hanging="360"/>
+      </w:pPr>
+    </w:lvl>
+    <w:lvl w:ilvl="5" w:tplc="240A001B" w:tentative="1">
+      <w:start w:val="1"/>
+      <w:numFmt w:val="lowerRoman"/>
+      <w:lvlText w:val="%6."/>
+      <w:lvlJc w:val="right"/>
+      <w:pPr>
+        <w:ind w:left="5029" w:hanging="180"/>
+      </w:pPr>
+    </w:lvl>
+    <w:lvl w:ilvl="6" w:tplc="240A000F" w:tentative="1">
+      <w:start w:val="1"/>
+      <w:numFmt w:val="decimal"/>
+      <w:lvlText w:val="%7."/>
+      <w:lvlJc w:val="left"/>
+      <w:pPr>
+        <w:ind w:left="5749" w:hanging="360"/>
+      </w:pPr>
+    </w:lvl>
+    <w:lvl w:ilvl="7" w:tplc="240A0019" w:tentative="1">
+      <w:start w:val="1"/>
+      <w:numFmt w:val="lowerLetter"/>
+      <w:lvlText w:val="%8."/>
+      <w:lvlJc w:val="left"/>
+      <w:pPr>
+        <w:ind w:left="6469" w:hanging="360"/>
+      </w:pPr>
+    </w:lvl>
+    <w:lvl w:ilvl="8" w:tplc="240A001B" w:tentative="1">
+      <w:start w:val="1"/>
+      <w:numFmt w:val="lowerRoman"/>
+      <w:lvlText w:val="%9."/>
+      <w:lvlJc w:val="right"/>
+      <w:pPr>
+        <w:ind w:left="7189" w:hanging="180"/>
+      </w:pPr>
+    </w:lvl>
+  </w:abstractNum>
+  <w:abstractNum w:abstractNumId="17" w15:restartNumberingAfterBreak="0">
     <w:nsid w:val="341F50D0"/>
     <w:multiLevelType w:val="hybridMultilevel"/>
     <w:tmpl w:val="20D84F4A"/>
@@ -19006,7 +18174,7 @@
       </w:pPr>
     </w:lvl>
   </w:abstractNum>
-  <w:abstractNum w:abstractNumId="17" w15:restartNumberingAfterBreak="0">
+  <w:abstractNum w:abstractNumId="18" w15:restartNumberingAfterBreak="0">
     <w:nsid w:val="3610331D"/>
     <w:multiLevelType w:val="hybridMultilevel"/>
     <w:tmpl w:val="4B0EAAA8"/>
@@ -19119,7 +18287,7 @@
       </w:rPr>
     </w:lvl>
   </w:abstractNum>
-  <w:abstractNum w:abstractNumId="18" w15:restartNumberingAfterBreak="0">
+  <w:abstractNum w:abstractNumId="19" w15:restartNumberingAfterBreak="0">
     <w:nsid w:val="368E176E"/>
     <w:multiLevelType w:val="hybridMultilevel"/>
     <w:tmpl w:val="BDF054FE"/>
@@ -19213,7 +18381,7 @@
       </w:pPr>
     </w:lvl>
   </w:abstractNum>
-  <w:abstractNum w:abstractNumId="19" w15:restartNumberingAfterBreak="0">
+  <w:abstractNum w:abstractNumId="20" w15:restartNumberingAfterBreak="0">
     <w:nsid w:val="37992445"/>
     <w:multiLevelType w:val="hybridMultilevel"/>
     <w:tmpl w:val="54942E68"/>
@@ -19302,7 +18470,7 @@
       </w:pPr>
     </w:lvl>
   </w:abstractNum>
-  <w:abstractNum w:abstractNumId="20" w15:restartNumberingAfterBreak="0">
+  <w:abstractNum w:abstractNumId="21" w15:restartNumberingAfterBreak="0">
     <w:nsid w:val="3E2A224B"/>
     <w:multiLevelType w:val="hybridMultilevel"/>
     <w:tmpl w:val="B04865A0"/>
@@ -19415,7 +18583,7 @@
       </w:rPr>
     </w:lvl>
   </w:abstractNum>
-  <w:abstractNum w:abstractNumId="21" w15:restartNumberingAfterBreak="0">
+  <w:abstractNum w:abstractNumId="22" w15:restartNumberingAfterBreak="0">
     <w:nsid w:val="3E6433CA"/>
     <w:multiLevelType w:val="hybridMultilevel"/>
     <w:tmpl w:val="2EACF95A"/>
@@ -19528,7 +18696,7 @@
       </w:rPr>
     </w:lvl>
   </w:abstractNum>
-  <w:abstractNum w:abstractNumId="22" w15:restartNumberingAfterBreak="0">
+  <w:abstractNum w:abstractNumId="23" w15:restartNumberingAfterBreak="0">
     <w:nsid w:val="44984134"/>
     <w:multiLevelType w:val="hybridMultilevel"/>
     <w:tmpl w:val="62001350"/>
@@ -19641,7 +18809,7 @@
       </w:rPr>
     </w:lvl>
   </w:abstractNum>
-  <w:abstractNum w:abstractNumId="23" w15:restartNumberingAfterBreak="0">
+  <w:abstractNum w:abstractNumId="24" w15:restartNumberingAfterBreak="0">
     <w:nsid w:val="450A57E3"/>
     <w:multiLevelType w:val="hybridMultilevel"/>
     <w:tmpl w:val="ABC66BEC"/>
@@ -19754,7 +18922,7 @@
       </w:rPr>
     </w:lvl>
   </w:abstractNum>
-  <w:abstractNum w:abstractNumId="24" w15:restartNumberingAfterBreak="0">
+  <w:abstractNum w:abstractNumId="25" w15:restartNumberingAfterBreak="0">
     <w:nsid w:val="458B2917"/>
     <w:multiLevelType w:val="hybridMultilevel"/>
     <w:tmpl w:val="33385A7E"/>
@@ -19867,7 +19035,7 @@
       </w:rPr>
     </w:lvl>
   </w:abstractNum>
-  <w:abstractNum w:abstractNumId="25" w15:restartNumberingAfterBreak="0">
+  <w:abstractNum w:abstractNumId="26" w15:restartNumberingAfterBreak="0">
     <w:nsid w:val="467F49A6"/>
     <w:multiLevelType w:val="multilevel"/>
     <w:tmpl w:val="D2E64B38"/>
@@ -19954,7 +19122,7 @@
       </w:pPr>
     </w:lvl>
   </w:abstractNum>
-  <w:abstractNum w:abstractNumId="26" w15:restartNumberingAfterBreak="0">
+  <w:abstractNum w:abstractNumId="27" w15:restartNumberingAfterBreak="0">
     <w:nsid w:val="488C60AE"/>
     <w:multiLevelType w:val="hybridMultilevel"/>
     <w:tmpl w:val="58866D44"/>
@@ -20067,7 +19235,7 @@
       </w:rPr>
     </w:lvl>
   </w:abstractNum>
-  <w:abstractNum w:abstractNumId="27" w15:restartNumberingAfterBreak="0">
+  <w:abstractNum w:abstractNumId="28" w15:restartNumberingAfterBreak="0">
     <w:nsid w:val="48DE3AFB"/>
     <w:multiLevelType w:val="hybridMultilevel"/>
     <w:tmpl w:val="E25ED8DA"/>
@@ -20180,7 +19348,7 @@
       </w:rPr>
     </w:lvl>
   </w:abstractNum>
-  <w:abstractNum w:abstractNumId="28" w15:restartNumberingAfterBreak="0">
+  <w:abstractNum w:abstractNumId="29" w15:restartNumberingAfterBreak="0">
     <w:nsid w:val="4EBE1EF6"/>
     <w:multiLevelType w:val="hybridMultilevel"/>
     <w:tmpl w:val="F6A60586"/>
@@ -20273,7 +19441,7 @@
       </w:pPr>
     </w:lvl>
   </w:abstractNum>
-  <w:abstractNum w:abstractNumId="29" w15:restartNumberingAfterBreak="0">
+  <w:abstractNum w:abstractNumId="30" w15:restartNumberingAfterBreak="0">
     <w:nsid w:val="4EE60B75"/>
     <w:multiLevelType w:val="hybridMultilevel"/>
     <w:tmpl w:val="595EE0AE"/>
@@ -20386,7 +19554,7 @@
       </w:rPr>
     </w:lvl>
   </w:abstractNum>
-  <w:abstractNum w:abstractNumId="30" w15:restartNumberingAfterBreak="0">
+  <w:abstractNum w:abstractNumId="31" w15:restartNumberingAfterBreak="0">
     <w:nsid w:val="514056E9"/>
     <w:multiLevelType w:val="hybridMultilevel"/>
     <w:tmpl w:val="EF56563A"/>
@@ -20499,7 +19667,7 @@
       </w:rPr>
     </w:lvl>
   </w:abstractNum>
-  <w:abstractNum w:abstractNumId="31" w15:restartNumberingAfterBreak="0">
+  <w:abstractNum w:abstractNumId="32" w15:restartNumberingAfterBreak="0">
     <w:nsid w:val="5CCD7D78"/>
     <w:multiLevelType w:val="hybridMultilevel"/>
     <w:tmpl w:val="5EEA9D48"/>
@@ -20612,7 +19780,7 @@
       </w:rPr>
     </w:lvl>
   </w:abstractNum>
-  <w:abstractNum w:abstractNumId="32" w15:restartNumberingAfterBreak="0">
+  <w:abstractNum w:abstractNumId="33" w15:restartNumberingAfterBreak="0">
     <w:nsid w:val="605A320B"/>
     <w:multiLevelType w:val="hybridMultilevel"/>
     <w:tmpl w:val="14462DFE"/>
@@ -20725,7 +19893,7 @@
       </w:rPr>
     </w:lvl>
   </w:abstractNum>
-  <w:abstractNum w:abstractNumId="33" w15:restartNumberingAfterBreak="0">
+  <w:abstractNum w:abstractNumId="34" w15:restartNumberingAfterBreak="0">
     <w:nsid w:val="60CF36F9"/>
     <w:multiLevelType w:val="hybridMultilevel"/>
     <w:tmpl w:val="4A6692E8"/>
@@ -20838,7 +20006,7 @@
       </w:rPr>
     </w:lvl>
   </w:abstractNum>
-  <w:abstractNum w:abstractNumId="34" w15:restartNumberingAfterBreak="0">
+  <w:abstractNum w:abstractNumId="35" w15:restartNumberingAfterBreak="0">
     <w:nsid w:val="60F02E0F"/>
     <w:multiLevelType w:val="hybridMultilevel"/>
     <w:tmpl w:val="89200A1A"/>
@@ -20951,7 +20119,7 @@
       </w:rPr>
     </w:lvl>
   </w:abstractNum>
-  <w:abstractNum w:abstractNumId="35" w15:restartNumberingAfterBreak="0">
+  <w:abstractNum w:abstractNumId="36" w15:restartNumberingAfterBreak="0">
     <w:nsid w:val="61FA062C"/>
     <w:multiLevelType w:val="hybridMultilevel"/>
     <w:tmpl w:val="F746CE70"/>
@@ -21064,7 +20232,7 @@
       </w:rPr>
     </w:lvl>
   </w:abstractNum>
-  <w:abstractNum w:abstractNumId="36" w15:restartNumberingAfterBreak="0">
+  <w:abstractNum w:abstractNumId="37" w15:restartNumberingAfterBreak="0">
     <w:nsid w:val="66324F87"/>
     <w:multiLevelType w:val="multilevel"/>
     <w:tmpl w:val="2E302D0A"/>
@@ -21186,7 +20354,7 @@
       </w:rPr>
     </w:lvl>
   </w:abstractNum>
-  <w:abstractNum w:abstractNumId="37" w15:restartNumberingAfterBreak="0">
+  <w:abstractNum w:abstractNumId="38" w15:restartNumberingAfterBreak="0">
     <w:nsid w:val="6A1F00EB"/>
     <w:multiLevelType w:val="hybridMultilevel"/>
     <w:tmpl w:val="D81411BC"/>
@@ -21299,7 +20467,7 @@
       </w:rPr>
     </w:lvl>
   </w:abstractNum>
-  <w:abstractNum w:abstractNumId="38" w15:restartNumberingAfterBreak="0">
+  <w:abstractNum w:abstractNumId="39" w15:restartNumberingAfterBreak="0">
     <w:nsid w:val="6D470FE6"/>
     <w:multiLevelType w:val="hybridMultilevel"/>
     <w:tmpl w:val="25FED26A"/>
@@ -21412,7 +20580,120 @@
       </w:rPr>
     </w:lvl>
   </w:abstractNum>
-  <w:abstractNum w:abstractNumId="39" w15:restartNumberingAfterBreak="0">
+  <w:abstractNum w:abstractNumId="40" w15:restartNumberingAfterBreak="0">
+    <w:nsid w:val="6E6B4092"/>
+    <w:multiLevelType w:val="hybridMultilevel"/>
+    <w:tmpl w:val="BA306D04"/>
+    <w:lvl w:ilvl="0" w:tplc="240A0001">
+      <w:start w:val="1"/>
+      <w:numFmt w:val="bullet"/>
+      <w:lvlText w:val=""/>
+      <w:lvlJc w:val="left"/>
+      <w:pPr>
+        <w:ind w:left="1429" w:hanging="360"/>
+      </w:pPr>
+      <w:rPr>
+        <w:rFonts w:ascii="Symbol" w:hAnsi="Symbol" w:hint="default"/>
+      </w:rPr>
+    </w:lvl>
+    <w:lvl w:ilvl="1" w:tplc="240A0003" w:tentative="1">
+      <w:start w:val="1"/>
+      <w:numFmt w:val="bullet"/>
+      <w:lvlText w:val="o"/>
+      <w:lvlJc w:val="left"/>
+      <w:pPr>
+        <w:ind w:left="2149" w:hanging="360"/>
+      </w:pPr>
+      <w:rPr>
+        <w:rFonts w:ascii="Courier New" w:hAnsi="Courier New" w:cs="Courier New" w:hint="default"/>
+      </w:rPr>
+    </w:lvl>
+    <w:lvl w:ilvl="2" w:tplc="240A0005" w:tentative="1">
+      <w:start w:val="1"/>
+      <w:numFmt w:val="bullet"/>
+      <w:lvlText w:val=""/>
+      <w:lvlJc w:val="left"/>
+      <w:pPr>
+        <w:ind w:left="2869" w:hanging="360"/>
+      </w:pPr>
+      <w:rPr>
+        <w:rFonts w:ascii="Wingdings" w:hAnsi="Wingdings" w:hint="default"/>
+      </w:rPr>
+    </w:lvl>
+    <w:lvl w:ilvl="3" w:tplc="240A0001" w:tentative="1">
+      <w:start w:val="1"/>
+      <w:numFmt w:val="bullet"/>
+      <w:lvlText w:val=""/>
+      <w:lvlJc w:val="left"/>
+      <w:pPr>
+        <w:ind w:left="3589" w:hanging="360"/>
+      </w:pPr>
+      <w:rPr>
+        <w:rFonts w:ascii="Symbol" w:hAnsi="Symbol" w:hint="default"/>
+      </w:rPr>
+    </w:lvl>
+    <w:lvl w:ilvl="4" w:tplc="240A0003" w:tentative="1">
+      <w:start w:val="1"/>
+      <w:numFmt w:val="bullet"/>
+      <w:lvlText w:val="o"/>
+      <w:lvlJc w:val="left"/>
+      <w:pPr>
+        <w:ind w:left="4309" w:hanging="360"/>
+      </w:pPr>
+      <w:rPr>
+        <w:rFonts w:ascii="Courier New" w:hAnsi="Courier New" w:cs="Courier New" w:hint="default"/>
+      </w:rPr>
+    </w:lvl>
+    <w:lvl w:ilvl="5" w:tplc="240A0005" w:tentative="1">
+      <w:start w:val="1"/>
+      <w:numFmt w:val="bullet"/>
+      <w:lvlText w:val=""/>
+      <w:lvlJc w:val="left"/>
+      <w:pPr>
+        <w:ind w:left="5029" w:hanging="360"/>
+      </w:pPr>
+      <w:rPr>
+        <w:rFonts w:ascii="Wingdings" w:hAnsi="Wingdings" w:hint="default"/>
+      </w:rPr>
+    </w:lvl>
+    <w:lvl w:ilvl="6" w:tplc="240A0001" w:tentative="1">
+      <w:start w:val="1"/>
+      <w:numFmt w:val="bullet"/>
+      <w:lvlText w:val=""/>
+      <w:lvlJc w:val="left"/>
+      <w:pPr>
+        <w:ind w:left="5749" w:hanging="360"/>
+      </w:pPr>
+      <w:rPr>
+        <w:rFonts w:ascii="Symbol" w:hAnsi="Symbol" w:hint="default"/>
+      </w:rPr>
+    </w:lvl>
+    <w:lvl w:ilvl="7" w:tplc="240A0003" w:tentative="1">
+      <w:start w:val="1"/>
+      <w:numFmt w:val="bullet"/>
+      <w:lvlText w:val="o"/>
+      <w:lvlJc w:val="left"/>
+      <w:pPr>
+        <w:ind w:left="6469" w:hanging="360"/>
+      </w:pPr>
+      <w:rPr>
+        <w:rFonts w:ascii="Courier New" w:hAnsi="Courier New" w:cs="Courier New" w:hint="default"/>
+      </w:rPr>
+    </w:lvl>
+    <w:lvl w:ilvl="8" w:tplc="240A0005" w:tentative="1">
+      <w:start w:val="1"/>
+      <w:numFmt w:val="bullet"/>
+      <w:lvlText w:val=""/>
+      <w:lvlJc w:val="left"/>
+      <w:pPr>
+        <w:ind w:left="7189" w:hanging="360"/>
+      </w:pPr>
+      <w:rPr>
+        <w:rFonts w:ascii="Wingdings" w:hAnsi="Wingdings" w:hint="default"/>
+      </w:rPr>
+    </w:lvl>
+  </w:abstractNum>
+  <w:abstractNum w:abstractNumId="41" w15:restartNumberingAfterBreak="0">
     <w:nsid w:val="720447F4"/>
     <w:multiLevelType w:val="hybridMultilevel"/>
     <w:tmpl w:val="43F0A16A"/>
@@ -21525,7 +20806,7 @@
       </w:rPr>
     </w:lvl>
   </w:abstractNum>
-  <w:abstractNum w:abstractNumId="40" w15:restartNumberingAfterBreak="0">
+  <w:abstractNum w:abstractNumId="42" w15:restartNumberingAfterBreak="0">
     <w:nsid w:val="745232A2"/>
     <w:multiLevelType w:val="hybridMultilevel"/>
     <w:tmpl w:val="4E16358A"/>
@@ -21611,7 +20892,7 @@
       </w:pPr>
     </w:lvl>
   </w:abstractNum>
-  <w:abstractNum w:abstractNumId="41" w15:restartNumberingAfterBreak="0">
+  <w:abstractNum w:abstractNumId="43" w15:restartNumberingAfterBreak="0">
     <w:nsid w:val="75A809F2"/>
     <w:multiLevelType w:val="hybridMultilevel"/>
     <w:tmpl w:val="5CB27E40"/>
@@ -21704,16 +20985,16 @@
     <w:abstractNumId w:val="0"/>
   </w:num>
   <w:num w:numId="2">
-    <w:abstractNumId w:val="28"/>
+    <w:abstractNumId w:val="29"/>
   </w:num>
   <w:num w:numId="3">
-    <w:abstractNumId w:val="18"/>
+    <w:abstractNumId w:val="19"/>
   </w:num>
   <w:num w:numId="4">
-    <w:abstractNumId w:val="25"/>
+    <w:abstractNumId w:val="26"/>
   </w:num>
   <w:num w:numId="5">
-    <w:abstractNumId w:val="36"/>
+    <w:abstractNumId w:val="37"/>
   </w:num>
   <w:num w:numId="6">
     <w:abstractNumId w:val="2"/>
@@ -21731,10 +21012,10 @@
     <w:abstractNumId w:val="14"/>
   </w:num>
   <w:num w:numId="11">
-    <w:abstractNumId w:val="26"/>
+    <w:abstractNumId w:val="27"/>
   </w:num>
   <w:num w:numId="12">
-    <w:abstractNumId w:val="33"/>
+    <w:abstractNumId w:val="34"/>
   </w:num>
   <w:num w:numId="13">
     <w:abstractNumId w:val="15"/>
@@ -21743,22 +21024,22 @@
     <w:abstractNumId w:val="13"/>
   </w:num>
   <w:num w:numId="15">
-    <w:abstractNumId w:val="24"/>
+    <w:abstractNumId w:val="25"/>
   </w:num>
   <w:num w:numId="16">
-    <w:abstractNumId w:val="32"/>
+    <w:abstractNumId w:val="33"/>
   </w:num>
   <w:num w:numId="17">
-    <w:abstractNumId w:val="20"/>
+    <w:abstractNumId w:val="21"/>
   </w:num>
   <w:num w:numId="18">
-    <w:abstractNumId w:val="34"/>
+    <w:abstractNumId w:val="35"/>
   </w:num>
   <w:num w:numId="19">
-    <w:abstractNumId w:val="17"/>
+    <w:abstractNumId w:val="18"/>
   </w:num>
   <w:num w:numId="20">
-    <w:abstractNumId w:val="39"/>
+    <w:abstractNumId w:val="41"/>
   </w:num>
   <w:num w:numId="21">
     <w:abstractNumId w:val="12"/>
@@ -21767,10 +21048,10 @@
     <w:abstractNumId w:val="3"/>
   </w:num>
   <w:num w:numId="23">
-    <w:abstractNumId w:val="19"/>
+    <w:abstractNumId w:val="20"/>
   </w:num>
   <w:num w:numId="24">
-    <w:abstractNumId w:val="41"/>
+    <w:abstractNumId w:val="43"/>
   </w:num>
   <w:num w:numId="25">
     <w:abstractNumId w:val="1"/>
@@ -21779,52 +21060,58 @@
     <w:abstractNumId w:val="7"/>
   </w:num>
   <w:num w:numId="27">
-    <w:abstractNumId w:val="37"/>
+    <w:abstractNumId w:val="38"/>
   </w:num>
   <w:num w:numId="28">
     <w:abstractNumId w:val="6"/>
   </w:num>
   <w:num w:numId="29">
-    <w:abstractNumId w:val="35"/>
+    <w:abstractNumId w:val="36"/>
   </w:num>
   <w:num w:numId="30">
-    <w:abstractNumId w:val="23"/>
+    <w:abstractNumId w:val="24"/>
   </w:num>
   <w:num w:numId="31">
-    <w:abstractNumId w:val="21"/>
+    <w:abstractNumId w:val="22"/>
   </w:num>
   <w:num w:numId="32">
     <w:abstractNumId w:val="8"/>
   </w:num>
   <w:num w:numId="33">
-    <w:abstractNumId w:val="16"/>
+    <w:abstractNumId w:val="17"/>
   </w:num>
   <w:num w:numId="34">
-    <w:abstractNumId w:val="27"/>
+    <w:abstractNumId w:val="28"/>
   </w:num>
   <w:num w:numId="35">
-    <w:abstractNumId w:val="22"/>
+    <w:abstractNumId w:val="23"/>
   </w:num>
   <w:num w:numId="36">
-    <w:abstractNumId w:val="31"/>
+    <w:abstractNumId w:val="32"/>
   </w:num>
   <w:num w:numId="37">
     <w:abstractNumId w:val="4"/>
   </w:num>
   <w:num w:numId="38">
-    <w:abstractNumId w:val="40"/>
+    <w:abstractNumId w:val="42"/>
   </w:num>
   <w:num w:numId="39">
-    <w:abstractNumId w:val="30"/>
+    <w:abstractNumId w:val="31"/>
   </w:num>
   <w:num w:numId="40">
     <w:abstractNumId w:val="11"/>
   </w:num>
   <w:num w:numId="41">
-    <w:abstractNumId w:val="29"/>
+    <w:abstractNumId w:val="30"/>
   </w:num>
   <w:num w:numId="42">
-    <w:abstractNumId w:val="38"/>
+    <w:abstractNumId w:val="39"/>
+  </w:num>
+  <w:num w:numId="43">
+    <w:abstractNumId w:val="40"/>
+  </w:num>
+  <w:num w:numId="44">
+    <w:abstractNumId w:val="16"/>
   </w:num>
   <w:numIdMacAtCleanup w:val="42"/>
 </w:numbering>
@@ -22425,6 +21712,7 @@
   <w:style w:type="character" w:default="1" w:styleId="Fuentedeprrafopredeter">
     <w:name w:val="Default Paragraph Font"/>
     <w:uiPriority w:val="1"/>
+    <w:semiHidden/>
     <w:unhideWhenUsed/>
   </w:style>
   <w:style w:type="table" w:default="1" w:styleId="Tablanormal">
@@ -24335,13 +23623,13 @@
 </file>
 
 <file path=customXml/itemProps2.xml><?xml version="1.0" encoding="utf-8"?>
-<ds:datastoreItem xmlns:ds="http://schemas.openxmlformats.org/officeDocument/2006/customXml" ds:itemID="{3FC74470-BC76-453B-A318-89699369A2B5}"/>
+<ds:datastoreItem xmlns:ds="http://schemas.openxmlformats.org/officeDocument/2006/customXml" ds:itemID="{B6609188-36E0-4604-8C2A-EA5C46C5D382}"/>
 </file>
 
 <file path=customXml/itemProps3.xml><?xml version="1.0" encoding="utf-8"?>
-<ds:datastoreItem xmlns:ds="http://schemas.openxmlformats.org/officeDocument/2006/customXml" ds:itemID="{A5F36F10-3F9E-489E-87DB-3432A15365E8}"/>
+<ds:datastoreItem xmlns:ds="http://schemas.openxmlformats.org/officeDocument/2006/customXml" ds:itemID="{D05A9514-F39F-4AD9-8AF2-B5B9C78C605E}"/>
 </file>
 
 <file path=customXml/itemProps4.xml><?xml version="1.0" encoding="utf-8"?>
-<ds:datastoreItem xmlns:ds="http://schemas.openxmlformats.org/officeDocument/2006/customXml" ds:itemID="{1E65631E-9109-4974-A73B-FB5923BF36C5}"/>
+<ds:datastoreItem xmlns:ds="http://schemas.openxmlformats.org/officeDocument/2006/customXml" ds:itemID="{B994BCBB-E152-4014-88E3-8AFADAE113C8}"/>
 </file>
--- a/fuentes/CFA_01_12350006_DU.docx
+++ b/fuentes/CFA_01_12350006_DU.docx
@@ -1767,6 +1767,7 @@
             <w:tabs>
               <w:tab w:val="left" w:pos="1320"/>
             </w:tabs>
+            <w:ind w:left="989" w:hanging="280"/>
             <w:rPr>
               <w:rFonts w:eastAsiaTheme="minorEastAsia"/>
               <w:noProof/>
@@ -1800,7 +1801,21 @@
                 <w:rStyle w:val="Hipervnculo"/>
                 <w:noProof/>
               </w:rPr>
-              <w:t>Documentos comerciales y comprobantes contables: definición, tipos, características, normativa</w:t>
+              <w:t>Documentos comerciales y comprobantes contables: definición, tipos,</w:t>
+            </w:r>
+            <w:r>
+              <w:rPr>
+                <w:rStyle w:val="Hipervnculo"/>
+                <w:noProof/>
+              </w:rPr>
+              <w:t xml:space="preserve"> </w:t>
+            </w:r>
+            <w:r>
+              <w:rPr>
+                <w:rStyle w:val="Hipervnculo"/>
+                <w:noProof/>
+              </w:rPr>
+              <w:t xml:space="preserve"> características, normativa</w:t>
             </w:r>
             <w:r>
               <w:rPr>
@@ -2085,6 +2100,7 @@
             <w:tabs>
               <w:tab w:val="left" w:pos="1320"/>
             </w:tabs>
+            <w:ind w:left="989" w:hanging="280"/>
             <w:rPr>
               <w:rFonts w:eastAsiaTheme="minorEastAsia"/>
               <w:noProof/>
@@ -2119,6 +2135,13 @@
                 <w:noProof/>
               </w:rPr>
               <w:t>Registros contables: concepto, tipos, normativa, revisión cruzada y conciliación</w:t>
+            </w:r>
+            <w:r>
+              <w:rPr>
+                <w:rStyle w:val="Hipervnculo"/>
+                <w:noProof/>
+              </w:rPr>
+              <w:t>…..</w:t>
             </w:r>
             <w:r>
               <w:rPr>
@@ -3297,7 +3320,13 @@
         <w:spacing w:before="160" w:after="120" w:line="360" w:lineRule="auto"/>
       </w:pPr>
       <w:r>
-        <w:t>En primer lugar, favorece la planeación y el control de recursos. Gracias a la información financiera la gerencia puede anticipar necesidades de liquidez, proyectar presupuesto y establecer políticas de inversión y financiación. Sin datos financieros claros, la toma de decisiones se vuelve especulativa y aumenta el riesgo de pérdidas.</w:t>
+        <w:t>En primer lugar, favorece la planeación y el control de recursos. Gracias a la información financiera</w:t>
+      </w:r>
+      <w:r>
+        <w:t>,</w:t>
+      </w:r>
+      <w:r>
+        <w:t xml:space="preserve"> la gerencia puede anticipar necesidades de liquidez, proyectar presupuesto y establecer políticas de inversión y financiación. Sin datos financieros claros, la toma de decisiones se vuelve especulativa y aumenta el riesgo de pérdidas.</w:t>
       </w:r>
     </w:p>
     <w:p>
@@ -3313,7 +3342,13 @@
         <w:t xml:space="preserve">En segundo lugar, garantiza la transparencia y rendición de cuentas. </w:t>
       </w:r>
       <w:r>
-        <w:t>Las organizaciones, sin importar su tamaño o naturaleza, deben responder ante diferentes grupos de interés, propietarios, empleados, inversionistas, proveedores, entidades financieras y organismos de control.</w:t>
+        <w:t>Las organizaciones, sin importar su tamaño o naturaleza, deben responder ante diferentes grupos de interés</w:t>
+      </w:r>
+      <w:r>
+        <w:t>:</w:t>
+      </w:r>
+      <w:r>
+        <w:t xml:space="preserve"> propietarios, empleados, inversionistas, proveedores, entidades financieras y organismos de control.</w:t>
       </w:r>
       <w:r>
         <w:t xml:space="preserve"> La información financiera confiable permite </w:t>
@@ -4000,9 +4035,9 @@
         <w:tblLook w:val="04A0" w:firstRow="1" w:lastRow="0" w:firstColumn="1" w:lastColumn="0" w:noHBand="0" w:noVBand="1"/>
       </w:tblPr>
       <w:tblGrid>
-        <w:gridCol w:w="4873"/>
-        <w:gridCol w:w="2549"/>
-        <w:gridCol w:w="2523"/>
+        <w:gridCol w:w="5539"/>
+        <w:gridCol w:w="2229"/>
+        <w:gridCol w:w="2177"/>
       </w:tblGrid>
       <w:tr>
         <w:trPr>
@@ -4012,7 +4047,7 @@
         </w:trPr>
         <w:tc>
           <w:tcPr>
-            <w:tcW w:w="4255" w:type="dxa"/>
+            <w:tcW w:w="5402" w:type="dxa"/>
             <w:hideMark/>
           </w:tcPr>
           <w:p>
@@ -4032,7 +4067,7 @@
         </w:tc>
         <w:tc>
           <w:tcPr>
-            <w:tcW w:w="2846" w:type="dxa"/>
+            <w:tcW w:w="2295" w:type="dxa"/>
             <w:hideMark/>
           </w:tcPr>
           <w:p>
@@ -4052,7 +4087,7 @@
         </w:tc>
         <w:tc>
           <w:tcPr>
-            <w:tcW w:w="2844" w:type="dxa"/>
+            <w:tcW w:w="2248" w:type="dxa"/>
             <w:hideMark/>
           </w:tcPr>
           <w:p>
@@ -4078,7 +4113,7 @@
         </w:trPr>
         <w:tc>
           <w:tcPr>
-            <w:tcW w:w="4255" w:type="dxa"/>
+            <w:tcW w:w="5402" w:type="dxa"/>
             <w:hideMark/>
           </w:tcPr>
           <w:p>
@@ -4110,7 +4145,7 @@
         </w:tc>
         <w:tc>
           <w:tcPr>
-            <w:tcW w:w="2846" w:type="dxa"/>
+            <w:tcW w:w="2295" w:type="dxa"/>
             <w:hideMark/>
           </w:tcPr>
           <w:p>
@@ -4136,7 +4171,7 @@
         </w:tc>
         <w:tc>
           <w:tcPr>
-            <w:tcW w:w="2844" w:type="dxa"/>
+            <w:tcW w:w="2248" w:type="dxa"/>
             <w:hideMark/>
           </w:tcPr>
           <w:p>
@@ -4187,7 +4222,7 @@
         </w:tc>
         <w:tc>
           <w:tcPr>
-            <w:tcW w:w="2846" w:type="dxa"/>
+            <w:tcW w:w="2295" w:type="dxa"/>
             <w:hideMark/>
           </w:tcPr>
           <w:p>
@@ -4213,7 +4248,7 @@
         </w:tc>
         <w:tc>
           <w:tcPr>
-            <w:tcW w:w="2844" w:type="dxa"/>
+            <w:tcW w:w="2248" w:type="dxa"/>
             <w:hideMark/>
           </w:tcPr>
           <w:p>
@@ -4265,7 +4300,7 @@
         </w:tc>
         <w:tc>
           <w:tcPr>
-            <w:tcW w:w="2846" w:type="dxa"/>
+            <w:tcW w:w="2295" w:type="dxa"/>
             <w:hideMark/>
           </w:tcPr>
           <w:p>
@@ -4291,7 +4326,7 @@
         </w:tc>
         <w:tc>
           <w:tcPr>
-            <w:tcW w:w="2844" w:type="dxa"/>
+            <w:tcW w:w="2248" w:type="dxa"/>
             <w:hideMark/>
           </w:tcPr>
           <w:p>
@@ -4342,7 +4377,7 @@
         </w:tc>
         <w:tc>
           <w:tcPr>
-            <w:tcW w:w="2846" w:type="dxa"/>
+            <w:tcW w:w="2295" w:type="dxa"/>
             <w:hideMark/>
           </w:tcPr>
           <w:p>
@@ -4374,7 +4409,7 @@
         </w:tc>
         <w:tc>
           <w:tcPr>
-            <w:tcW w:w="2844" w:type="dxa"/>
+            <w:tcW w:w="2248" w:type="dxa"/>
             <w:hideMark/>
           </w:tcPr>
           <w:p>
@@ -4388,7 +4423,14 @@
               <w:rPr>
                 <w:lang w:eastAsia="es-CO"/>
               </w:rPr>
-              <w:t>Alto volumen de operaciones y cobertura amplia. </w:t>
+              <w:t xml:space="preserve">Alto volumen de operaciones y </w:t>
+            </w:r>
+            <w:r>
+              <w:rPr>
+                <w:lang w:eastAsia="es-CO"/>
+              </w:rPr>
+              <w:lastRenderedPageBreak/>
+              <w:t>cobertura amplia. </w:t>
             </w:r>
           </w:p>
         </w:tc>
@@ -4400,7 +4442,7 @@
         </w:trPr>
         <w:tc>
           <w:tcPr>
-            <w:tcW w:w="4255" w:type="dxa"/>
+            <w:tcW w:w="5402" w:type="dxa"/>
             <w:hideMark/>
           </w:tcPr>
           <w:p>
@@ -4427,7 +4469,7 @@
         </w:tc>
         <w:tc>
           <w:tcPr>
-            <w:tcW w:w="2846" w:type="dxa"/>
+            <w:tcW w:w="2295" w:type="dxa"/>
             <w:hideMark/>
           </w:tcPr>
           <w:p>
@@ -4453,7 +4495,7 @@
         </w:tc>
         <w:tc>
           <w:tcPr>
-            <w:tcW w:w="2844" w:type="dxa"/>
+            <w:tcW w:w="2248" w:type="dxa"/>
             <w:hideMark/>
           </w:tcPr>
           <w:p>
@@ -4516,7 +4558,7 @@
         </w:tc>
         <w:tc>
           <w:tcPr>
-            <w:tcW w:w="2846" w:type="dxa"/>
+            <w:tcW w:w="2295" w:type="dxa"/>
             <w:hideMark/>
           </w:tcPr>
           <w:p>
@@ -4542,7 +4584,7 @@
         </w:tc>
         <w:tc>
           <w:tcPr>
-            <w:tcW w:w="2844" w:type="dxa"/>
+            <w:tcW w:w="2248" w:type="dxa"/>
             <w:hideMark/>
           </w:tcPr>
           <w:p>
@@ -4568,8 +4610,7 @@
         </w:trPr>
         <w:tc>
           <w:tcPr>
-            <w:tcW w:w="4255" w:type="dxa"/>
-            <w:vMerge w:val="restart"/>
+            <w:tcW w:w="5402" w:type="dxa"/>
             <w:hideMark/>
           </w:tcPr>
           <w:p>
@@ -4595,7 +4636,7 @@
         </w:tc>
         <w:tc>
           <w:tcPr>
-            <w:tcW w:w="2846" w:type="dxa"/>
+            <w:tcW w:w="2295" w:type="dxa"/>
             <w:hideMark/>
           </w:tcPr>
           <w:p>
@@ -4621,7 +4662,7 @@
         </w:tc>
         <w:tc>
           <w:tcPr>
-            <w:tcW w:w="2844" w:type="dxa"/>
+            <w:tcW w:w="2248" w:type="dxa"/>
             <w:hideMark/>
           </w:tcPr>
           <w:p>
@@ -4647,33 +4688,46 @@
         <w:tc>
           <w:tcPr>
             <w:tcW w:w="0" w:type="auto"/>
-            <w:vMerge/>
-            <w:hideMark/>
-          </w:tcPr>
-          <w:p>
-            <w:pPr>
+            <w:shd w:val="clear" w:color="auto" w:fill="F2F2F2" w:themeFill="background1" w:themeFillShade="F2"/>
+            <w:hideMark/>
+          </w:tcPr>
+          <w:p>
+            <w:pPr>
+              <w:ind w:firstLine="0"/>
               <w:rPr>
                 <w:lang w:eastAsia="es-CO"/>
               </w:rPr>
             </w:pPr>
-          </w:p>
-        </w:tc>
-        <w:tc>
-          <w:tcPr>
-            <w:tcW w:w="2846" w:type="dxa"/>
-            <w:hideMark/>
-          </w:tcPr>
-          <w:p>
-            <w:pPr>
-              <w:ind w:firstLine="0"/>
+            <w:r>
               <w:rPr>
                 <w:lang w:eastAsia="es-CO"/>
               </w:rPr>
-            </w:pPr>
+              <w:t>Según su actividad económica (Muñoz Maza, 2016)</w:t>
+            </w:r>
             <w:r>
               <w:rPr>
                 <w:lang w:eastAsia="es-CO"/>
               </w:rPr>
+              <w:t>.</w:t>
+            </w:r>
+          </w:p>
+        </w:tc>
+        <w:tc>
+          <w:tcPr>
+            <w:tcW w:w="2295" w:type="dxa"/>
+            <w:hideMark/>
+          </w:tcPr>
+          <w:p>
+            <w:pPr>
+              <w:ind w:firstLine="0"/>
+              <w:rPr>
+                <w:lang w:eastAsia="es-CO"/>
+              </w:rPr>
+            </w:pPr>
+            <w:r>
+              <w:rPr>
+                <w:lang w:eastAsia="es-CO"/>
+              </w:rPr>
               <w:t>Agropecuarias</w:t>
             </w:r>
             <w:r>
@@ -4686,7 +4740,7 @@
         </w:tc>
         <w:tc>
           <w:tcPr>
-            <w:tcW w:w="2844" w:type="dxa"/>
+            <w:tcW w:w="2248" w:type="dxa"/>
             <w:hideMark/>
           </w:tcPr>
           <w:p>
@@ -4713,33 +4767,46 @@
         <w:tc>
           <w:tcPr>
             <w:tcW w:w="0" w:type="auto"/>
-            <w:vMerge/>
-            <w:hideMark/>
-          </w:tcPr>
-          <w:p>
-            <w:pPr>
+            <w:hideMark/>
+          </w:tcPr>
+          <w:p>
+            <w:pPr>
+              <w:ind w:firstLine="0"/>
               <w:rPr>
                 <w:lang w:eastAsia="es-CO"/>
               </w:rPr>
             </w:pPr>
-          </w:p>
-        </w:tc>
-        <w:tc>
-          <w:tcPr>
-            <w:tcW w:w="2846" w:type="dxa"/>
-            <w:hideMark/>
-          </w:tcPr>
-          <w:p>
-            <w:pPr>
-              <w:ind w:firstLine="0"/>
+            <w:r>
               <w:rPr>
                 <w:lang w:eastAsia="es-CO"/>
               </w:rPr>
-            </w:pPr>
+              <w:lastRenderedPageBreak/>
+              <w:t>Según su actividad económica (Muñoz Maza, 2016)</w:t>
+            </w:r>
             <w:r>
               <w:rPr>
                 <w:lang w:eastAsia="es-CO"/>
               </w:rPr>
+              <w:t>.</w:t>
+            </w:r>
+          </w:p>
+        </w:tc>
+        <w:tc>
+          <w:tcPr>
+            <w:tcW w:w="2295" w:type="dxa"/>
+            <w:hideMark/>
+          </w:tcPr>
+          <w:p>
+            <w:pPr>
+              <w:ind w:firstLine="0"/>
+              <w:rPr>
+                <w:lang w:eastAsia="es-CO"/>
+              </w:rPr>
+            </w:pPr>
+            <w:r>
+              <w:rPr>
+                <w:lang w:eastAsia="es-CO"/>
+              </w:rPr>
               <w:t>Industriales</w:t>
             </w:r>
             <w:r>
@@ -4752,7 +4819,7 @@
         </w:tc>
         <w:tc>
           <w:tcPr>
-            <w:tcW w:w="2844" w:type="dxa"/>
+            <w:tcW w:w="2248" w:type="dxa"/>
             <w:hideMark/>
           </w:tcPr>
           <w:p>
@@ -4778,33 +4845,46 @@
         <w:tc>
           <w:tcPr>
             <w:tcW w:w="0" w:type="auto"/>
-            <w:vMerge/>
-            <w:hideMark/>
-          </w:tcPr>
-          <w:p>
-            <w:pPr>
+            <w:shd w:val="clear" w:color="auto" w:fill="F2F2F2" w:themeFill="background1" w:themeFillShade="F2"/>
+            <w:hideMark/>
+          </w:tcPr>
+          <w:p>
+            <w:pPr>
+              <w:ind w:firstLine="0"/>
               <w:rPr>
                 <w:lang w:eastAsia="es-CO"/>
               </w:rPr>
             </w:pPr>
-          </w:p>
-        </w:tc>
-        <w:tc>
-          <w:tcPr>
-            <w:tcW w:w="2846" w:type="dxa"/>
-            <w:hideMark/>
-          </w:tcPr>
-          <w:p>
-            <w:pPr>
-              <w:ind w:firstLine="0"/>
+            <w:r>
               <w:rPr>
                 <w:lang w:eastAsia="es-CO"/>
               </w:rPr>
-            </w:pPr>
+              <w:t>Según su actividad económica (Muñoz Maza, 2016)</w:t>
+            </w:r>
             <w:r>
               <w:rPr>
                 <w:lang w:eastAsia="es-CO"/>
               </w:rPr>
+              <w:t>.</w:t>
+            </w:r>
+          </w:p>
+        </w:tc>
+        <w:tc>
+          <w:tcPr>
+            <w:tcW w:w="2295" w:type="dxa"/>
+            <w:hideMark/>
+          </w:tcPr>
+          <w:p>
+            <w:pPr>
+              <w:ind w:firstLine="0"/>
+              <w:rPr>
+                <w:lang w:eastAsia="es-CO"/>
+              </w:rPr>
+            </w:pPr>
+            <w:r>
+              <w:rPr>
+                <w:lang w:eastAsia="es-CO"/>
+              </w:rPr>
               <w:t>Comerciales</w:t>
             </w:r>
             <w:r>
@@ -4817,7 +4897,7 @@
         </w:tc>
         <w:tc>
           <w:tcPr>
-            <w:tcW w:w="2844" w:type="dxa"/>
+            <w:tcW w:w="2248" w:type="dxa"/>
             <w:hideMark/>
           </w:tcPr>
           <w:p>
@@ -4844,33 +4924,45 @@
         <w:tc>
           <w:tcPr>
             <w:tcW w:w="0" w:type="auto"/>
-            <w:vMerge/>
-            <w:hideMark/>
-          </w:tcPr>
-          <w:p>
-            <w:pPr>
+            <w:hideMark/>
+          </w:tcPr>
+          <w:p>
+            <w:pPr>
+              <w:ind w:firstLine="0"/>
               <w:rPr>
                 <w:lang w:eastAsia="es-CO"/>
               </w:rPr>
             </w:pPr>
-          </w:p>
-        </w:tc>
-        <w:tc>
-          <w:tcPr>
-            <w:tcW w:w="2846" w:type="dxa"/>
-            <w:hideMark/>
-          </w:tcPr>
-          <w:p>
-            <w:pPr>
-              <w:ind w:firstLine="0"/>
+            <w:r>
               <w:rPr>
                 <w:lang w:eastAsia="es-CO"/>
               </w:rPr>
-            </w:pPr>
+              <w:t>Según su actividad económica (Muñoz Maza, 2016)</w:t>
+            </w:r>
             <w:r>
               <w:rPr>
                 <w:lang w:eastAsia="es-CO"/>
               </w:rPr>
+              <w:t>.</w:t>
+            </w:r>
+          </w:p>
+        </w:tc>
+        <w:tc>
+          <w:tcPr>
+            <w:tcW w:w="2295" w:type="dxa"/>
+            <w:hideMark/>
+          </w:tcPr>
+          <w:p>
+            <w:pPr>
+              <w:ind w:firstLine="0"/>
+              <w:rPr>
+                <w:lang w:eastAsia="es-CO"/>
+              </w:rPr>
+            </w:pPr>
+            <w:r>
+              <w:rPr>
+                <w:lang w:eastAsia="es-CO"/>
+              </w:rPr>
               <w:t>De servicios</w:t>
             </w:r>
             <w:r>
@@ -4889,7 +4981,7 @@
         </w:tc>
         <w:tc>
           <w:tcPr>
-            <w:tcW w:w="2844" w:type="dxa"/>
+            <w:tcW w:w="2248" w:type="dxa"/>
             <w:hideMark/>
           </w:tcPr>
           <w:p>
@@ -5005,6 +5097,7 @@
         <w:spacing w:before="160" w:after="120" w:line="360" w:lineRule="auto"/>
       </w:pPr>
       <w:r>
+        <w:lastRenderedPageBreak/>
         <w:t> Entre las más utilizadas se destacan la Sociedad por Acciones Simplificada (S.A.S.), reconocida por su flexibilidad y facilidad de constitución, y la Sociedad Anónima (S.A.), que requiere capital dividido en acciones y un mínimo de cinco accionistas</w:t>
       </w:r>
       <w:r>
@@ -5013,7 +5106,6 @@
     </w:p>
     <w:p>
       <w:r>
-        <w:lastRenderedPageBreak/>
         <w:t>“</w:t>
       </w:r>
       <w:r>
@@ -5273,7 +5365,7 @@
               <w:ind w:firstLine="0"/>
             </w:pPr>
             <w:r>
-              <w:t>No cumple las condiciones para ser considerada extranjera. </w:t>
+              <w:t>Persona jurídica constituida bajo las leyes colombianas y con domicilio en Colombia. </w:t>
             </w:r>
           </w:p>
         </w:tc>
@@ -5293,6 +5385,7 @@
               <w:ind w:firstLine="0"/>
             </w:pPr>
             <w:r>
+              <w:lastRenderedPageBreak/>
               <w:t>Sociedades nacionales, extranjeras y mixtas</w:t>
             </w:r>
             <w:r>
@@ -5347,7 +5440,6 @@
               <w:ind w:firstLine="0"/>
             </w:pPr>
             <w:r>
-              <w:lastRenderedPageBreak/>
               <w:t>Sociedades nacionales, extranjeras y mixtas</w:t>
             </w:r>
             <w:r>
@@ -5419,29 +5511,17 @@
     </w:p>
     <w:p/>
     <w:p>
-      <w:pPr>
-        <w:rPr>
-          <w:rFonts w:ascii="Segoe UI" w:eastAsia="Times New Roman" w:hAnsi="Segoe UI" w:cs="Segoe UI"/>
-          <w:kern w:val="0"/>
-          <w:sz w:val="18"/>
-          <w:szCs w:val="18"/>
-          <w:lang w:eastAsia="es-CO"/>
-          <w14:ligatures w14:val="none"/>
-        </w:rPr>
-      </w:pPr>
-      <w:r>
-        <w:t>La clasificación de las sociedades según su forma de asociarse permite identificar sus características jurídicas, económicas y operativas. Este enfoque facilita comprender cómo se estructuran y administran, así como las responsabilidades que asumen sus socios, lo que resulta clave para elegir la modalidad societaria más adecuada a los objetivos y recursos disponibles. </w:t>
-      </w:r>
-      <w:r>
-        <w:rPr>
-          <w:rFonts w:ascii="Arial" w:eastAsia="Times New Roman" w:hAnsi="Arial" w:cs="Arial"/>
-          <w:kern w:val="0"/>
-          <w:sz w:val="20"/>
-          <w:szCs w:val="20"/>
-          <w:lang w:eastAsia="es-CO"/>
-          <w14:ligatures w14:val="none"/>
-        </w:rPr>
-        <w:t> </w:t>
+      <w:r>
+        <w:t>La clasificación de las sociedades según su forma de asociarse permite identificar sus características jurídicas, económicas y operativas. Este enfoque facilita comprender cómo se estructuran y administran, así como las responsabilidades que asumen sus socios, lo que resulta clave para elegir la modalidad societaria más adecuada a los objetivos y recursos disponibles.</w:t>
+      </w:r>
+    </w:p>
+    <w:p>
+      <w:pPr>
+        <w:spacing w:before="0" w:after="160" w:line="259" w:lineRule="auto"/>
+        <w:ind w:firstLine="0"/>
+      </w:pPr>
+      <w:r>
+        <w:br w:type="page"/>
       </w:r>
     </w:p>
     <w:p>
@@ -5459,6 +5539,7 @@
         <w:rPr>
           <w:lang w:eastAsia="es-CO"/>
         </w:rPr>
+        <w:lastRenderedPageBreak/>
         <w:t>Clasificación de sociedades según su forma de asociarse</w:t>
       </w:r>
     </w:p>
@@ -5578,11 +5659,7 @@
               <w:ind w:firstLine="0"/>
             </w:pPr>
             <w:r>
-              <w:t xml:space="preserve">Entre 2 y 25 socios; la responsabilidad de cada uno se limita al aporte realizado. La razón social debe incluir “Limitada” o “LTDA.”. </w:t>
-            </w:r>
-            <w:r>
-              <w:lastRenderedPageBreak/>
-              <w:t>Puede permitirse mayor responsabilidad si así lo determinan los estatutos. </w:t>
+              <w:t>Entre 2 y 25 socios; la responsabilidad de cada uno se limita al aporte realizado. La razón social debe incluir “Limitada” o “LTDA.”. Puede permitirse mayor responsabilidad si así lo determinan los estatutos. </w:t>
             </w:r>
           </w:p>
         </w:tc>
@@ -5602,7 +5679,6 @@
               <w:ind w:firstLine="0"/>
             </w:pPr>
             <w:r>
-              <w:lastRenderedPageBreak/>
               <w:t>Sociedad Anónima</w:t>
             </w:r>
             <w:r>
@@ -5715,6 +5791,7 @@
               <w:ind w:firstLine="0"/>
             </w:pPr>
             <w:r>
+              <w:lastRenderedPageBreak/>
               <w:t>Sociedad en Comandita por Acciones</w:t>
             </w:r>
             <w:r>
@@ -5772,11 +5849,7 @@
               <w:ind w:firstLine="0"/>
             </w:pPr>
             <w:r>
-              <w:t xml:space="preserve">Aportes públicos y privados; constituida para actividades industriales, comerciales o de gestión administrativa; sujeta a </w:t>
-            </w:r>
-            <w:r>
-              <w:lastRenderedPageBreak/>
-              <w:t>derecho privado o público según la naturaleza de su objeto (Art. 461 C. de Comercio). </w:t>
+              <w:t>Aportes públicos y privados; constituida para actividades industriales, comerciales o de gestión administrativa; sujeta a derecho privado o público según la naturaleza de su objeto (Art. 461 C. de Comercio). </w:t>
             </w:r>
           </w:p>
         </w:tc>
@@ -5795,7 +5868,6 @@
               <w:ind w:firstLine="0"/>
             </w:pPr>
             <w:r>
-              <w:lastRenderedPageBreak/>
               <w:t>Empresa Unipersonal</w:t>
             </w:r>
             <w:r>
@@ -5952,6 +6024,7 @@
         <w:pStyle w:val="Ttulo8"/>
       </w:pPr>
       <w:r>
+        <w:lastRenderedPageBreak/>
         <w:t>Diferencias entre empresas públicas, privadas y mixtas </w:t>
       </w:r>
     </w:p>
@@ -6035,7 +6108,6 @@
           <w:b/>
           <w:bCs/>
         </w:rPr>
-        <w:lastRenderedPageBreak/>
         <w:t>Empresas mixtas</w:t>
       </w:r>
     </w:p>
@@ -6100,6 +6172,7 @@
       <w:tr>
         <w:trPr>
           <w:cnfStyle w:val="100000000000" w:firstRow="1" w:lastRow="0" w:firstColumn="0" w:lastColumn="0" w:oddVBand="0" w:evenVBand="0" w:oddHBand="0" w:evenHBand="0" w:firstRowFirstColumn="0" w:firstRowLastColumn="0" w:lastRowFirstColumn="0" w:lastRowLastColumn="0"/>
+          <w:tblHeader/>
         </w:trPr>
         <w:tc>
           <w:tcPr>
@@ -6261,6 +6334,7 @@
               <w:ind w:firstLine="0"/>
             </w:pPr>
             <w:r>
+              <w:lastRenderedPageBreak/>
               <w:t>Mixta</w:t>
             </w:r>
             <w:r>
@@ -6353,7 +6427,6 @@
         </w:numPr>
       </w:pPr>
       <w:r>
-        <w:lastRenderedPageBreak/>
         <w:t>Con ánimo de lucro</w:t>
       </w:r>
     </w:p>
@@ -6434,6 +6507,7 @@
         <w:pStyle w:val="Ttulo8"/>
       </w:pPr>
       <w:r>
+        <w:lastRenderedPageBreak/>
         <w:t>Importancia de la contabilidad y su función organizacional</w:t>
       </w:r>
     </w:p>
@@ -6466,58 +6540,58 @@
     </w:p>
     <w:p>
       <w:r>
+        <w:t>“</w:t>
+      </w:r>
+      <w:r>
+        <w:rPr>
+          <w:b/>
+          <w:bCs/>
+        </w:rPr>
+        <w:t>La contabilidad es fundamental para la administración de los recursos, pues permite evaluar la eficiencia operativa y la rentabilidad de cada área de la organización</w:t>
+      </w:r>
+      <w:r>
+        <w:t>”</w:t>
+      </w:r>
+      <w:r>
+        <w:t xml:space="preserve">. </w:t>
+      </w:r>
+      <w:r>
+        <w:t>González (2021) (p. 58)</w:t>
+      </w:r>
+      <w:r>
+        <w:t>.</w:t>
+      </w:r>
+    </w:p>
+    <w:p>
+      <w:pPr>
+        <w:pStyle w:val="Sangradetextonormal"/>
+      </w:pPr>
+      <w:r>
+        <w:t>De este modo, la contabilidad es reconocida como el lenguaje de los negocios, clave para la sostenibilidad de las organizaciones y la generación de confianza frente a inversionistas, proveedores, empleados, entidades de control y la sociedad.</w:t>
+      </w:r>
+    </w:p>
+    <w:p>
+      <w:pPr>
+        <w:pStyle w:val="Ttulo8"/>
+      </w:pPr>
+      <w:r>
+        <w:t>Concepto y objetivos de la contabilidad</w:t>
+      </w:r>
+    </w:p>
+    <w:p>
+      <w:r>
+        <w:t>El Decreto Reglamentario 2649 de 1993, en su artículo 1°, define la contabilidad como el conjunto de conceptos básicos y reglas que permiten identificar, medir, clasificar, registrar, interpretar, analizar, evaluar e informar, de manera clara, completa y fidedigna, la historia de los movimientos contables de una organización</w:t>
+      </w:r>
+      <w:r>
+        <w:t>.</w:t>
+      </w:r>
+    </w:p>
+    <w:p>
+      <w:pPr>
+        <w:pStyle w:val="Ttulo8"/>
+      </w:pPr>
+      <w:r>
         <w:lastRenderedPageBreak/>
-        <w:t>“</w:t>
-      </w:r>
-      <w:r>
-        <w:rPr>
-          <w:b/>
-          <w:bCs/>
-        </w:rPr>
-        <w:t>La contabilidad es fundamental para la administración de los recursos, pues permite evaluar la eficiencia operativa y la rentabilidad de cada área de la organización</w:t>
-      </w:r>
-      <w:r>
-        <w:t>”</w:t>
-      </w:r>
-      <w:r>
-        <w:t xml:space="preserve">. </w:t>
-      </w:r>
-      <w:r>
-        <w:t>González (2021) (p. 58)</w:t>
-      </w:r>
-      <w:r>
-        <w:t>.</w:t>
-      </w:r>
-    </w:p>
-    <w:p>
-      <w:pPr>
-        <w:pStyle w:val="Sangradetextonormal"/>
-      </w:pPr>
-      <w:r>
-        <w:t>De este modo, la contabilidad es reconocida como el lenguaje de los negocios, clave para la sostenibilidad de las organizaciones y la generación de confianza frente a inversionistas, proveedores, empleados, entidades de control y la sociedad.</w:t>
-      </w:r>
-    </w:p>
-    <w:p>
-      <w:pPr>
-        <w:pStyle w:val="Ttulo8"/>
-      </w:pPr>
-      <w:r>
-        <w:t>Concepto y objetivos de la contabilidad</w:t>
-      </w:r>
-    </w:p>
-    <w:p>
-      <w:r>
-        <w:t>El Decreto Reglamentario 2649 de 1993, en su artículo 1°, define la contabilidad como el conjunto de conceptos básicos y reglas que permiten identificar, medir, clasificar, registrar, interpretar, analizar, evaluar e informar, de manera clara, completa y fidedigna, la historia de los movimientos contables de una organización</w:t>
-      </w:r>
-      <w:r>
-        <w:t>.</w:t>
-      </w:r>
-    </w:p>
-    <w:p>
-      <w:pPr>
-        <w:pStyle w:val="Ttulo8"/>
-      </w:pPr>
-      <w:r>
         <w:t>Objetivos principales</w:t>
       </w:r>
     </w:p>
@@ -6611,7 +6685,6 @@
         <w:pStyle w:val="Ttulo8"/>
       </w:pPr>
       <w:r>
-        <w:lastRenderedPageBreak/>
         <w:t>Funciones de la contabilidad</w:t>
       </w:r>
     </w:p>
@@ -6711,6 +6784,7 @@
     </w:p>
     <w:p>
       <w:r>
+        <w:lastRenderedPageBreak/>
         <w:t>Además de registrar operaciones, la contabilidad cumple funciones administrativas y sociales. Sirve como herramienta para planificar, dirigir y evaluar los recursos disponibles, ofreciendo una visión clara de la rentabilidad, la liquidez y la solvencia de la organización. Esto fortalece la transparencia y genera confianza frente a terceros. González (2021) resalta que la contabilidad es un instrumento de gestión que optimiza procesos internos y genera valor para los diferentes grupos de interés. En un entorno empresarial cambiante y competitivo, estas funciones hacen de la contabilidad un pilar estratégico para garantizar la sostenibilidad y el éxito de cualquier negocio</w:t>
       </w:r>
       <w:r>
@@ -6735,13 +6809,75 @@
         <w:pStyle w:val="Ttulo8"/>
       </w:pPr>
       <w:r>
+        <w:t>Función financiera</w:t>
+      </w:r>
+    </w:p>
+    <w:p>
+      <w:r>
+        <w:t>Producir estados financieros confiables para terceros.</w:t>
+      </w:r>
+    </w:p>
+    <w:p>
+      <w:pPr>
+        <w:pStyle w:val="Ttulo8"/>
+      </w:pPr>
+      <w:r>
+        <w:t>Función administrativa</w:t>
+      </w:r>
+    </w:p>
+    <w:p>
+      <w:r>
+        <w:t>Apoyar la planificación, organización y control de la gestión interna.</w:t>
+      </w:r>
+    </w:p>
+    <w:p>
+      <w:pPr>
+        <w:pStyle w:val="Ttulo8"/>
+      </w:pPr>
+      <w:r>
+        <w:t>Función social</w:t>
+      </w:r>
+    </w:p>
+    <w:p>
+      <w:r>
+        <w:t>Generar confianza, transparencia y sostenibilidad frente a la comunidad.</w:t>
+      </w:r>
+    </w:p>
+    <w:p>
+      <w:pPr>
+        <w:pStyle w:val="Ttulo8"/>
+      </w:pPr>
+      <w:r>
+        <w:t>Clases de contabilidad según usuarios y fines</w:t>
+      </w:r>
+    </w:p>
+    <w:p>
+      <w:pPr>
+        <w:pStyle w:val="Ttulo8"/>
+      </w:pPr>
+      <w:r>
+        <w:t>Contabilidad financiera</w:t>
+      </w:r>
+    </w:p>
+    <w:p>
+      <w:r>
+        <w:t xml:space="preserve">Es la rama que se ocupa de elaborar y presentar los estados financieros básicos (balance general, estado de resultados, estado de cambios en el patrimonio, flujo de efectivo). Está dirigida a usuarios externos como accionistas, entidades financieras, </w:t>
+      </w:r>
+      <w:r>
         <w:lastRenderedPageBreak/>
-        <w:t>Función financiera</w:t>
-      </w:r>
-    </w:p>
-    <w:p>
-      <w:r>
-        <w:t>Producir estados financieros confiables para terceros.</w:t>
+        <w:t>inversionistas y entes de control. Su objetivo principal es mostrar la situación económica, liquidez, solvencia y rentabilidad de la empresa de forma clara, comparable y verificable.</w:t>
+      </w:r>
+    </w:p>
+    <w:p>
+      <w:r>
+        <w:rPr>
+          <w:b/>
+          <w:bCs/>
+        </w:rPr>
+        <w:t>Ejemplo</w:t>
+      </w:r>
+      <w:r>
+        <w:t>: un banco que estudia un préstamo revisa el balance y el estado de resultados para evaluar si la empresa puede cumplir con sus obligaciones.</w:t>
       </w:r>
     </w:p>
     <w:p>
@@ -6749,12 +6885,24 @@
         <w:pStyle w:val="Ttulo8"/>
       </w:pPr>
       <w:r>
-        <w:t>Función administrativa</w:t>
-      </w:r>
-    </w:p>
-    <w:p>
-      <w:r>
-        <w:t>Apoyar la planificación, organización y control de la gestión interna.</w:t>
+        <w:t>Contabilidad fiscal</w:t>
+      </w:r>
+    </w:p>
+    <w:p>
+      <w:r>
+        <w:t>Se orienta a dar cumplimiento a las obligaciones tributarias establecidas en la legislación colombiana. Permite calcular impuestos como el IVA, el impuesto de renta, retenciones en la fuente, entre otros. Además, asegura que las declaraciones se presenten dentro de los plazos y con la información correcta, evitando sanciones.</w:t>
+      </w:r>
+    </w:p>
+    <w:p>
+      <w:r>
+        <w:rPr>
+          <w:b/>
+          <w:bCs/>
+        </w:rPr>
+        <w:t>Ejemplo</w:t>
+      </w:r>
+      <w:r>
+        <w:t>: una compañía que debe liquidar y pagar el IVA sobre las ventas mensuales, aplicando la normatividad vigente.</w:t>
       </w:r>
     </w:p>
     <w:p>
@@ -6762,12 +6910,27 @@
         <w:pStyle w:val="Ttulo8"/>
       </w:pPr>
       <w:r>
-        <w:t>Función social</w:t>
-      </w:r>
-    </w:p>
-    <w:p>
-      <w:r>
-        <w:t>Generar confianza, transparencia y sostenibilidad frente a la comunidad.</w:t>
+        <w:t>Contabilidad de gestión</w:t>
+      </w:r>
+    </w:p>
+    <w:p>
+      <w:pPr>
+        <w:pStyle w:val="Sangradetextonormal"/>
+      </w:pPr>
+      <w:r>
+        <w:t>Está destinada al uso interno de la administración. Proporciona información detallada para planear, controlar y tomar decisiones estratégicas. A diferencia de la financiera, no está regulada de manera estricta, lo que le da flexibilidad para adaptarse a las necesidades de la empresa.</w:t>
+      </w:r>
+    </w:p>
+    <w:p>
+      <w:r>
+        <w:rPr>
+          <w:b/>
+          <w:bCs/>
+        </w:rPr>
+        <w:t>Ejemplo</w:t>
+      </w:r>
+      <w:r>
+        <w:t>: un gerente de producción usa reportes de gestión para decidir si aumentar la producción de un producto específico según su margen de rentabilidad.</w:t>
       </w:r>
     </w:p>
     <w:p>
@@ -6775,7 +6938,25 @@
         <w:pStyle w:val="Ttulo8"/>
       </w:pPr>
       <w:r>
-        <w:t>Clases de contabilidad según usuarios y fines</w:t>
+        <w:lastRenderedPageBreak/>
+        <w:t>Contabilidad de costos</w:t>
+      </w:r>
+    </w:p>
+    <w:p>
+      <w:r>
+        <w:t>Es una extensión de la contabilidad de gestión y se centra en registrar, clasificar y analizar los costos reales y previstos de producción. Su finalidad es calcular el costo unitario de los bienes o servicios y detectar oportunidades de optimización.</w:t>
+      </w:r>
+    </w:p>
+    <w:p>
+      <w:r>
+        <w:rPr>
+          <w:b/>
+          <w:bCs/>
+        </w:rPr>
+        <w:t>Ejemplo</w:t>
+      </w:r>
+      <w:r>
+        <w:t>: una empresa textil determina cuánto cuesta producir una camiseta sumando materias primas, mano de obra y costos indirectos, para establecer un precio de venta competitivo.</w:t>
       </w:r>
     </w:p>
     <w:p>
@@ -6783,12 +6964,12 @@
         <w:pStyle w:val="Ttulo8"/>
       </w:pPr>
       <w:r>
-        <w:t>Contabilidad financiera</w:t>
-      </w:r>
-    </w:p>
-    <w:p>
-      <w:r>
-        <w:t>Es la rama que se ocupa de elaborar y presentar los estados financieros básicos (balance general, estado de resultados, estado de cambios en el patrimonio, flujo de efectivo). Está dirigida a usuarios externos como accionistas, entidades financieras, inversionistas y entes de control. Su objetivo principal es mostrar la situación económica, liquidez, solvencia y rentabilidad de la empresa de forma clara, comparable y verificable.</w:t>
+        <w:t>Contabilidad administrativa</w:t>
+      </w:r>
+    </w:p>
+    <w:p>
+      <w:r>
+        <w:t>Integra información financiera y no financiera para apoyar la planeación, la elaboración de presupuestos, el control interno y la evaluación de objetivos estratégicos. Permite medir el desempeño de áreas, departamentos o proyectos.</w:t>
       </w:r>
     </w:p>
     <w:p>
@@ -6800,7 +6981,164 @@
         <w:t>Ejemplo</w:t>
       </w:r>
       <w:r>
-        <w:t>: un banco que estudia un préstamo revisa el balance y el estado de resultados para evaluar si la empresa puede cumplir con sus obligaciones.</w:t>
+        <w:t>: en una institución educativa, se emplea la contabilidad administrativa para elaborar presupuestos anuales y controlar el cumplimiento de metas académicas y financieras.</w:t>
+      </w:r>
+    </w:p>
+    <w:p>
+      <w:r>
+        <w:t>La contabilidad cumple una función integral: asegura el cumplimiento de la ley, genera confianza, organiza la información y sirve como guía para la toma de decisiones. Sus objetivos, funciones y clases muestran que se trata de un instrumento vivo, que conecta el pasado con el presente y proyecta el futuro de las organizaciones.</w:t>
+      </w:r>
+    </w:p>
+    <w:p>
+      <w:pPr>
+        <w:pStyle w:val="Ttulo2"/>
+      </w:pPr>
+      <w:bookmarkStart w:id="4" w:name="_Toc210264365"/>
+      <w:r>
+        <w:t>1.3 Estados financieros básicos</w:t>
+      </w:r>
+      <w:bookmarkEnd w:id="4"/>
+    </w:p>
+    <w:p>
+      <w:r>
+        <w:t>Los estados financieros son informes estructurados que presentan, para un periodo determinado, la situación y el desempeño de la entidad. Deben elaborarse con criterios de </w:t>
+      </w:r>
+      <w:r>
+        <w:rPr>
+          <w:b/>
+          <w:bCs/>
+        </w:rPr>
+        <w:t>claridad, relevancia, confiabilidad y comparabilidad</w:t>
+      </w:r>
+      <w:r>
+        <w:t xml:space="preserve"> (Decreto 2649/1993; </w:t>
+      </w:r>
+      <w:r>
+        <w:lastRenderedPageBreak/>
+        <w:t xml:space="preserve">marco NIIF) y estar acompañados por </w:t>
+      </w:r>
+      <w:r>
+        <w:rPr>
+          <w:b/>
+          <w:bCs/>
+        </w:rPr>
+        <w:t>notas</w:t>
+      </w:r>
+      <w:r>
+        <w:t xml:space="preserve"> que revelen políticas contables y detalles necesarios para su adecuada interpretación.</w:t>
+      </w:r>
+    </w:p>
+    <w:p>
+      <w:pPr>
+        <w:rPr>
+          <w:b/>
+          <w:bCs/>
+        </w:rPr>
+      </w:pPr>
+      <w:r>
+        <w:rPr>
+          <w:b/>
+          <w:bCs/>
+        </w:rPr>
+        <w:t>Balance general (o Estado de situación financiera)</w:t>
+      </w:r>
+    </w:p>
+    <w:p>
+      <w:r>
+        <w:t>Muestra, en una fecha de corte, los</w:t>
+      </w:r>
+      <w:r>
+        <w:rPr>
+          <w:b/>
+          <w:bCs/>
+        </w:rPr>
+        <w:t xml:space="preserve"> activos</w:t>
+      </w:r>
+      <w:r>
+        <w:t xml:space="preserve"> (recursos controlados), </w:t>
+      </w:r>
+      <w:r>
+        <w:rPr>
+          <w:b/>
+          <w:bCs/>
+        </w:rPr>
+        <w:t xml:space="preserve">pasivos </w:t>
+      </w:r>
+      <w:r>
+        <w:t xml:space="preserve">(obligaciones) y </w:t>
+      </w:r>
+      <w:r>
+        <w:rPr>
+          <w:b/>
+          <w:bCs/>
+        </w:rPr>
+        <w:t>patrimonio</w:t>
+      </w:r>
+      <w:r>
+        <w:t xml:space="preserve"> (residuo entre activos y pasivos). Permite evaluar liquidez, solvencia y estructura financiera.</w:t>
+      </w:r>
+    </w:p>
+    <w:p>
+      <w:pPr>
+        <w:pStyle w:val="Sangradetextonormal"/>
+      </w:pPr>
+      <w:r>
+        <w:t>Componentes usuales: efectivo y equivalentes, cuentas por cobrar, inventarios, propiedades, planta y equipo (y su depreciación), cuentas por pagar, obligaciones financieras, provisiones y patrimonio (capital, reservas, resultados).</w:t>
+      </w:r>
+    </w:p>
+    <w:p>
+      <w:pPr>
+        <w:rPr>
+          <w:b/>
+          <w:bCs/>
+        </w:rPr>
+      </w:pPr>
+      <w:r>
+        <w:rPr>
+          <w:b/>
+          <w:bCs/>
+        </w:rPr>
+        <w:t>Estado de resultados (o de resultados integrales)</w:t>
+      </w:r>
+    </w:p>
+    <w:p>
+      <w:r>
+        <w:t xml:space="preserve">Informa, para el periodo, </w:t>
+      </w:r>
+      <w:r>
+        <w:rPr>
+          <w:b/>
+          <w:bCs/>
+        </w:rPr>
+        <w:t>ingresos</w:t>
+      </w:r>
+      <w:r>
+        <w:t xml:space="preserve">, </w:t>
+      </w:r>
+      <w:r>
+        <w:rPr>
+          <w:b/>
+          <w:bCs/>
+        </w:rPr>
+        <w:t>costos</w:t>
+      </w:r>
+      <w:r>
+        <w:t xml:space="preserve"> y</w:t>
+      </w:r>
+      <w:r>
+        <w:rPr>
+          <w:b/>
+          <w:bCs/>
+        </w:rPr>
+        <w:t xml:space="preserve"> gastos</w:t>
+      </w:r>
+      <w:r>
+        <w:t>, determinando la utilidad o pérdida. Sirve para analizar rentabilidad, márgenes y eficiencia operativa.</w:t>
+      </w:r>
+    </w:p>
+    <w:p>
+      <w:r>
+        <w:t>Incluye ingresos operacionales y no operacionales, costos de ventas o de prestación del servicio, gastos de administración, ventas y financieros, e impuestos.</w:t>
       </w:r>
     </w:p>
     <w:p>
@@ -6808,25 +7146,61 @@
         <w:pStyle w:val="Ttulo8"/>
       </w:pPr>
       <w:r>
-        <w:t>Contabilidad fiscal</w:t>
-      </w:r>
-    </w:p>
-    <w:p>
-      <w:r>
-        <w:t>Se orienta a dar cumplimiento a las obligaciones tributarias establecidas en la legislación colombiana. Permite calcular impuestos como el IVA, el impuesto de renta, retenciones en la fuente, entre otros. Además, asegura que las declaraciones se presenten dentro de los plazos y con la información correcta, evitando sanciones.</w:t>
-      </w:r>
-    </w:p>
-    <w:p>
-      <w:r>
-        <w:rPr>
-          <w:b/>
-          <w:bCs/>
-        </w:rPr>
+        <w:t>Estado de cambios en el patrimonio</w:t>
+      </w:r>
+    </w:p>
+    <w:p>
+      <w:r>
+        <w:t xml:space="preserve">Explica las variaciones de cada rubro patrimonial entre el inicio y el cierre del periodo: </w:t>
+      </w:r>
+      <w:r>
+        <w:rPr>
+          <w:b/>
+          <w:bCs/>
+        </w:rPr>
+        <w:t>aportes, reservas, resultados acumulados, resultado del ejercicio</w:t>
+      </w:r>
+      <w:r>
+        <w:t>, distribuciones y otros movimientos. Conecta el resultado del periodo con el patrimonio y evidencia decisiones como capitalizaciones o dividendos.</w:t>
+      </w:r>
+    </w:p>
+    <w:p>
+      <w:pPr>
+        <w:pStyle w:val="Ttulo8"/>
+      </w:pPr>
+      <w:r>
         <w:lastRenderedPageBreak/>
-        <w:t>Ejemplo</w:t>
-      </w:r>
-      <w:r>
-        <w:t>: una compañía que debe liquidar y pagar el IVA sobre las ventas mensuales, aplicando la normatividad vigente.</w:t>
+        <w:t>Estado de flujos de efectivo</w:t>
+      </w:r>
+    </w:p>
+    <w:p>
+      <w:r>
+        <w:t>Presenta entradas y salidas de efectivo y equivalentes, clasificadas en operación, inversión y financiación. Permite evaluar la capacidad de generar efectivo, cumplir obligaciones y financiar crecimiento.</w:t>
+      </w:r>
+    </w:p>
+    <w:p>
+      <w:r>
+        <w:t xml:space="preserve">Métodos: </w:t>
+      </w:r>
+      <w:r>
+        <w:rPr>
+          <w:b/>
+          <w:bCs/>
+        </w:rPr>
+        <w:t>directo</w:t>
+      </w:r>
+      <w:r>
+        <w:t xml:space="preserve"> (cobros y pagos brutos) o </w:t>
+      </w:r>
+      <w:r>
+        <w:rPr>
+          <w:b/>
+          <w:bCs/>
+        </w:rPr>
+        <w:t>indirecto</w:t>
+      </w:r>
+      <w:r>
+        <w:t xml:space="preserve"> (conciliando utilidad con flujo operativo).</w:t>
       </w:r>
     </w:p>
     <w:p>
@@ -6834,27 +7208,22 @@
         <w:pStyle w:val="Ttulo8"/>
       </w:pPr>
       <w:r>
-        <w:t>Contabilidad de gestión</w:t>
-      </w:r>
-    </w:p>
-    <w:p>
-      <w:pPr>
-        <w:pStyle w:val="Sangradetextonormal"/>
-      </w:pPr>
-      <w:r>
-        <w:t>Está destinada al uso interno de la administración. Proporciona información detallada para planear, controlar y tomar decisiones estratégicas. A diferencia de la financiera, no está regulada de manera estricta, lo que le da flexibilidad para adaptarse a las necesidades de la empresa.</w:t>
-      </w:r>
-    </w:p>
-    <w:p>
-      <w:r>
-        <w:rPr>
-          <w:b/>
-          <w:bCs/>
-        </w:rPr>
-        <w:t>Ejemplo</w:t>
-      </w:r>
-      <w:r>
-        <w:t>: un gerente de producción usa reportes de gestión para decidir si aumentar la producción de un producto específico según su margen de rentabilidad.</w:t>
+        <w:t>Notas a los estados financieros</w:t>
+      </w:r>
+    </w:p>
+    <w:p>
+      <w:r>
+        <w:t xml:space="preserve">Revelan </w:t>
+      </w:r>
+      <w:r>
+        <w:rPr>
+          <w:b/>
+          <w:bCs/>
+        </w:rPr>
+        <w:t>políticas contables</w:t>
+      </w:r>
+      <w:r>
+        <w:t xml:space="preserve"> aplicadas, estimaciones, juicios significativos, desgloses por rubro, contingencias y hechos posteriores. Son parte integral de los estados y dan contexto para su lectura.</w:t>
       </w:r>
     </w:p>
     <w:p>
@@ -6862,24 +7231,52 @@
         <w:pStyle w:val="Ttulo8"/>
       </w:pPr>
       <w:r>
-        <w:t>Contabilidad de costos</w:t>
-      </w:r>
-    </w:p>
-    <w:p>
-      <w:r>
-        <w:t>Es una extensión de la contabilidad de gestión y se centra en registrar, clasificar y analizar los costos reales y previstos de producción. Su finalidad es calcular el costo unitario de los bienes o servicios y detectar oportunidades de optimización.</w:t>
-      </w:r>
-    </w:p>
-    <w:p>
-      <w:r>
-        <w:rPr>
-          <w:b/>
-          <w:bCs/>
-        </w:rPr>
-        <w:t>Ejemplo</w:t>
-      </w:r>
-      <w:r>
-        <w:t>: una empresa textil determina cuánto cuesta producir una camiseta sumando materias primas, mano de obra y costos indirectos, para establecer un precio de venta competitivo.</w:t>
+        <w:t>Relación entre los estados</w:t>
+      </w:r>
+    </w:p>
+    <w:p>
+      <w:r>
+        <w:t xml:space="preserve">El </w:t>
+      </w:r>
+      <w:r>
+        <w:rPr>
+          <w:b/>
+          <w:bCs/>
+        </w:rPr>
+        <w:t>estado de resultados</w:t>
+      </w:r>
+      <w:r>
+        <w:t xml:space="preserve"> genera la utilidad neta, que se incorpora al </w:t>
+      </w:r>
+      <w:r>
+        <w:rPr>
+          <w:b/>
+          <w:bCs/>
+        </w:rPr>
+        <w:t>estado de cambios en el patrimonio</w:t>
+      </w:r>
+      <w:r>
+        <w:t xml:space="preserve">; este, a su vez, explica las variaciones presentadas en el </w:t>
+      </w:r>
+      <w:r>
+        <w:rPr>
+          <w:b/>
+          <w:bCs/>
+        </w:rPr>
+        <w:t>balance general</w:t>
+      </w:r>
+      <w:r>
+        <w:t xml:space="preserve">. El </w:t>
+      </w:r>
+      <w:r>
+        <w:rPr>
+          <w:b/>
+          <w:bCs/>
+        </w:rPr>
+        <w:t>estado de flujos de efectivo</w:t>
+      </w:r>
+      <w:r>
+        <w:t xml:space="preserve"> concilia la utilidad con el efectivo generado o usado, mostrando la “realidad de caja” del periodo.</w:t>
       </w:r>
     </w:p>
     <w:p>
@@ -6887,334 +7284,6 @@
         <w:pStyle w:val="Ttulo8"/>
       </w:pPr>
       <w:r>
-        <w:t>Contabilidad administrativa</w:t>
-      </w:r>
-    </w:p>
-    <w:p>
-      <w:r>
-        <w:t>Integra información financiera y no financiera para apoyar la planeación, la elaboración de presupuestos, el control interno y la evaluación de objetivos estratégicos. Permite medir el desempeño de áreas, departamentos o proyectos.</w:t>
-      </w:r>
-    </w:p>
-    <w:p>
-      <w:r>
-        <w:rPr>
-          <w:b/>
-          <w:bCs/>
-        </w:rPr>
-        <w:lastRenderedPageBreak/>
-        <w:t>Ejemplo</w:t>
-      </w:r>
-      <w:r>
-        <w:t>: en una institución educativa, se emplea la contabilidad administrativa para elaborar presupuestos anuales y controlar el cumplimiento de metas académicas y financieras.</w:t>
-      </w:r>
-    </w:p>
-    <w:p>
-      <w:r>
-        <w:t>La contabilidad cumple una función integral: asegura el cumplimiento de la ley, genera confianza, organiza la información y sirve como guía para la toma de decisiones. Sus objetivos, funciones y clases muestran que se trata de un instrumento vivo, que conecta el pasado con el presente y proyecta el futuro de las organizaciones.</w:t>
-      </w:r>
-    </w:p>
-    <w:p>
-      <w:pPr>
-        <w:pStyle w:val="Ttulo2"/>
-      </w:pPr>
-      <w:bookmarkStart w:id="4" w:name="_Toc210264365"/>
-      <w:r>
-        <w:t>1.3 Estados financieros básicos</w:t>
-      </w:r>
-      <w:bookmarkEnd w:id="4"/>
-    </w:p>
-    <w:p>
-      <w:r>
-        <w:t>Los estados financieros son informes estructurados que presentan, para un periodo determinado, la situación y el desempeño de la entidad. Deben elaborarse con criterios de </w:t>
-      </w:r>
-      <w:r>
-        <w:rPr>
-          <w:b/>
-          <w:bCs/>
-        </w:rPr>
-        <w:t>claridad, relevancia, confiabilidad y comparabilidad</w:t>
-      </w:r>
-      <w:r>
-        <w:t xml:space="preserve"> (Decreto 2649/1993; marco NIIF) y estar acompañados por </w:t>
-      </w:r>
-      <w:r>
-        <w:rPr>
-          <w:b/>
-          <w:bCs/>
-        </w:rPr>
-        <w:t>notas</w:t>
-      </w:r>
-      <w:r>
-        <w:t xml:space="preserve"> que revelen políticas contables y detalles necesarios para su adecuada interpretación.</w:t>
-      </w:r>
-    </w:p>
-    <w:p>
-      <w:pPr>
-        <w:rPr>
-          <w:b/>
-          <w:bCs/>
-        </w:rPr>
-      </w:pPr>
-      <w:r>
-        <w:rPr>
-          <w:b/>
-          <w:bCs/>
-        </w:rPr>
-        <w:t>Balance general (o Estado de situación financiera)</w:t>
-      </w:r>
-    </w:p>
-    <w:p>
-      <w:r>
-        <w:t>Muestra, en una fecha de corte, los</w:t>
-      </w:r>
-      <w:r>
-        <w:rPr>
-          <w:b/>
-          <w:bCs/>
-        </w:rPr>
-        <w:t xml:space="preserve"> activos</w:t>
-      </w:r>
-      <w:r>
-        <w:t xml:space="preserve"> (recursos controlados), </w:t>
-      </w:r>
-      <w:r>
-        <w:rPr>
-          <w:b/>
-          <w:bCs/>
-        </w:rPr>
-        <w:t xml:space="preserve">pasivos </w:t>
-      </w:r>
-      <w:r>
-        <w:t xml:space="preserve">(obligaciones) y </w:t>
-      </w:r>
-      <w:r>
-        <w:rPr>
-          <w:b/>
-          <w:bCs/>
-        </w:rPr>
-        <w:t>patrimonio</w:t>
-      </w:r>
-      <w:r>
-        <w:t xml:space="preserve"> (residuo entre activos y pasivos). Permite evaluar liquidez, solvencia y estructura financiera.</w:t>
-      </w:r>
-    </w:p>
-    <w:p>
-      <w:pPr>
-        <w:pStyle w:val="Sangradetextonormal"/>
-      </w:pPr>
-      <w:r>
-        <w:t>Componentes usuales: efectivo y equivalentes, cuentas por cobrar, inventarios, propiedades, planta y equipo (y su depreciación), cuentas por pagar, obligaciones financieras, provisiones y patrimonio (capital, reservas, resultados).</w:t>
-      </w:r>
-    </w:p>
-    <w:p>
-      <w:pPr>
-        <w:pStyle w:val="Sangradetextonormal"/>
-      </w:pPr>
-    </w:p>
-    <w:p>
-      <w:pPr>
-        <w:pStyle w:val="Sangradetextonormal"/>
-      </w:pPr>
-    </w:p>
-    <w:p>
-      <w:pPr>
-        <w:rPr>
-          <w:b/>
-          <w:bCs/>
-        </w:rPr>
-      </w:pPr>
-      <w:r>
-        <w:rPr>
-          <w:b/>
-          <w:bCs/>
-        </w:rPr>
-        <w:lastRenderedPageBreak/>
-        <w:t>Estado de resultados (o de resultados integrales)</w:t>
-      </w:r>
-    </w:p>
-    <w:p>
-      <w:r>
-        <w:t xml:space="preserve">Informa, para el periodo, </w:t>
-      </w:r>
-      <w:r>
-        <w:rPr>
-          <w:b/>
-          <w:bCs/>
-        </w:rPr>
-        <w:t>ingresos</w:t>
-      </w:r>
-      <w:r>
-        <w:t xml:space="preserve">, </w:t>
-      </w:r>
-      <w:r>
-        <w:rPr>
-          <w:b/>
-          <w:bCs/>
-        </w:rPr>
-        <w:t>costos</w:t>
-      </w:r>
-      <w:r>
-        <w:t xml:space="preserve"> y</w:t>
-      </w:r>
-      <w:r>
-        <w:rPr>
-          <w:b/>
-          <w:bCs/>
-        </w:rPr>
-        <w:t xml:space="preserve"> gastos</w:t>
-      </w:r>
-      <w:r>
-        <w:t>, determinando la utilidad o pérdida. Sirve para analizar rentabilidad, márgenes y eficiencia operativa.</w:t>
-      </w:r>
-    </w:p>
-    <w:p>
-      <w:r>
-        <w:t>Incluye ingresos operacionales y no operacionales, costos de ventas o de prestación del servicio, gastos de administración, ventas y financieros, e impuestos.</w:t>
-      </w:r>
-    </w:p>
-    <w:p>
-      <w:pPr>
-        <w:pStyle w:val="Ttulo8"/>
-      </w:pPr>
-      <w:r>
-        <w:t>Estado de cambios en el patrimonio</w:t>
-      </w:r>
-    </w:p>
-    <w:p>
-      <w:r>
-        <w:t xml:space="preserve">Explica las variaciones de cada rubro patrimonial entre el inicio y el cierre del periodo: </w:t>
-      </w:r>
-      <w:r>
-        <w:rPr>
-          <w:b/>
-          <w:bCs/>
-        </w:rPr>
-        <w:t>aportes, reservas, resultados acumulados, resultado del ejercicio</w:t>
-      </w:r>
-      <w:r>
-        <w:t>, distribuciones y otros movimientos. Conecta el resultado del periodo con el patrimonio y evidencia decisiones como capitalizaciones o dividendos.</w:t>
-      </w:r>
-    </w:p>
-    <w:p>
-      <w:pPr>
-        <w:pStyle w:val="Ttulo8"/>
-      </w:pPr>
-      <w:r>
-        <w:t>Estado de flujos de efectivo</w:t>
-      </w:r>
-    </w:p>
-    <w:p>
-      <w:r>
-        <w:t>Presenta entradas y salidas de efectivo y equivalentes, clasificadas en operación, inversión y financiación. Permite evaluar la capacidad de generar efectivo, cumplir obligaciones y financiar crecimiento.</w:t>
-      </w:r>
-    </w:p>
-    <w:p>
-      <w:r>
-        <w:t xml:space="preserve">Métodos: </w:t>
-      </w:r>
-      <w:r>
-        <w:rPr>
-          <w:b/>
-          <w:bCs/>
-        </w:rPr>
-        <w:t>directo</w:t>
-      </w:r>
-      <w:r>
-        <w:t xml:space="preserve"> (cobros y pagos brutos) o </w:t>
-      </w:r>
-      <w:r>
-        <w:rPr>
-          <w:b/>
-          <w:bCs/>
-        </w:rPr>
-        <w:t>indirecto</w:t>
-      </w:r>
-      <w:r>
-        <w:t xml:space="preserve"> (conciliando utilidad con flujo operativo).</w:t>
-      </w:r>
-    </w:p>
-    <w:p>
-      <w:pPr>
-        <w:pStyle w:val="Ttulo8"/>
-      </w:pPr>
-      <w:r>
-        <w:t>Notas a los estados financieros</w:t>
-      </w:r>
-    </w:p>
-    <w:p>
-      <w:r>
-        <w:t xml:space="preserve">Revelan </w:t>
-      </w:r>
-      <w:r>
-        <w:rPr>
-          <w:b/>
-          <w:bCs/>
-        </w:rPr>
-        <w:t>políticas contables</w:t>
-      </w:r>
-      <w:r>
-        <w:t xml:space="preserve"> aplicadas, estimaciones, juicios significativos, desgloses por rubro, contingencias y hechos posteriores. Son parte integral de los estados y dan contexto para su lectura.</w:t>
-      </w:r>
-    </w:p>
-    <w:p>
-      <w:pPr>
-        <w:pStyle w:val="Ttulo8"/>
-      </w:pPr>
-      <w:r>
-        <w:lastRenderedPageBreak/>
-        <w:t>Relación entre los estados</w:t>
-      </w:r>
-    </w:p>
-    <w:p>
-      <w:r>
-        <w:t xml:space="preserve">El </w:t>
-      </w:r>
-      <w:r>
-        <w:rPr>
-          <w:b/>
-          <w:bCs/>
-        </w:rPr>
-        <w:t>estado de resultados</w:t>
-      </w:r>
-      <w:r>
-        <w:t xml:space="preserve"> genera la utilidad neta, que se incorpora al </w:t>
-      </w:r>
-      <w:r>
-        <w:rPr>
-          <w:b/>
-          <w:bCs/>
-        </w:rPr>
-        <w:t>estado de cambios en el patrimonio</w:t>
-      </w:r>
-      <w:r>
-        <w:t xml:space="preserve">; este, a su vez, explica las variaciones presentadas en el </w:t>
-      </w:r>
-      <w:r>
-        <w:rPr>
-          <w:b/>
-          <w:bCs/>
-        </w:rPr>
-        <w:t>balance general</w:t>
-      </w:r>
-      <w:r>
-        <w:t xml:space="preserve">. El </w:t>
-      </w:r>
-      <w:r>
-        <w:rPr>
-          <w:b/>
-          <w:bCs/>
-        </w:rPr>
-        <w:t>estado de flujos de efectivo</w:t>
-      </w:r>
-      <w:r>
-        <w:t xml:space="preserve"> concilia la utilidad con el efectivo generado o usado, mostrando la “realidad de caja” del periodo.</w:t>
-      </w:r>
-    </w:p>
-    <w:p>
-      <w:pPr>
-        <w:pStyle w:val="Ttulo8"/>
-      </w:pPr>
-      <w:r>
         <w:t>Buenas prácticas de presentación</w:t>
       </w:r>
     </w:p>
@@ -7227,70 +7296,6 @@
       <w:pPr>
         <w:ind w:firstLine="0"/>
       </w:pPr>
-    </w:p>
-    <w:p/>
-    <w:p>
-      <w:pPr>
-        <w:pStyle w:val="Sangradetextonormal"/>
-        <w:ind w:firstLine="0"/>
-      </w:pPr>
-    </w:p>
-    <w:p>
-      <w:pPr>
-        <w:pStyle w:val="Sangradetextonormal"/>
-        <w:ind w:firstLine="0"/>
-      </w:pPr>
-    </w:p>
-    <w:p/>
-    <w:p>
-      <w:pPr>
-        <w:pStyle w:val="mb-2"/>
-        <w:spacing w:before="0" w:beforeAutospacing="0" w:after="150" w:afterAutospacing="0"/>
-        <w:textAlignment w:val="baseline"/>
-        <w:rPr>
-          <w:rFonts w:ascii="Roboto" w:hAnsi="Roboto"/>
-          <w:color w:val="12263F"/>
-        </w:rPr>
-      </w:pPr>
-    </w:p>
-    <w:p>
-      <w:pPr>
-        <w:pStyle w:val="mb-2"/>
-        <w:spacing w:before="0" w:beforeAutospacing="0" w:after="150" w:afterAutospacing="0"/>
-        <w:textAlignment w:val="baseline"/>
-        <w:rPr>
-          <w:rFonts w:ascii="Roboto" w:hAnsi="Roboto"/>
-          <w:color w:val="12263F"/>
-        </w:rPr>
-      </w:pPr>
-    </w:p>
-    <w:p>
-      <w:pPr>
-        <w:ind w:left="708" w:firstLine="0"/>
-        <w:rPr>
-          <w:lang w:eastAsia="es-CO"/>
-        </w:rPr>
-      </w:pPr>
-    </w:p>
-    <w:p>
-      <w:pPr>
-        <w:spacing w:before="0" w:after="160" w:line="259" w:lineRule="auto"/>
-        <w:ind w:firstLine="0"/>
-        <w:rPr>
-          <w:rFonts w:eastAsia="Times New Roman" w:cstheme="minorHAnsi"/>
-          <w:kern w:val="0"/>
-          <w:sz w:val="24"/>
-          <w:szCs w:val="24"/>
-          <w:lang w:eastAsia="es-CO"/>
-          <w14:ligatures w14:val="none"/>
-        </w:rPr>
-      </w:pPr>
-      <w:r>
-        <w:rPr>
-          <w:rFonts w:cstheme="minorHAnsi"/>
-        </w:rPr>
-        <w:br w:type="page"/>
-      </w:r>
     </w:p>
     <w:p>
       <w:pPr>
@@ -8593,11 +8598,17 @@
     <w:p>
       <w:pPr>
         <w:pStyle w:val="Prrafodelista"/>
-        <w:ind w:left="1701" w:firstLine="0"/>
+        <w:ind w:left="2127" w:firstLine="0"/>
       </w:pPr>
       <w:r>
         <w:t>Son las utilizadas para elaborar el balance general y reflejan la situación de la empresa en un momento dado:</w:t>
       </w:r>
+    </w:p>
+    <w:p>
+      <w:pPr>
+        <w:pStyle w:val="Prrafodelista"/>
+        <w:ind w:left="2127" w:firstLine="0"/>
+      </w:pPr>
     </w:p>
     <w:p>
       <w:pPr>
@@ -8606,28 +8617,37 @@
           <w:ilvl w:val="0"/>
           <w:numId w:val="19"/>
         </w:numPr>
-        <w:ind w:left="1985" w:hanging="284"/>
-        <w:rPr>
-          <w:b/>
-          <w:bCs/>
-        </w:rPr>
-      </w:pPr>
-      <w:r>
-        <w:rPr>
-          <w:b/>
-          <w:bCs/>
-        </w:rPr>
+        <w:ind w:left="2552" w:hanging="425"/>
+        <w:rPr>
+          <w:b/>
+          <w:bCs/>
+        </w:rPr>
+      </w:pPr>
+      <w:r>
+        <w:rPr>
+          <w:b/>
+          <w:bCs/>
+        </w:rPr>
+        <w:lastRenderedPageBreak/>
         <w:t>Activo</w:t>
       </w:r>
     </w:p>
     <w:p>
       <w:pPr>
         <w:pStyle w:val="Prrafodelista"/>
-        <w:ind w:left="1985" w:firstLine="0"/>
-      </w:pPr>
-      <w:r>
-        <w:lastRenderedPageBreak/>
-        <w:t>Bienes y derechos que posee la empresa. Aumentan con débitos y disminuyen con créditos.</w:t>
+        <w:ind w:left="2552" w:firstLine="0"/>
+      </w:pPr>
+      <w:r>
+        <w:t>Bienes y derechos que posee la empresa. Aumentan con débitos</w:t>
+      </w:r>
+    </w:p>
+    <w:p>
+      <w:pPr>
+        <w:pStyle w:val="Prrafodelista"/>
+        <w:ind w:left="2552" w:firstLine="0"/>
+      </w:pPr>
+      <w:r>
+        <w:t>disminuyen con créditos.</w:t>
       </w:r>
     </w:p>
     <w:p>
@@ -8637,7 +8657,7 @@
           <w:ilvl w:val="0"/>
           <w:numId w:val="19"/>
         </w:numPr>
-        <w:ind w:left="1985" w:hanging="284"/>
+        <w:ind w:left="2552" w:hanging="425"/>
         <w:rPr>
           <w:b/>
           <w:bCs/>
@@ -8654,7 +8674,7 @@
     <w:p>
       <w:pPr>
         <w:pStyle w:val="Prrafodelista"/>
-        <w:ind w:left="1985" w:firstLine="0"/>
+        <w:ind w:left="2552" w:firstLine="0"/>
       </w:pPr>
       <w:r>
         <w:t>Obligaciones contraídas con terceros. Aumentan con créditos y disminuyen con débitos.</w:t>
@@ -8667,7 +8687,7 @@
           <w:ilvl w:val="0"/>
           <w:numId w:val="19"/>
         </w:numPr>
-        <w:ind w:left="1985" w:hanging="284"/>
+        <w:ind w:left="2552" w:hanging="425"/>
         <w:rPr>
           <w:b/>
           <w:bCs/>
@@ -8684,7 +8704,7 @@
     <w:p>
       <w:pPr>
         <w:pStyle w:val="Prrafodelista"/>
-        <w:ind w:left="1985" w:firstLine="0"/>
+        <w:ind w:left="2552" w:firstLine="0"/>
       </w:pPr>
       <w:r>
         <w:t>Aportes de los propietarios y utilidades retenidas. Aumenta con créditos y disminuye con débitos.</w:t>
@@ -8714,7 +8734,7 @@
     <w:p>
       <w:pPr>
         <w:pStyle w:val="Prrafodelista"/>
-        <w:ind w:left="1701" w:firstLine="0"/>
+        <w:ind w:left="2127" w:firstLine="0"/>
       </w:pPr>
       <w:r>
         <w:t>Se utilizan en el estado de resultados y se cancelan al final de cada periodo contable:</w:t>
@@ -8725,9 +8745,9 @@
         <w:pStyle w:val="Prrafodelista"/>
         <w:numPr>
           <w:ilvl w:val="0"/>
-          <w:numId w:val="20"/>
+          <w:numId w:val="19"/>
         </w:numPr>
-        <w:ind w:left="1701" w:firstLine="0"/>
+        <w:ind w:left="2552" w:hanging="425"/>
         <w:rPr>
           <w:b/>
           <w:bCs/>
@@ -8744,7 +8764,7 @@
     <w:p>
       <w:pPr>
         <w:pStyle w:val="Prrafodelista"/>
-        <w:ind w:left="2127" w:firstLine="0"/>
+        <w:ind w:left="2552" w:firstLine="0"/>
       </w:pPr>
       <w:r>
         <w:t>Generados por la venta de bienes o servicios. Disminuyen por devoluciones, rebajas o anulaciones.</w:t>
@@ -8755,9 +8775,9 @@
         <w:pStyle w:val="Prrafodelista"/>
         <w:numPr>
           <w:ilvl w:val="0"/>
-          <w:numId w:val="20"/>
+          <w:numId w:val="19"/>
         </w:numPr>
-        <w:ind w:left="1701" w:firstLine="0"/>
+        <w:ind w:left="2552" w:hanging="425"/>
         <w:rPr>
           <w:b/>
           <w:bCs/>
@@ -8774,7 +8794,7 @@
     <w:p>
       <w:pPr>
         <w:pStyle w:val="Prrafodelista"/>
-        <w:ind w:left="2127" w:firstLine="0"/>
+        <w:ind w:left="2552" w:firstLine="0"/>
       </w:pPr>
       <w:r>
         <w:t>Desembolsos necesarios para la administración, distribución y ventas.</w:t>
@@ -8785,9 +8805,9 @@
         <w:pStyle w:val="Prrafodelista"/>
         <w:numPr>
           <w:ilvl w:val="0"/>
-          <w:numId w:val="20"/>
+          <w:numId w:val="19"/>
         </w:numPr>
-        <w:ind w:left="1701" w:firstLine="0"/>
+        <w:ind w:left="2552" w:hanging="425"/>
         <w:rPr>
           <w:b/>
           <w:bCs/>
@@ -8804,10 +8824,21 @@
     <w:p>
       <w:pPr>
         <w:pStyle w:val="Prrafodelista"/>
-        <w:ind w:left="2127" w:firstLine="0"/>
-      </w:pPr>
-      <w:r>
-        <w:t>Valor de la mercancía vendida o de la producción realizada. En empresas manufactureras incluyen materias primas, mano de obra y costos indirectos de fabricación.</w:t>
+        <w:ind w:left="2552" w:firstLine="0"/>
+        <w:rPr>
+          <w:b/>
+          <w:bCs/>
+        </w:rPr>
+      </w:pPr>
+      <w:r>
+        <w:t>Valor de la mercancía vendida o de la producción realizada. En empresas manufactureras incluyen materias primas, mano de obra y costos indirectos de fabricación</w:t>
+      </w:r>
+      <w:r>
+        <w:rPr>
+          <w:b/>
+          <w:bCs/>
+        </w:rPr>
+        <w:t>.</w:t>
       </w:r>
     </w:p>
     <w:p>
@@ -8834,7 +8865,7 @@
     <w:p>
       <w:pPr>
         <w:pStyle w:val="Prrafodelista"/>
-        <w:ind w:left="1701" w:firstLine="0"/>
+        <w:ind w:left="2127" w:firstLine="0"/>
       </w:pPr>
       <w:r>
         <w:t>No afectan directamente los estados financieros, pero registran hechos económicos que pueden tener consecuencias futuras.</w:t>
@@ -8845,29 +8876,29 @@
         <w:pStyle w:val="Prrafodelista"/>
         <w:numPr>
           <w:ilvl w:val="0"/>
-          <w:numId w:val="20"/>
+          <w:numId w:val="19"/>
         </w:numPr>
-        <w:ind w:left="1701" w:firstLine="0"/>
-        <w:rPr>
-          <w:b/>
-          <w:bCs/>
-        </w:rPr>
-      </w:pPr>
-      <w:r>
-        <w:rPr>
-          <w:b/>
-          <w:bCs/>
-        </w:rPr>
+        <w:ind w:left="2552" w:hanging="425"/>
+        <w:rPr>
+          <w:b/>
+          <w:bCs/>
+        </w:rPr>
+      </w:pPr>
+      <w:r>
+        <w:rPr>
+          <w:b/>
+          <w:bCs/>
+        </w:rPr>
+        <w:lastRenderedPageBreak/>
         <w:t>De orden deudora</w:t>
       </w:r>
     </w:p>
     <w:p>
       <w:pPr>
         <w:pStyle w:val="Prrafodelista"/>
-        <w:ind w:left="2127" w:firstLine="0"/>
-      </w:pPr>
-      <w:r>
-        <w:lastRenderedPageBreak/>
+        <w:ind w:left="2552" w:firstLine="0"/>
+      </w:pPr>
+      <w:r>
         <w:t>Registran derechos y situaciones de control interno, como activos bajo custodia o diferencias tributarias. Son de naturaleza débito.</w:t>
       </w:r>
     </w:p>
@@ -8876,9 +8907,9 @@
         <w:pStyle w:val="Prrafodelista"/>
         <w:numPr>
           <w:ilvl w:val="0"/>
-          <w:numId w:val="20"/>
+          <w:numId w:val="19"/>
         </w:numPr>
-        <w:ind w:left="1701" w:firstLine="0"/>
+        <w:ind w:left="2552" w:hanging="425"/>
         <w:rPr>
           <w:b/>
           <w:bCs/>
@@ -8895,10 +8926,21 @@
     <w:p>
       <w:pPr>
         <w:pStyle w:val="Prrafodelista"/>
-        <w:ind w:left="2127" w:firstLine="0"/>
-      </w:pPr>
-      <w:r>
-        <w:t>Registran compromisos o contratos que pueden derivar en obligaciones futuras. Son de naturaleza crédito.</w:t>
+        <w:ind w:left="2552" w:firstLine="0"/>
+        <w:rPr>
+          <w:b/>
+          <w:bCs/>
+        </w:rPr>
+      </w:pPr>
+      <w:r>
+        <w:t>Registran compromisos o contratos que pueden derivar en obligaciones futuras. Son de naturaleza crédito</w:t>
+      </w:r>
+      <w:r>
+        <w:rPr>
+          <w:b/>
+          <w:bCs/>
+        </w:rPr>
+        <w:t>.</w:t>
       </w:r>
     </w:p>
     <w:p>
@@ -9019,6 +9061,7 @@
         <w:ind w:left="993"/>
       </w:pPr>
       <w:r>
+        <w:lastRenderedPageBreak/>
         <w:t xml:space="preserve">Permite la </w:t>
       </w:r>
       <w:r>
@@ -9042,7 +9085,6 @@
         <w:ind w:left="993"/>
       </w:pPr>
       <w:r>
-        <w:lastRenderedPageBreak/>
         <w:t xml:space="preserve">Proporciona un </w:t>
       </w:r>
       <w:r>
@@ -9384,6 +9426,7 @@
               <w:ind w:firstLine="0"/>
             </w:pPr>
             <w:r>
+              <w:lastRenderedPageBreak/>
               <w:t>Auxiliar</w:t>
             </w:r>
             <w:r>
@@ -9432,7 +9475,6 @@
     </w:tbl>
     <w:p>
       <w:r>
-        <w:lastRenderedPageBreak/>
         <w:t>De esta manera, el PUC asegura uniformidad en el registro y facilita el análisis, auditoría y comparación de estados financieros. </w:t>
       </w:r>
     </w:p>
@@ -9634,7 +9676,11 @@
               <w:ind w:firstLine="0"/>
             </w:pPr>
             <w:r>
-              <w:t>Disponible (p. ej., 1105 Caja, 1110 Bancos); Inversiones; Deudores (Clientes); Inventarios (p. ej., 1435 Mercancías no fabricadas por la empresa); Propiedad, planta y equipo (p. ej., 1528 Muebles y enseres, 1592 Depreciación acumulada); Intangibles; Diferidos (prepagados). </w:t>
+              <w:t xml:space="preserve">Disponible (p. ej., 1105 Caja, 1110 Bancos); Inversiones; Deudores (Clientes); Inventarios (p. ej., 1435 Mercancías no fabricadas por la empresa); Propiedad, planta y equipo (p. ej., 1528 Muebles y enseres, 1592 Depreciación </w:t>
+            </w:r>
+            <w:r>
+              <w:lastRenderedPageBreak/>
+              <w:t>acumulada); Intangibles; Diferidos (prepagados). </w:t>
             </w:r>
           </w:p>
         </w:tc>
@@ -9653,6 +9699,7 @@
               <w:ind w:firstLine="0"/>
             </w:pPr>
             <w:r>
+              <w:lastRenderedPageBreak/>
               <w:t>2</w:t>
             </w:r>
             <w:r>
@@ -9727,11 +9774,7 @@
               <w:ind w:firstLine="0"/>
             </w:pPr>
             <w:r>
-              <w:t xml:space="preserve">Obligaciones financieras; Proveedores (p. ej., 2205 Proveedores); Impuestos, </w:t>
-            </w:r>
-            <w:r>
-              <w:lastRenderedPageBreak/>
-              <w:t>gravámenes y tasas; Obligaciones laborales; Cuentas por pagar; Anticipos y avances recibidos. </w:t>
+              <w:t>Obligaciones financieras; Proveedores (p. ej., 2205 Proveedores); Impuestos, gravámenes y tasas; Obligaciones laborales; Cuentas por pagar; Anticipos y avances recibidos. </w:t>
             </w:r>
           </w:p>
         </w:tc>
@@ -9751,7 +9794,6 @@
               <w:ind w:firstLine="0"/>
             </w:pPr>
             <w:r>
-              <w:lastRenderedPageBreak/>
               <w:t>3</w:t>
             </w:r>
             <w:r>
@@ -9948,6 +9990,7 @@
               <w:ind w:firstLine="0"/>
             </w:pPr>
             <w:r>
+              <w:lastRenderedPageBreak/>
               <w:t>5</w:t>
             </w:r>
             <w:r>
@@ -10047,7 +10090,6 @@
               <w:ind w:firstLine="0"/>
             </w:pPr>
             <w:r>
-              <w:lastRenderedPageBreak/>
               <w:t>6</w:t>
             </w:r>
             <w:r>
@@ -10437,19 +10479,12 @@
           <w:bCs/>
         </w:rPr>
       </w:pPr>
-    </w:p>
-    <w:p>
-      <w:pPr>
-        <w:rPr>
-          <w:b/>
-          <w:bCs/>
-        </w:rPr>
-      </w:pPr>
-      <w:r>
-        <w:rPr>
-          <w:b/>
-          <w:bCs/>
-        </w:rPr>
+      <w:r>
+        <w:rPr>
+          <w:b/>
+          <w:bCs/>
+        </w:rPr>
+        <w:lastRenderedPageBreak/>
         <w:t>Dinámica y descripción de las cuentas </w:t>
       </w:r>
     </w:p>
@@ -10460,7 +10495,6 @@
     </w:p>
     <w:p>
       <w:r>
-        <w:lastRenderedPageBreak/>
         <w:t>La</w:t>
       </w:r>
       <w:r>
@@ -10564,30 +10598,17 @@
           <w:kern w:val="2"/>
           <w14:ligatures w14:val="standardContextual"/>
         </w:rPr>
-        <w:t>Registra los recursos de liquidez inmediata, como el dinero en efectivo y depósitos en moneda nacional o extranjera, tanto en el país como en el extranjero. También incluye fondos a la vista o a término que pueden generar rendimientos. </w:t>
-      </w:r>
-    </w:p>
-    <w:p>
-      <w:pPr>
-        <w:pStyle w:val="Textoindependiente2"/>
-        <w:ind w:left="720"/>
+        <w:t xml:space="preserve">Registra los recursos de liquidez inmediata, como el dinero en efectivo y depósitos en moneda nacional o extranjera, tanto en el país como en el </w:t>
+      </w:r>
+      <w:r>
         <w:rPr>
           <w:rFonts w:asciiTheme="minorHAnsi" w:hAnsiTheme="minorHAnsi"/>
           <w:kern w:val="2"/>
           <w14:ligatures w14:val="standardContextual"/>
         </w:rPr>
-      </w:pPr>
-    </w:p>
-    <w:p>
-      <w:pPr>
-        <w:pStyle w:val="Textoindependiente2"/>
-        <w:ind w:left="720"/>
-        <w:rPr>
-          <w:rFonts w:asciiTheme="minorHAnsi" w:hAnsiTheme="minorHAnsi"/>
-          <w:kern w:val="2"/>
-          <w14:ligatures w14:val="standardContextual"/>
-        </w:rPr>
-      </w:pPr>
+        <w:lastRenderedPageBreak/>
+        <w:t>extranjero. También incluye fondos a la vista o a término que pueden generar rendimientos. </w:t>
+      </w:r>
     </w:p>
     <w:p>
       <w:pPr>
@@ -10606,7 +10627,6 @@
           <w:b/>
           <w:bCs/>
         </w:rPr>
-        <w:lastRenderedPageBreak/>
         <w:t>Inversiones</w:t>
       </w:r>
     </w:p>
@@ -10702,8 +10722,6 @@
         <w:t>Dentro de esta clase se encuentran los siguientes grupos principales: </w:t>
       </w:r>
     </w:p>
-    <w:p/>
-    <w:p/>
     <w:p/>
     <w:p>
       <w:pPr>
@@ -11843,7 +11861,13 @@
         <w:ind w:left="1429" w:firstLine="0"/>
       </w:pPr>
       <w:r>
-        <w:t>Evalúa el desempeño y la gestión administrativa con base en los resultados en los estados financieros.</w:t>
+        <w:t>Evalúa el desempeño y la gestión administrativa</w:t>
+      </w:r>
+      <w:r>
+        <w:t>,</w:t>
+      </w:r>
+      <w:r>
+        <w:t xml:space="preserve"> con base en los resultados en los estados financieros.</w:t>
       </w:r>
     </w:p>
     <w:p>
@@ -13973,8 +13997,7 @@
     </w:p>
     <w:p>
       <w:pPr>
-        <w:spacing w:before="0" w:after="160" w:line="259" w:lineRule="auto"/>
-        <w:ind w:firstLine="0"/>
+        <w:spacing w:before="120" w:after="160"/>
         <w:rPr>
           <w:rFonts w:eastAsiaTheme="majorEastAsia" w:cstheme="minorHAnsi"/>
           <w:b/>
@@ -13988,6 +14011,29 @@
           <w14:ligatures w14:val="none"/>
         </w:rPr>
       </w:pPr>
+      <w:r>
+        <w:t>La conciliación periódica permite detectar diferencias por errores, pagos no registrados, notas bancarias no contabilizadas o irregularidades, y asegura que los estados financieros reflejen la realidad de la empresa</w:t>
+      </w:r>
+      <w:r>
+        <w:rPr>
+          <w:rStyle w:val="normaltextrun"/>
+          <w:rFonts w:ascii="Arial" w:hAnsi="Arial" w:cs="Arial"/>
+          <w:color w:val="000000"/>
+          <w:sz w:val="20"/>
+          <w:szCs w:val="20"/>
+        </w:rPr>
+        <w:t>.</w:t>
+      </w:r>
+      <w:r>
+        <w:rPr>
+          <w:rStyle w:val="eop"/>
+          <w:rFonts w:ascii="Arial" w:hAnsi="Arial" w:cs="Arial"/>
+          <w:color w:val="000000"/>
+          <w:sz w:val="20"/>
+          <w:szCs w:val="20"/>
+        </w:rPr>
+        <w:t> </w:t>
+      </w:r>
     </w:p>
     <w:p>
       <w:pPr>
@@ -14076,10 +14122,10 @@
         </w:rPr>
         <w:lastRenderedPageBreak/>
         <w:drawing>
-          <wp:inline distT="0" distB="0" distL="0" distR="0" wp14:anchorId="324D5465" wp14:editId="2A81BE11">
-            <wp:extent cx="6332220" cy="3891915"/>
-            <wp:effectExtent l="0" t="0" r="0" b="0"/>
-            <wp:docPr id="38" name="Gráfico 38" descr="Síntesis. En la síntesis se describe el estudio de los fundamentos de la contabilidad, iniciando con el concepto e importancia de la información financiera, seguido por la definición y aplicación de políticas contables. Luego se abordan los tipos de cuentas, la partida doble, la cuenta T y el Plan Único de Cuentas (PUC). Posteriormente, se analizan los documentos comerciales y comprobantes contables, y finalmente se desarrollan los registros contables, incluyendo su normativa, la revisión cruzada y la conciliación como procesos que aseguran la transparencia y confiabilidad de la información financiera. "/>
+          <wp:inline distT="0" distB="0" distL="0" distR="0" wp14:anchorId="2058E87F" wp14:editId="09686EA8">
+            <wp:extent cx="6332220" cy="3540760"/>
+            <wp:effectExtent l="0" t="0" r="0" b="2540"/>
+            <wp:docPr id="1" name="Gráfico 1" descr="Síntesis. En la síntesis se describe el estudio de los fundamentos de la contabilidad, iniciando con el concepto e importancia de la información financiera, seguido por la definición y aplicación de políticas contables. Luego se abordan los tipos de cuentas, la partida doble, la cuenta T y el Plan Único de Cuentas (PUC). Posteriormente, se analizan los documentos comerciales y comprobantes contables, y finalmente se desarrollan los registros contables, incluyendo su normativa, la revisión cruzada y la conciliación como procesos que aseguran la transparencia y confiabilidad de la información financiera."/>
             <wp:cNvGraphicFramePr>
               <a:graphicFrameLocks xmlns:a="http://schemas.openxmlformats.org/drawingml/2006/main" noChangeAspect="1"/>
             </wp:cNvGraphicFramePr>
@@ -14087,7 +14133,7 @@
               <a:graphicData uri="http://schemas.openxmlformats.org/drawingml/2006/picture">
                 <pic:pic xmlns:pic="http://schemas.openxmlformats.org/drawingml/2006/picture">
                   <pic:nvPicPr>
-                    <pic:cNvPr id="38" name="Gráfico 38" descr="Síntesis. En la síntesis se describe el estudio de los fundamentos de la contabilidad, iniciando con el concepto e importancia de la información financiera, seguido por la definición y aplicación de políticas contables. Luego se abordan los tipos de cuentas, la partida doble, la cuenta T y el Plan Único de Cuentas (PUC). Posteriormente, se analizan los documentos comerciales y comprobantes contables, y finalmente se desarrollan los registros contables, incluyendo su normativa, la revisión cruzada y la conciliación como procesos que aseguran la transparencia y confiabilidad de la información financiera. "/>
+                    <pic:cNvPr id="1" name="Gráfico 1" descr="Síntesis. En la síntesis se describe el estudio de los fundamentos de la contabilidad, iniciando con el concepto e importancia de la información financiera, seguido por la definición y aplicación de políticas contables. Luego se abordan los tipos de cuentas, la partida doble, la cuenta T y el Plan Único de Cuentas (PUC). Posteriormente, se analizan los documentos comerciales y comprobantes contables, y finalmente se desarrollan los registros contables, incluyendo su normativa, la revisión cruzada y la conciliación como procesos que aseguran la transparencia y confiabilidad de la información financiera."/>
                     <pic:cNvPicPr/>
                   </pic:nvPicPr>
                   <pic:blipFill>
@@ -14108,7 +14154,7 @@
                   <pic:spPr>
                     <a:xfrm>
                       <a:off x="0" y="0"/>
-                      <a:ext cx="6332220" cy="3891915"/>
+                      <a:ext cx="6332220" cy="3540760"/>
                     </a:xfrm>
                     <a:prstGeom prst="rect">
                       <a:avLst/>
@@ -14796,6 +14842,38 @@
         <w:pStyle w:val="Sangradetextonormal"/>
       </w:pPr>
       <w:r>
+        <w:t>Congreso de Colombia. (2009). Ley 1314 de 2009. Por la cual se regulan los principios y normas de contabilidad e información financiera y de aseguramiento de la información. Bogotá, Colombia. </w:t>
+      </w:r>
+    </w:p>
+    <w:p>
+      <w:pPr>
+        <w:spacing w:before="0" w:after="0" w:line="240" w:lineRule="auto"/>
+        <w:ind w:firstLine="0"/>
+        <w:textAlignment w:val="baseline"/>
+      </w:pPr>
+      <w:r>
+        <w:rPr>
+          <w:rFonts w:ascii="Arial" w:eastAsia="Times New Roman" w:hAnsi="Arial" w:cs="Arial"/>
+          <w:kern w:val="0"/>
+          <w:sz w:val="20"/>
+          <w:szCs w:val="20"/>
+          <w:lang w:val="es-ES" w:eastAsia="es-CO"/>
+          <w14:ligatures w14:val="none"/>
+        </w:rPr>
+        <w:t> </w:t>
+      </w:r>
+      <w:r>
+        <w:rPr>
+          <w:rFonts w:ascii="Arial" w:eastAsia="Times New Roman" w:hAnsi="Arial" w:cs="Arial"/>
+          <w:kern w:val="0"/>
+          <w:sz w:val="20"/>
+          <w:szCs w:val="20"/>
+          <w:lang w:val="es-ES" w:eastAsia="es-CO"/>
+          <w14:ligatures w14:val="none"/>
+        </w:rPr>
+        <w:tab/>
+      </w:r>
+      <w:r>
         <w:t xml:space="preserve">Fierro, H. (2011). Contabilidad general: fundamentos y aplicaciones. </w:t>
       </w:r>
       <w:proofErr w:type="spellStart"/>
@@ -14814,6 +14892,19 @@
     </w:p>
     <w:p>
       <w:r>
+        <w:t xml:space="preserve">International Accounting Standards Board (IASB). (2023). Norma Internacional de Información Financiera para Pequeñas y Medianas Entidades (NIIF para las PYMES) (versión en español). IFRS </w:t>
+      </w:r>
+      <w:proofErr w:type="spellStart"/>
+      <w:r>
+        <w:t>Foundation</w:t>
+      </w:r>
+      <w:proofErr w:type="spellEnd"/>
+      <w:r>
+        <w:t>. </w:t>
+      </w:r>
+    </w:p>
+    <w:p>
+      <w:r>
         <w:t>León García, M. (2009). Teoría contable y estados financieros. McGraw-Hill Interamericana.</w:t>
       </w:r>
     </w:p>
@@ -14828,52 +14919,28 @@
       </w:r>
     </w:p>
     <w:p>
-      <w:r>
-        <w:t>Servicio Nacional de Aprendizaje SENA. (2023). Clasificación Nacional de Ocupaciones: Diccionario ocupacional e índice alfabético de denominaciones ocupacionales.</w:t>
-      </w:r>
-    </w:p>
-    <w:p>
-      <w:hyperlink r:id="rId18" w:history="1">
-        <w:r>
-          <w:rPr>
-            <w:rStyle w:val="Hipervnculo"/>
-          </w:rPr>
-          <w:t>https://observatorio.sena.edu.co/clasificacion/cno</w:t>
-        </w:r>
-      </w:hyperlink>
-    </w:p>
-    <w:p>
-      <w:r>
-        <w:t>Servicio Nacional de Aprendizaje (SENA). (2015). Sistema Nacional de Formación para el Trabajo.</w:t>
-      </w:r>
-    </w:p>
-    <w:p>
-      <w:hyperlink r:id="rId19" w:history="1">
-        <w:r>
-          <w:rPr>
-            <w:rStyle w:val="Hipervnculo"/>
-          </w:rPr>
-          <w:t>https://competencias.sena.edu.co/page?3,plantilla,productos-aprobados,O,es,0</w:t>
-        </w:r>
-      </w:hyperlink>
-    </w:p>
-    <w:p>
-      <w:pPr>
-        <w:spacing w:before="0" w:after="160" w:line="259" w:lineRule="auto"/>
-        <w:ind w:firstLine="0"/>
-        <w:rPr>
-          <w:rFonts w:eastAsiaTheme="majorEastAsia" w:cstheme="minorHAnsi"/>
-          <w:b/>
-          <w:bCs/>
-          <w:spacing w:val="-10"/>
-          <w:kern w:val="0"/>
-          <w:sz w:val="36"/>
-          <w:szCs w:val="36"/>
-          <w:bdr w:val="none" w:sz="0" w:space="0" w:color="auto" w:frame="1"/>
-          <w:lang w:eastAsia="es-CO"/>
-          <w14:ligatures w14:val="none"/>
-        </w:rPr>
-      </w:pPr>
+      <w:bookmarkStart w:id="27" w:name="_Toc210264388"/>
+      <w:r>
+        <w:t>Presidencia de la República de Colombia. (1989). Decreto 624 de 1989 (Estatuto Tributario). Bogotá, Colombia. </w:t>
+      </w:r>
+    </w:p>
+    <w:p>
+      <w:r>
+        <w:lastRenderedPageBreak/>
+        <w:t> Presidencia de la República de Colombia. (1993). Decreto 2650 de 1993 (Plan Único de Cuentas para comerciantes). Bogotá, Colombia. </w:t>
+      </w:r>
+    </w:p>
+    <w:p>
+      <w:r>
+        <w:t>Presidencia de la República de Colombia. (2015). Decreto 2420 de 2015. Por el cual se compilan y actualizan los marcos técnicos normativos de información financiera y de aseguramiento de la información. Bogotá, Colombia. </w:t>
+      </w:r>
+    </w:p>
+    <w:p>
+      <w:r>
+        <w:t> </w:t>
+      </w:r>
+    </w:p>
+    <w:p>
       <w:r>
         <w:br w:type="page"/>
       </w:r>
@@ -14889,7 +14956,6 @@
           <w:rFonts w:asciiTheme="minorHAnsi" w:hAnsiTheme="minorHAnsi"/>
         </w:rPr>
       </w:pPr>
-      <w:bookmarkStart w:id="27" w:name="_Toc210264388"/>
       <w:r>
         <w:rPr>
           <w:rFonts w:asciiTheme="minorHAnsi" w:hAnsiTheme="minorHAnsi"/>
@@ -16192,8 +16258,8 @@
       </w:pPr>
     </w:p>
     <w:sectPr>
-      <w:headerReference w:type="default" r:id="rId20"/>
-      <w:footerReference w:type="default" r:id="rId21"/>
+      <w:headerReference w:type="default" r:id="rId18"/>
+      <w:footerReference w:type="default" r:id="rId19"/>
       <w:pgSz w:w="12240" w:h="15840"/>
       <w:pgMar w:top="1701" w:right="1134" w:bottom="1134" w:left="1134" w:header="709" w:footer="737" w:gutter="0"/>
       <w:pgNumType w:start="1"/>
@@ -23623,13 +23689,13 @@
 </file>
 
 <file path=customXml/itemProps2.xml><?xml version="1.0" encoding="utf-8"?>
-<ds:datastoreItem xmlns:ds="http://schemas.openxmlformats.org/officeDocument/2006/customXml" ds:itemID="{B6609188-36E0-4604-8C2A-EA5C46C5D382}"/>
+<ds:datastoreItem xmlns:ds="http://schemas.openxmlformats.org/officeDocument/2006/customXml" ds:itemID="{FFEE8488-B3A5-4817-A824-AB95A98933A9}"/>
 </file>
 
 <file path=customXml/itemProps3.xml><?xml version="1.0" encoding="utf-8"?>
-<ds:datastoreItem xmlns:ds="http://schemas.openxmlformats.org/officeDocument/2006/customXml" ds:itemID="{D05A9514-F39F-4AD9-8AF2-B5B9C78C605E}"/>
+<ds:datastoreItem xmlns:ds="http://schemas.openxmlformats.org/officeDocument/2006/customXml" ds:itemID="{7B087026-C6A9-482B-B682-90E8DB858210}"/>
 </file>
 
 <file path=customXml/itemProps4.xml><?xml version="1.0" encoding="utf-8"?>
-<ds:datastoreItem xmlns:ds="http://schemas.openxmlformats.org/officeDocument/2006/customXml" ds:itemID="{B994BCBB-E152-4014-88E3-8AFADAE113C8}"/>
+<ds:datastoreItem xmlns:ds="http://schemas.openxmlformats.org/officeDocument/2006/customXml" ds:itemID="{64AA4BF0-98DB-47FD-9869-9ECFDF15048D}"/>
 </file>